--- a/Notizen.docx
+++ b/Notizen.docx
@@ -149,7 +149,7 @@
         <w:pStyle w:val="Listenabsatz"/>
         <w:numPr>
           <w:ilvl w:val="0"/>
-          <w:numId w:val="4"/>
+          <w:numId w:val="2"/>
         </w:numPr>
         <w:rPr>
           <w:b/>
@@ -195,7 +195,7 @@
         <w:pStyle w:val="Listenabsatz"/>
         <w:numPr>
           <w:ilvl w:val="1"/>
-          <w:numId w:val="4"/>
+          <w:numId w:val="2"/>
         </w:numPr>
         <w:rPr>
           <w:b/>
@@ -218,7 +218,7 @@
         <w:pStyle w:val="Listenabsatz"/>
         <w:numPr>
           <w:ilvl w:val="1"/>
-          <w:numId w:val="4"/>
+          <w:numId w:val="2"/>
         </w:numPr>
         <w:rPr>
           <w:b/>
@@ -239,7 +239,7 @@
         <w:pStyle w:val="Listenabsatz"/>
         <w:numPr>
           <w:ilvl w:val="1"/>
-          <w:numId w:val="4"/>
+          <w:numId w:val="2"/>
         </w:numPr>
         <w:rPr>
           <w:b/>
@@ -262,7 +262,7 @@
         <w:pStyle w:val="Listenabsatz"/>
         <w:numPr>
           <w:ilvl w:val="1"/>
-          <w:numId w:val="4"/>
+          <w:numId w:val="2"/>
         </w:numPr>
         <w:rPr>
           <w:b/>
@@ -283,7 +283,7 @@
         <w:pStyle w:val="Listenabsatz"/>
         <w:numPr>
           <w:ilvl w:val="1"/>
-          <w:numId w:val="4"/>
+          <w:numId w:val="2"/>
         </w:numPr>
         <w:rPr>
           <w:b/>
@@ -455,7 +455,7 @@
         <w:pStyle w:val="Listenabsatz"/>
         <w:numPr>
           <w:ilvl w:val="0"/>
-          <w:numId w:val="6"/>
+          <w:numId w:val="3"/>
         </w:numPr>
         <w:rPr>
           <w:sz w:val="22"/>
@@ -642,7 +642,7 @@
       <w:pPr>
         <w:numPr>
           <w:ilvl w:val="0"/>
-          <w:numId w:val="39"/>
+          <w:numId w:val="5"/>
         </w:numPr>
         <w:tabs>
           <w:tab w:val="clear" w:pos="720"/>
@@ -672,7 +672,7 @@
       <w:pPr>
         <w:numPr>
           <w:ilvl w:val="0"/>
-          <w:numId w:val="39"/>
+          <w:numId w:val="5"/>
         </w:numPr>
         <w:tabs>
           <w:tab w:val="clear" w:pos="720"/>
@@ -702,7 +702,7 @@
       <w:pPr>
         <w:numPr>
           <w:ilvl w:val="0"/>
-          <w:numId w:val="39"/>
+          <w:numId w:val="5"/>
         </w:numPr>
         <w:tabs>
           <w:tab w:val="clear" w:pos="720"/>
@@ -777,7 +777,7 @@
       <w:pPr>
         <w:numPr>
           <w:ilvl w:val="0"/>
-          <w:numId w:val="40"/>
+          <w:numId w:val="6"/>
         </w:numPr>
         <w:tabs>
           <w:tab w:val="clear" w:pos="720"/>
@@ -816,7 +816,7 @@
       <w:pPr>
         <w:numPr>
           <w:ilvl w:val="0"/>
-          <w:numId w:val="40"/>
+          <w:numId w:val="6"/>
         </w:numPr>
         <w:tabs>
           <w:tab w:val="clear" w:pos="720"/>
@@ -855,7 +855,7 @@
       <w:pPr>
         <w:numPr>
           <w:ilvl w:val="0"/>
-          <w:numId w:val="40"/>
+          <w:numId w:val="6"/>
         </w:numPr>
         <w:tabs>
           <w:tab w:val="clear" w:pos="720"/>
@@ -884,7 +884,7 @@
       <w:pPr>
         <w:numPr>
           <w:ilvl w:val="0"/>
-          <w:numId w:val="40"/>
+          <w:numId w:val="6"/>
         </w:numPr>
         <w:tabs>
           <w:tab w:val="clear" w:pos="720"/>
@@ -952,7 +952,7 @@
         <w:pStyle w:val="Listenabsatz"/>
         <w:numPr>
           <w:ilvl w:val="0"/>
-          <w:numId w:val="6"/>
+          <w:numId w:val="3"/>
         </w:numPr>
         <w:rPr>
           <w:b/>
@@ -988,7 +988,7 @@
         <w:pStyle w:val="Listenabsatz"/>
         <w:numPr>
           <w:ilvl w:val="0"/>
-          <w:numId w:val="6"/>
+          <w:numId w:val="3"/>
         </w:numPr>
         <w:rPr>
           <w:b/>
@@ -1024,7 +1024,7 @@
         <w:pStyle w:val="Listenabsatz"/>
         <w:numPr>
           <w:ilvl w:val="0"/>
-          <w:numId w:val="6"/>
+          <w:numId w:val="3"/>
         </w:numPr>
         <w:rPr>
           <w:b/>
@@ -1060,7 +1060,7 @@
         <w:pStyle w:val="Listenabsatz"/>
         <w:numPr>
           <w:ilvl w:val="0"/>
-          <w:numId w:val="6"/>
+          <w:numId w:val="3"/>
         </w:numPr>
         <w:rPr>
           <w:b/>
@@ -1096,7 +1096,7 @@
         <w:pStyle w:val="Listenabsatz"/>
         <w:numPr>
           <w:ilvl w:val="0"/>
-          <w:numId w:val="6"/>
+          <w:numId w:val="3"/>
         </w:numPr>
         <w:rPr>
           <w:b/>
@@ -1132,7 +1132,7 @@
         <w:pStyle w:val="Listenabsatz"/>
         <w:numPr>
           <w:ilvl w:val="0"/>
-          <w:numId w:val="6"/>
+          <w:numId w:val="3"/>
         </w:numPr>
         <w:rPr>
           <w:b/>
@@ -1216,7 +1216,7 @@
       <w:pPr>
         <w:numPr>
           <w:ilvl w:val="0"/>
-          <w:numId w:val="41"/>
+          <w:numId w:val="7"/>
         </w:numPr>
         <w:tabs>
           <w:tab w:val="clear" w:pos="720"/>
@@ -1254,7 +1254,7 @@
       <w:pPr>
         <w:numPr>
           <w:ilvl w:val="0"/>
-          <w:numId w:val="42"/>
+          <w:numId w:val="8"/>
         </w:numPr>
         <w:tabs>
           <w:tab w:val="clear" w:pos="720"/>
@@ -1297,7 +1297,7 @@
       <w:pPr>
         <w:numPr>
           <w:ilvl w:val="0"/>
-          <w:numId w:val="43"/>
+          <w:numId w:val="9"/>
         </w:numPr>
         <w:tabs>
           <w:tab w:val="clear" w:pos="720"/>
@@ -1319,7 +1319,7 @@
       <w:pPr>
         <w:numPr>
           <w:ilvl w:val="0"/>
-          <w:numId w:val="43"/>
+          <w:numId w:val="9"/>
         </w:numPr>
         <w:tabs>
           <w:tab w:val="clear" w:pos="720"/>
@@ -1340,7 +1340,7 @@
       <w:pPr>
         <w:numPr>
           <w:ilvl w:val="0"/>
-          <w:numId w:val="43"/>
+          <w:numId w:val="9"/>
         </w:numPr>
         <w:tabs>
           <w:tab w:val="clear" w:pos="720"/>
@@ -1356,7 +1356,7 @@
       <w:pPr>
         <w:numPr>
           <w:ilvl w:val="0"/>
-          <w:numId w:val="43"/>
+          <w:numId w:val="9"/>
         </w:numPr>
         <w:tabs>
           <w:tab w:val="clear" w:pos="720"/>
@@ -1422,7 +1422,7 @@
       <w:pPr>
         <w:numPr>
           <w:ilvl w:val="0"/>
-          <w:numId w:val="44"/>
+          <w:numId w:val="10"/>
         </w:numPr>
         <w:tabs>
           <w:tab w:val="clear" w:pos="720"/>
@@ -1443,7 +1443,7 @@
       <w:pPr>
         <w:numPr>
           <w:ilvl w:val="0"/>
-          <w:numId w:val="44"/>
+          <w:numId w:val="10"/>
         </w:numPr>
         <w:tabs>
           <w:tab w:val="clear" w:pos="720"/>
@@ -1459,7 +1459,7 @@
       <w:pPr>
         <w:numPr>
           <w:ilvl w:val="0"/>
-          <w:numId w:val="44"/>
+          <w:numId w:val="10"/>
         </w:numPr>
         <w:tabs>
           <w:tab w:val="clear" w:pos="720"/>
@@ -1477,7 +1477,7 @@
       <w:pPr>
         <w:numPr>
           <w:ilvl w:val="0"/>
-          <w:numId w:val="44"/>
+          <w:numId w:val="10"/>
         </w:numPr>
         <w:tabs>
           <w:tab w:val="clear" w:pos="720"/>
@@ -1498,7 +1498,7 @@
       <w:pPr>
         <w:numPr>
           <w:ilvl w:val="0"/>
-          <w:numId w:val="44"/>
+          <w:numId w:val="10"/>
         </w:numPr>
         <w:tabs>
           <w:tab w:val="clear" w:pos="720"/>
@@ -1514,7 +1514,7 @@
       <w:pPr>
         <w:numPr>
           <w:ilvl w:val="0"/>
-          <w:numId w:val="44"/>
+          <w:numId w:val="10"/>
         </w:numPr>
         <w:tabs>
           <w:tab w:val="clear" w:pos="720"/>
@@ -1871,7 +1871,7 @@
         <w:pStyle w:val="Listenabsatz"/>
         <w:numPr>
           <w:ilvl w:val="0"/>
-          <w:numId w:val="38"/>
+          <w:numId w:val="4"/>
         </w:numPr>
         <w:rPr>
           <w:lang w:val="en-US"/>
@@ -1889,7 +1889,7 @@
         <w:pStyle w:val="Listenabsatz"/>
         <w:numPr>
           <w:ilvl w:val="0"/>
-          <w:numId w:val="38"/>
+          <w:numId w:val="4"/>
         </w:numPr>
         <w:rPr>
           <w:lang w:val="en-US"/>
@@ -1907,7 +1907,7 @@
         <w:pStyle w:val="Listenabsatz"/>
         <w:numPr>
           <w:ilvl w:val="0"/>
-          <w:numId w:val="38"/>
+          <w:numId w:val="4"/>
         </w:numPr>
         <w:rPr>
           <w:lang w:val="en-US"/>
@@ -1925,7 +1925,7 @@
         <w:pStyle w:val="Listenabsatz"/>
         <w:numPr>
           <w:ilvl w:val="0"/>
-          <w:numId w:val="38"/>
+          <w:numId w:val="4"/>
         </w:numPr>
         <w:jc w:val="both"/>
         <w:rPr>
@@ -1939,10 +1939,762 @@
         <w:t>Informed: The people who need to be kept updated on progress or decisions but do not contribute directly to the task.</w:t>
       </w:r>
     </w:p>
+    <w:p>
+      <w:pPr>
+        <w:jc w:val="both"/>
+        <w:rPr>
+          <w:lang w:val="en-US"/>
+        </w:rPr>
+      </w:pPr>
+    </w:p>
+    <w:p>
+      <w:pPr>
+        <w:jc w:val="both"/>
+        <w:rPr>
+          <w:lang w:val="en-US"/>
+        </w:rPr>
+      </w:pPr>
+    </w:p>
+    <w:p>
+      <w:pPr>
+        <w:jc w:val="both"/>
+        <w:rPr>
+          <w:lang w:val="en-US"/>
+        </w:rPr>
+      </w:pPr>
+    </w:p>
+    <w:p>
+      <w:pPr>
+        <w:jc w:val="both"/>
+        <w:rPr>
+          <w:lang w:val="en-US"/>
+        </w:rPr>
+      </w:pPr>
+    </w:p>
+    <w:p>
+      <w:pPr>
+        <w:jc w:val="both"/>
+        <w:rPr>
+          <w:lang w:val="en-US"/>
+        </w:rPr>
+      </w:pPr>
+      <w:hyperlink r:id="rId10" w:history="1">
+        <w:r>
+          <w:rPr>
+            <w:rStyle w:val="Hyperlink"/>
+          </w:rPr>
+          <w:t>Neue EU-Maschinenverordnung: Cybersicherheit im Maschinenbau</w:t>
+        </w:r>
+      </w:hyperlink>
+    </w:p>
+    <w:p>
+      <w:pPr>
+        <w:jc w:val="both"/>
+      </w:pPr>
+      <w:r>
+        <w:t>Neue Maschinenverordnung: Cybersicherheit im Maschinenbau</w:t>
+      </w:r>
+    </w:p>
+    <w:p>
+      <w:r>
+        <w:t xml:space="preserve">1. </w:t>
+      </w:r>
+      <w:proofErr w:type="spellStart"/>
+      <w:r>
+        <w:t>Cybersecurity</w:t>
+      </w:r>
+      <w:proofErr w:type="spellEnd"/>
+      <w:r>
+        <w:t xml:space="preserve"> wird Teil der Maschinensicherheit</w:t>
+      </w:r>
+    </w:p>
+    <w:p>
+      <w:r>
+        <w:t xml:space="preserve">Die EU-Maschinenverordnung (EU) 2023/1230 betrachtet Cyberangriffe nun als mögliches Sicherheitsrisiko für Maschinen. Es geht nicht mehr nur um mechanische oder elektrische Gefährdungen, sondern auch um Manipulationen von Software, Steuerungen und Netzwerkschnittstellen. </w:t>
+      </w:r>
+    </w:p>
+    <w:p>
+      <w:r>
+        <w:t>2. Anforderungen betreffen Hardware, Software und Fernzugriffe</w:t>
+      </w:r>
+    </w:p>
+    <w:p>
+      <w:r>
+        <w:t>Maschinen müssen so entwickelt werden, dass:</w:t>
+      </w:r>
+    </w:p>
+    <w:p>
+      <w:pPr>
+        <w:pStyle w:val="Listenabsatz"/>
+        <w:numPr>
+          <w:ilvl w:val="0"/>
+          <w:numId w:val="11"/>
+        </w:numPr>
+      </w:pPr>
+      <w:r>
+        <w:t>externe Verbindungen und Remote-Zugriffe keine gefährlichen Situationen verursachen,</w:t>
+      </w:r>
+    </w:p>
+    <w:p>
+      <w:pPr>
+        <w:pStyle w:val="Listenabsatz"/>
+        <w:numPr>
+          <w:ilvl w:val="0"/>
+          <w:numId w:val="11"/>
+        </w:numPr>
+      </w:pPr>
+      <w:r>
+        <w:t>sicherheitsrelevante Hardware gegen Manipulation geschützt wird,</w:t>
+      </w:r>
+    </w:p>
+    <w:p>
+      <w:pPr>
+        <w:pStyle w:val="Listenabsatz"/>
+        <w:numPr>
+          <w:ilvl w:val="0"/>
+          <w:numId w:val="11"/>
+        </w:numPr>
+      </w:pPr>
+      <w:r>
+        <w:t>sicherheitsrelevante Software und Daten geschützt werden,</w:t>
+      </w:r>
+    </w:p>
+    <w:p>
+      <w:pPr>
+        <w:pStyle w:val="Listenabsatz"/>
+        <w:numPr>
+          <w:ilvl w:val="0"/>
+          <w:numId w:val="11"/>
+        </w:numPr>
+      </w:pPr>
+      <w:r>
+        <w:t>installierte sicherheitsrelevante Software identifizierbar ist,</w:t>
+      </w:r>
+    </w:p>
+    <w:p>
+      <w:pPr>
+        <w:pStyle w:val="Listenabsatz"/>
+        <w:numPr>
+          <w:ilvl w:val="0"/>
+          <w:numId w:val="11"/>
+        </w:numPr>
+      </w:pPr>
+      <w:r>
+        <w:t xml:space="preserve">Änderungen und Eingriffe nachvollziehbar protokolliert werden. </w:t>
+      </w:r>
+    </w:p>
+    <w:p>
+      <w:r>
+        <w:t>Praktisch bedeutet das z. B.:</w:t>
+      </w:r>
+    </w:p>
+    <w:p>
+      <w:pPr>
+        <w:pStyle w:val="Listenabsatz"/>
+        <w:numPr>
+          <w:ilvl w:val="0"/>
+          <w:numId w:val="11"/>
+        </w:numPr>
+      </w:pPr>
+      <w:r>
+        <w:t>Authentifizierung und Zugriffskontrollen,</w:t>
+      </w:r>
+    </w:p>
+    <w:p>
+      <w:pPr>
+        <w:pStyle w:val="Listenabsatz"/>
+        <w:numPr>
+          <w:ilvl w:val="0"/>
+          <w:numId w:val="11"/>
+        </w:numPr>
+      </w:pPr>
+      <w:r>
+        <w:t>sichere Updates,</w:t>
+      </w:r>
+    </w:p>
+    <w:p>
+      <w:pPr>
+        <w:pStyle w:val="Listenabsatz"/>
+        <w:numPr>
+          <w:ilvl w:val="0"/>
+          <w:numId w:val="11"/>
+        </w:numPr>
+      </w:pPr>
+      <w:proofErr w:type="spellStart"/>
+      <w:r>
+        <w:t>Logging</w:t>
+      </w:r>
+      <w:proofErr w:type="spellEnd"/>
+      <w:r>
+        <w:t>/Audit-Trails,</w:t>
+      </w:r>
+    </w:p>
+    <w:p>
+      <w:pPr>
+        <w:pStyle w:val="Listenabsatz"/>
+        <w:numPr>
+          <w:ilvl w:val="0"/>
+          <w:numId w:val="11"/>
+        </w:numPr>
+      </w:pPr>
+      <w:r>
+        <w:t xml:space="preserve">Integritätsschutz durch Signaturen oder Prüfsummen. </w:t>
+      </w:r>
+    </w:p>
+    <w:p>
+      <w:pPr>
+        <w:rPr>
+          <w:lang w:val="en-US"/>
+        </w:rPr>
+      </w:pPr>
+      <w:r>
+        <w:rPr>
+          <w:lang w:val="en-US"/>
+        </w:rPr>
+        <w:t xml:space="preserve">3. Security by Design </w:t>
+      </w:r>
+      <w:proofErr w:type="spellStart"/>
+      <w:r>
+        <w:rPr>
+          <w:lang w:val="en-US"/>
+        </w:rPr>
+        <w:t>wird</w:t>
+      </w:r>
+      <w:proofErr w:type="spellEnd"/>
+      <w:r>
+        <w:rPr>
+          <w:lang w:val="en-US"/>
+        </w:rPr>
+        <w:t xml:space="preserve"> </w:t>
+      </w:r>
+      <w:proofErr w:type="spellStart"/>
+      <w:r>
+        <w:rPr>
+          <w:lang w:val="en-US"/>
+        </w:rPr>
+        <w:t>erwartet</w:t>
+      </w:r>
+      <w:proofErr w:type="spellEnd"/>
+    </w:p>
+    <w:p>
+      <w:proofErr w:type="spellStart"/>
+      <w:r>
+        <w:t>Cybersecurity</w:t>
+      </w:r>
+      <w:proofErr w:type="spellEnd"/>
+      <w:r>
+        <w:t xml:space="preserve"> muss bereits in der Entwicklung berücksichtigt werden. Hersteller sollen Cyber-Risiken analysieren und entsprechende Schutzmaßnahmen von Anfang an integrieren, statt sie nachträglich hinzuzufügen. </w:t>
+      </w:r>
+    </w:p>
+    <w:p>
+      <w:r>
+        <w:t xml:space="preserve">4. Verbindung zum </w:t>
+      </w:r>
+      <w:proofErr w:type="spellStart"/>
+      <w:r>
+        <w:t>Cyber</w:t>
+      </w:r>
+      <w:proofErr w:type="spellEnd"/>
+      <w:r>
+        <w:t xml:space="preserve"> </w:t>
+      </w:r>
+      <w:proofErr w:type="spellStart"/>
+      <w:r>
+        <w:t>Resilience</w:t>
+      </w:r>
+      <w:proofErr w:type="spellEnd"/>
+      <w:r>
+        <w:t xml:space="preserve"> Act (CRA)</w:t>
+      </w:r>
+    </w:p>
+    <w:p>
+      <w:r>
+        <w:t xml:space="preserve">Für viele intelligente oder vernetzte Maschinen werden sowohl die Maschinenverordnung als auch der </w:t>
+      </w:r>
+      <w:proofErr w:type="spellStart"/>
+      <w:r>
+        <w:t>Cyber</w:t>
+      </w:r>
+      <w:proofErr w:type="spellEnd"/>
+      <w:r>
+        <w:t xml:space="preserve"> </w:t>
+      </w:r>
+      <w:proofErr w:type="spellStart"/>
+      <w:r>
+        <w:t>Resilience</w:t>
+      </w:r>
+      <w:proofErr w:type="spellEnd"/>
+      <w:r>
+        <w:t xml:space="preserve"> Act relevant sein. Maßnahmen für den CRA können gleichzeitig helfen, Anforderungen der Maschinenverordnung zu erfüllen. </w:t>
+      </w:r>
+    </w:p>
+    <w:p>
+      <w:r>
+        <w:t>5. EN 50742 Norm</w:t>
+      </w:r>
+    </w:p>
+    <w:p>
+      <w:r>
+        <w:t>Die zukünftige harmonisierte Norm EN 50742</w:t>
+      </w:r>
+      <w:r>
+        <w:t xml:space="preserve"> </w:t>
+      </w:r>
+      <w:r>
+        <w:t xml:space="preserve">soll Herstellern zeigen, wie die </w:t>
+      </w:r>
+      <w:proofErr w:type="spellStart"/>
+      <w:r>
+        <w:t>Cybersecurity</w:t>
+      </w:r>
+      <w:proofErr w:type="spellEnd"/>
+      <w:r>
+        <w:t>-Anforderungen praktisch umgesetzt werden können. Sie bietet:</w:t>
+      </w:r>
+    </w:p>
+    <w:p/>
+    <w:p>
+      <w:pPr>
+        <w:pStyle w:val="Listenabsatz"/>
+        <w:numPr>
+          <w:ilvl w:val="0"/>
+          <w:numId w:val="12"/>
+        </w:numPr>
+      </w:pPr>
+      <w:r>
+        <w:lastRenderedPageBreak/>
+        <w:t>einen eigenständigen Ansatz für Unternehmen ohne IEC-62443-Erfahrung,</w:t>
+      </w:r>
+    </w:p>
+    <w:p>
+      <w:pPr>
+        <w:pStyle w:val="Listenabsatz"/>
+        <w:numPr>
+          <w:ilvl w:val="0"/>
+          <w:numId w:val="12"/>
+        </w:numPr>
+      </w:pPr>
+      <w:r>
+        <w:t>einen IEC-62443-basierten Ansatz für Unternehmen, die bereits Security-Prozesse etabliert haben</w:t>
+      </w:r>
+    </w:p>
+    <w:p>
+      <w:r>
+        <w:t>6. 20. Januar 2027</w:t>
+      </w:r>
+    </w:p>
+    <w:p>
+      <w:r>
+        <w:t xml:space="preserve">Ab diesem Datum müssen neu in Verkehr gebrachte Maschinen die Anforderungen der neuen Maschinenverordnung erfüllen. Bis dahin läuft die Übergangsphase. </w:t>
+      </w:r>
+    </w:p>
+    <w:p>
+      <w:pPr>
+        <w:jc w:val="both"/>
+      </w:pPr>
+    </w:p>
+    <w:p>
+      <w:pPr>
+        <w:jc w:val="both"/>
+      </w:pPr>
+      <w:hyperlink r:id="rId11" w:history="1">
+        <w:r>
+          <w:rPr>
+            <w:rStyle w:val="Hyperlink"/>
+            <w:lang w:val="en-US"/>
+          </w:rPr>
+          <w:t>EU Machinery Regulation 2023/1230: Cybersecurity Obligations for Manufacturers</w:t>
+        </w:r>
+      </w:hyperlink>
+    </w:p>
+    <w:p>
+      <w:pPr>
+        <w:jc w:val="both"/>
+        <w:rPr>
+          <w:lang w:val="en-US"/>
+        </w:rPr>
+      </w:pPr>
+      <w:r>
+        <w:rPr>
+          <w:lang w:val="en-US"/>
+        </w:rPr>
+        <w:t>New EU Machinery Regulation 2023/1230: Cybersecurity Now Mandatory</w:t>
+      </w:r>
+    </w:p>
+    <w:p/>
+    <w:p>
+      <w:r>
+        <w:t xml:space="preserve">1. </w:t>
+      </w:r>
+      <w:proofErr w:type="spellStart"/>
+      <w:r>
+        <w:t>Cybersecurity</w:t>
+      </w:r>
+      <w:proofErr w:type="spellEnd"/>
+      <w:r>
+        <w:t xml:space="preserve"> wird ab Januar 2027 zur Pflicht im Maschinenbau</w:t>
+      </w:r>
+    </w:p>
+    <w:p>
+      <w:r>
+        <w:t xml:space="preserve">betrachtet </w:t>
+      </w:r>
+      <w:proofErr w:type="spellStart"/>
+      <w:r>
+        <w:t>Cybersecurity</w:t>
+      </w:r>
+      <w:proofErr w:type="spellEnd"/>
+      <w:r>
+        <w:t xml:space="preserve"> als Teil der Maschinensicherheit. Vernetzte Maschinen müssen nicht nur mechanisch und elektrisch sicher sein, sondern auch gegen Manipulationen und Cyberangriffe geschützt werden. </w:t>
+      </w:r>
+    </w:p>
+    <w:p/>
+    <w:p>
+      <w:r>
+        <w:t>2. Die Risikobeurteilung muss Cyberrisiken abdecken</w:t>
+      </w:r>
+    </w:p>
+    <w:p>
+      <w:r>
+        <w:t xml:space="preserve">Hersteller müssen künftig </w:t>
+      </w:r>
+      <w:proofErr w:type="spellStart"/>
+      <w:r>
+        <w:t>Cybersecurity</w:t>
+      </w:r>
+      <w:proofErr w:type="spellEnd"/>
+      <w:r>
+        <w:t xml:space="preserve"> in ihre Risikobeurteilung integrieren. Es reicht nicht mehr, nur Gefährdungen durch bewegliche Teile, Elektrik oder Hydraulik zu betrachten. Auch Risiken durch:</w:t>
+      </w:r>
+    </w:p>
+    <w:p>
+      <w:pPr>
+        <w:pStyle w:val="Listenabsatz"/>
+        <w:numPr>
+          <w:ilvl w:val="0"/>
+          <w:numId w:val="12"/>
+        </w:numPr>
+      </w:pPr>
+      <w:r>
+        <w:t>Remote-Zugriffe</w:t>
+      </w:r>
+    </w:p>
+    <w:p>
+      <w:pPr>
+        <w:pStyle w:val="Listenabsatz"/>
+        <w:numPr>
+          <w:ilvl w:val="0"/>
+          <w:numId w:val="12"/>
+        </w:numPr>
+      </w:pPr>
+      <w:r>
+        <w:t>Netzwerkverbindungen</w:t>
+      </w:r>
+    </w:p>
+    <w:p>
+      <w:pPr>
+        <w:pStyle w:val="Listenabsatz"/>
+        <w:numPr>
+          <w:ilvl w:val="0"/>
+          <w:numId w:val="12"/>
+        </w:numPr>
+      </w:pPr>
+      <w:r>
+        <w:t>IoT-Funktionen</w:t>
+      </w:r>
+    </w:p>
+    <w:p>
+      <w:pPr>
+        <w:pStyle w:val="Listenabsatz"/>
+        <w:numPr>
+          <w:ilvl w:val="0"/>
+          <w:numId w:val="12"/>
+        </w:numPr>
+      </w:pPr>
+      <w:r>
+        <w:t>Software-Manipulationen</w:t>
+      </w:r>
+    </w:p>
+    <w:p>
+      <w:pPr>
+        <w:pStyle w:val="Listenabsatz"/>
+        <w:numPr>
+          <w:ilvl w:val="0"/>
+          <w:numId w:val="12"/>
+        </w:numPr>
+      </w:pPr>
+      <w:r>
+        <w:t>Cyberangriffe</w:t>
+      </w:r>
+    </w:p>
+    <w:p>
+      <w:r>
+        <w:t xml:space="preserve">müssen bewertet und reduziert werden. </w:t>
+      </w:r>
+    </w:p>
+    <w:p/>
+    <w:p>
+      <w:r>
+        <w:t>3. Sicherheitsrelevante Software muss geschützt werden</w:t>
+      </w:r>
+    </w:p>
+    <w:p>
+      <w:r>
+        <w:t>Die Verordnung fordert, dass sicherheitsrelevante Steuerungen und Software gegen:</w:t>
+      </w:r>
+    </w:p>
+    <w:p>
+      <w:pPr>
+        <w:pStyle w:val="Listenabsatz"/>
+        <w:numPr>
+          <w:ilvl w:val="0"/>
+          <w:numId w:val="12"/>
+        </w:numPr>
+      </w:pPr>
+      <w:r>
+        <w:t>unbeabsichtigte Korruption,</w:t>
+      </w:r>
+    </w:p>
+    <w:p>
+      <w:pPr>
+        <w:pStyle w:val="Listenabsatz"/>
+        <w:numPr>
+          <w:ilvl w:val="0"/>
+          <w:numId w:val="12"/>
+        </w:numPr>
+      </w:pPr>
+      <w:r>
+        <w:t>Fehlfunktionen und</w:t>
+      </w:r>
+    </w:p>
+    <w:p>
+      <w:pPr>
+        <w:pStyle w:val="Listenabsatz"/>
+        <w:numPr>
+          <w:ilvl w:val="0"/>
+          <w:numId w:val="12"/>
+        </w:numPr>
+      </w:pPr>
+      <w:r>
+        <w:t>vorsätzliche Manipulationen</w:t>
+      </w:r>
+    </w:p>
+    <w:p/>
+    <w:p>
+      <w:r>
+        <w:lastRenderedPageBreak/>
+        <w:t xml:space="preserve">geschützt werden. Das betrifft insbesondere Maschinen mit </w:t>
+      </w:r>
+      <w:proofErr w:type="spellStart"/>
+      <w:r>
+        <w:t>Safety</w:t>
+      </w:r>
+      <w:proofErr w:type="spellEnd"/>
+      <w:r>
+        <w:t>-PLC, Embedded Software oder Cloud-Anbindung</w:t>
+      </w:r>
+    </w:p>
+    <w:p/>
+    <w:p>
+      <w:r>
+        <w:t>4. L</w:t>
+      </w:r>
+      <w:proofErr w:type="spellStart"/>
+      <w:r>
+        <w:t>ogging</w:t>
+      </w:r>
+      <w:proofErr w:type="spellEnd"/>
+      <w:r>
+        <w:t xml:space="preserve"> und Nachverfolgbarkeit werden wichtiger</w:t>
+      </w:r>
+    </w:p>
+    <w:p>
+      <w:r>
+        <w:t xml:space="preserve">Maschinen sollen Eingriffe und Veränderungen nachvollziehbar dokumentieren können. Dadurch können Manipulationen erkannt und untersucht werden. </w:t>
+      </w:r>
+    </w:p>
+    <w:p/>
+    <w:p>
+      <w:r>
+        <w:t>5. C</w:t>
+      </w:r>
+      <w:proofErr w:type="spellStart"/>
+      <w:r>
+        <w:t>ybersecurity</w:t>
+      </w:r>
+      <w:proofErr w:type="spellEnd"/>
+      <w:r>
+        <w:t xml:space="preserve"> endet nicht mit dem Inverkehrbringen</w:t>
+      </w:r>
+    </w:p>
+    <w:p>
+      <w:pPr>
+        <w:ind w:firstLine="708"/>
+      </w:pPr>
+      <w:r>
+        <w:t>Lifecycle-Ansatz</w:t>
+      </w:r>
+      <w:r>
+        <w:t>:</w:t>
+      </w:r>
+    </w:p>
+    <w:p>
+      <w:pPr>
+        <w:pStyle w:val="Listenabsatz"/>
+        <w:numPr>
+          <w:ilvl w:val="0"/>
+          <w:numId w:val="12"/>
+        </w:numPr>
+      </w:pPr>
+      <w:r>
+        <w:t>Schutzmaßnahmen müssen während des gesamten Produktlebenszyklus erhalten bleiben.</w:t>
+      </w:r>
+    </w:p>
+    <w:p>
+      <w:pPr>
+        <w:pStyle w:val="Listenabsatz"/>
+        <w:numPr>
+          <w:ilvl w:val="0"/>
+          <w:numId w:val="12"/>
+        </w:numPr>
+      </w:pPr>
+      <w:r>
+        <w:t xml:space="preserve">Updates und Sicherheitsmaßnahmen müssen weiter gepflegt werden. </w:t>
+      </w:r>
+    </w:p>
+    <w:p/>
+    <w:p>
+      <w:r>
+        <w:t xml:space="preserve">6. Relevante Normen </w:t>
+      </w:r>
+    </w:p>
+    <w:p>
+      <w:pPr>
+        <w:pStyle w:val="Listenabsatz"/>
+        <w:numPr>
+          <w:ilvl w:val="0"/>
+          <w:numId w:val="12"/>
+        </w:numPr>
+      </w:pPr>
+      <w:r>
+        <w:t xml:space="preserve">IEC 62443 (industrielle </w:t>
+      </w:r>
+      <w:proofErr w:type="spellStart"/>
+      <w:r>
+        <w:t>Cybersecurity</w:t>
+      </w:r>
+      <w:proofErr w:type="spellEnd"/>
+      <w:r>
+        <w:t>)</w:t>
+      </w:r>
+    </w:p>
+    <w:p>
+      <w:pPr>
+        <w:pStyle w:val="Listenabsatz"/>
+        <w:numPr>
+          <w:ilvl w:val="0"/>
+          <w:numId w:val="12"/>
+        </w:numPr>
+      </w:pPr>
+      <w:r>
+        <w:t>EN 50742 (noch in Entwicklung)</w:t>
+      </w:r>
+    </w:p>
+    <w:p>
+      <w:pPr>
+        <w:pStyle w:val="Listenabsatz"/>
+        <w:numPr>
+          <w:ilvl w:val="0"/>
+          <w:numId w:val="12"/>
+        </w:numPr>
+      </w:pPr>
+      <w:r>
+        <w:t>ISO/CD 24882</w:t>
+      </w:r>
+      <w:r>
+        <w:t>n</w:t>
+      </w:r>
+      <w:r>
+        <w:t>(</w:t>
+      </w:r>
+      <w:proofErr w:type="spellStart"/>
+      <w:r>
+        <w:t>Cybersecurity</w:t>
+      </w:r>
+      <w:proofErr w:type="spellEnd"/>
+      <w:r>
+        <w:t xml:space="preserve"> für Landmaschinen) </w:t>
+      </w:r>
+    </w:p>
+    <w:p/>
+    <w:p>
+      <w:r>
+        <w:t>7. Zusammenhang mit CRA und NIS2</w:t>
+      </w:r>
+    </w:p>
+    <w:p>
+      <w:pPr>
+        <w:ind w:firstLine="708"/>
+      </w:pPr>
+      <w:r>
+        <w:t>Die Maschinenverordnung steht nicht isoliert da. Sie ergänzt andere EU-Regelwerke wie:</w:t>
+      </w:r>
+    </w:p>
+    <w:p>
+      <w:pPr>
+        <w:pStyle w:val="Listenabsatz"/>
+        <w:numPr>
+          <w:ilvl w:val="0"/>
+          <w:numId w:val="12"/>
+        </w:numPr>
+      </w:pPr>
+      <w:r>
+        <w:t xml:space="preserve">den </w:t>
+      </w:r>
+      <w:proofErr w:type="spellStart"/>
+      <w:r>
+        <w:t>Cyber</w:t>
+      </w:r>
+      <w:proofErr w:type="spellEnd"/>
+      <w:r>
+        <w:t xml:space="preserve"> </w:t>
+      </w:r>
+      <w:proofErr w:type="spellStart"/>
+      <w:r>
+        <w:t>Resilience</w:t>
+      </w:r>
+      <w:proofErr w:type="spellEnd"/>
+      <w:r>
+        <w:t xml:space="preserve"> Act (CRA)</w:t>
+      </w:r>
+    </w:p>
+    <w:p>
+      <w:pPr>
+        <w:pStyle w:val="Listenabsatz"/>
+        <w:numPr>
+          <w:ilvl w:val="0"/>
+          <w:numId w:val="12"/>
+        </w:numPr>
+      </w:pPr>
+      <w:r>
+        <w:t>die NIS2-Richtlinie</w:t>
+      </w:r>
+    </w:p>
+    <w:p>
+      <w:r>
+        <w:t xml:space="preserve">und sorgt dafür, dass Produkt- und Lieferkettensicherheit stärker zusammenwachsen. </w:t>
+      </w:r>
+    </w:p>
+    <w:p/>
+    <w:p>
+      <w:pPr>
+        <w:jc w:val="both"/>
+      </w:pPr>
+    </w:p>
     <w:sectPr>
-      <w:footerReference w:type="even" r:id="rId10"/>
-      <w:footerReference w:type="default" r:id="rId11"/>
-      <w:footerReference w:type="first" r:id="rId12"/>
+      <w:footerReference w:type="even" r:id="rId12"/>
+      <w:footerReference w:type="default" r:id="rId13"/>
+      <w:footerReference w:type="first" r:id="rId14"/>
       <w:pgSz w:w="11906" w:h="16838"/>
       <w:pgMar w:top="1417" w:right="1417" w:bottom="1134" w:left="1417" w:header="708" w:footer="708" w:gutter="0"/>
       <w:cols w:space="708"/>
@@ -2297,119 +3049,6 @@
     </w:lvl>
   </w:abstractNum>
   <w:abstractNum w:abstractNumId="2" w15:restartNumberingAfterBreak="0">
-    <w:nsid w:val="15D41404"/>
-    <w:multiLevelType w:val="hybridMultilevel"/>
-    <w:tmpl w:val="0B3EA3A2"/>
-    <w:lvl w:ilvl="0" w:tplc="04070001">
-      <w:start w:val="1"/>
-      <w:numFmt w:val="bullet"/>
-      <w:lvlText w:val=""/>
-      <w:lvlJc w:val="left"/>
-      <w:pPr>
-        <w:ind w:left="1080" w:hanging="360"/>
-      </w:pPr>
-      <w:rPr>
-        <w:rFonts w:ascii="Symbol" w:hAnsi="Symbol" w:hint="default"/>
-      </w:rPr>
-    </w:lvl>
-    <w:lvl w:ilvl="1" w:tplc="04070003">
-      <w:start w:val="1"/>
-      <w:numFmt w:val="bullet"/>
-      <w:lvlText w:val="o"/>
-      <w:lvlJc w:val="left"/>
-      <w:pPr>
-        <w:ind w:left="1800" w:hanging="360"/>
-      </w:pPr>
-      <w:rPr>
-        <w:rFonts w:ascii="Courier New" w:hAnsi="Courier New" w:cs="Courier New" w:hint="default"/>
-      </w:rPr>
-    </w:lvl>
-    <w:lvl w:ilvl="2" w:tplc="04070005" w:tentative="1">
-      <w:start w:val="1"/>
-      <w:numFmt w:val="bullet"/>
-      <w:lvlText w:val=""/>
-      <w:lvlJc w:val="left"/>
-      <w:pPr>
-        <w:ind w:left="2520" w:hanging="360"/>
-      </w:pPr>
-      <w:rPr>
-        <w:rFonts w:ascii="Wingdings" w:hAnsi="Wingdings" w:hint="default"/>
-      </w:rPr>
-    </w:lvl>
-    <w:lvl w:ilvl="3" w:tplc="04070001" w:tentative="1">
-      <w:start w:val="1"/>
-      <w:numFmt w:val="bullet"/>
-      <w:lvlText w:val=""/>
-      <w:lvlJc w:val="left"/>
-      <w:pPr>
-        <w:ind w:left="3240" w:hanging="360"/>
-      </w:pPr>
-      <w:rPr>
-        <w:rFonts w:ascii="Symbol" w:hAnsi="Symbol" w:hint="default"/>
-      </w:rPr>
-    </w:lvl>
-    <w:lvl w:ilvl="4" w:tplc="04070003" w:tentative="1">
-      <w:start w:val="1"/>
-      <w:numFmt w:val="bullet"/>
-      <w:lvlText w:val="o"/>
-      <w:lvlJc w:val="left"/>
-      <w:pPr>
-        <w:ind w:left="3960" w:hanging="360"/>
-      </w:pPr>
-      <w:rPr>
-        <w:rFonts w:ascii="Courier New" w:hAnsi="Courier New" w:cs="Courier New" w:hint="default"/>
-      </w:rPr>
-    </w:lvl>
-    <w:lvl w:ilvl="5" w:tplc="04070005" w:tentative="1">
-      <w:start w:val="1"/>
-      <w:numFmt w:val="bullet"/>
-      <w:lvlText w:val=""/>
-      <w:lvlJc w:val="left"/>
-      <w:pPr>
-        <w:ind w:left="4680" w:hanging="360"/>
-      </w:pPr>
-      <w:rPr>
-        <w:rFonts w:ascii="Wingdings" w:hAnsi="Wingdings" w:hint="default"/>
-      </w:rPr>
-    </w:lvl>
-    <w:lvl w:ilvl="6" w:tplc="04070001" w:tentative="1">
-      <w:start w:val="1"/>
-      <w:numFmt w:val="bullet"/>
-      <w:lvlText w:val=""/>
-      <w:lvlJc w:val="left"/>
-      <w:pPr>
-        <w:ind w:left="5400" w:hanging="360"/>
-      </w:pPr>
-      <w:rPr>
-        <w:rFonts w:ascii="Symbol" w:hAnsi="Symbol" w:hint="default"/>
-      </w:rPr>
-    </w:lvl>
-    <w:lvl w:ilvl="7" w:tplc="04070003" w:tentative="1">
-      <w:start w:val="1"/>
-      <w:numFmt w:val="bullet"/>
-      <w:lvlText w:val="o"/>
-      <w:lvlJc w:val="left"/>
-      <w:pPr>
-        <w:ind w:left="6120" w:hanging="360"/>
-      </w:pPr>
-      <w:rPr>
-        <w:rFonts w:ascii="Courier New" w:hAnsi="Courier New" w:cs="Courier New" w:hint="default"/>
-      </w:rPr>
-    </w:lvl>
-    <w:lvl w:ilvl="8" w:tplc="04070005" w:tentative="1">
-      <w:start w:val="1"/>
-      <w:numFmt w:val="bullet"/>
-      <w:lvlText w:val=""/>
-      <w:lvlJc w:val="left"/>
-      <w:pPr>
-        <w:ind w:left="6840" w:hanging="360"/>
-      </w:pPr>
-      <w:rPr>
-        <w:rFonts w:ascii="Wingdings" w:hAnsi="Wingdings" w:hint="default"/>
-      </w:rPr>
-    </w:lvl>
-  </w:abstractNum>
-  <w:abstractNum w:abstractNumId="3" w15:restartNumberingAfterBreak="0">
     <w:nsid w:val="16A9162B"/>
     <w:multiLevelType w:val="multilevel"/>
     <w:tmpl w:val="2814D718"/>
@@ -2558,564 +3197,7 @@
       </w:rPr>
     </w:lvl>
   </w:abstractNum>
-  <w:abstractNum w:abstractNumId="4" w15:restartNumberingAfterBreak="0">
-    <w:nsid w:val="185939B9"/>
-    <w:multiLevelType w:val="hybridMultilevel"/>
-    <w:tmpl w:val="CEE26C50"/>
-    <w:lvl w:ilvl="0" w:tplc="04070003">
-      <w:start w:val="1"/>
-      <w:numFmt w:val="bullet"/>
-      <w:lvlText w:val="o"/>
-      <w:lvlJc w:val="left"/>
-      <w:pPr>
-        <w:ind w:left="1428" w:hanging="360"/>
-      </w:pPr>
-      <w:rPr>
-        <w:rFonts w:ascii="Courier New" w:hAnsi="Courier New" w:cs="Courier New" w:hint="default"/>
-      </w:rPr>
-    </w:lvl>
-    <w:lvl w:ilvl="1" w:tplc="04070003" w:tentative="1">
-      <w:start w:val="1"/>
-      <w:numFmt w:val="bullet"/>
-      <w:lvlText w:val="o"/>
-      <w:lvlJc w:val="left"/>
-      <w:pPr>
-        <w:ind w:left="2148" w:hanging="360"/>
-      </w:pPr>
-      <w:rPr>
-        <w:rFonts w:ascii="Courier New" w:hAnsi="Courier New" w:cs="Courier New" w:hint="default"/>
-      </w:rPr>
-    </w:lvl>
-    <w:lvl w:ilvl="2" w:tplc="04070005" w:tentative="1">
-      <w:start w:val="1"/>
-      <w:numFmt w:val="bullet"/>
-      <w:lvlText w:val=""/>
-      <w:lvlJc w:val="left"/>
-      <w:pPr>
-        <w:ind w:left="2868" w:hanging="360"/>
-      </w:pPr>
-      <w:rPr>
-        <w:rFonts w:ascii="Wingdings" w:hAnsi="Wingdings" w:hint="default"/>
-      </w:rPr>
-    </w:lvl>
-    <w:lvl w:ilvl="3" w:tplc="04070001" w:tentative="1">
-      <w:start w:val="1"/>
-      <w:numFmt w:val="bullet"/>
-      <w:lvlText w:val=""/>
-      <w:lvlJc w:val="left"/>
-      <w:pPr>
-        <w:ind w:left="3588" w:hanging="360"/>
-      </w:pPr>
-      <w:rPr>
-        <w:rFonts w:ascii="Symbol" w:hAnsi="Symbol" w:hint="default"/>
-      </w:rPr>
-    </w:lvl>
-    <w:lvl w:ilvl="4" w:tplc="04070003" w:tentative="1">
-      <w:start w:val="1"/>
-      <w:numFmt w:val="bullet"/>
-      <w:lvlText w:val="o"/>
-      <w:lvlJc w:val="left"/>
-      <w:pPr>
-        <w:ind w:left="4308" w:hanging="360"/>
-      </w:pPr>
-      <w:rPr>
-        <w:rFonts w:ascii="Courier New" w:hAnsi="Courier New" w:cs="Courier New" w:hint="default"/>
-      </w:rPr>
-    </w:lvl>
-    <w:lvl w:ilvl="5" w:tplc="04070005" w:tentative="1">
-      <w:start w:val="1"/>
-      <w:numFmt w:val="bullet"/>
-      <w:lvlText w:val=""/>
-      <w:lvlJc w:val="left"/>
-      <w:pPr>
-        <w:ind w:left="5028" w:hanging="360"/>
-      </w:pPr>
-      <w:rPr>
-        <w:rFonts w:ascii="Wingdings" w:hAnsi="Wingdings" w:hint="default"/>
-      </w:rPr>
-    </w:lvl>
-    <w:lvl w:ilvl="6" w:tplc="04070001" w:tentative="1">
-      <w:start w:val="1"/>
-      <w:numFmt w:val="bullet"/>
-      <w:lvlText w:val=""/>
-      <w:lvlJc w:val="left"/>
-      <w:pPr>
-        <w:ind w:left="5748" w:hanging="360"/>
-      </w:pPr>
-      <w:rPr>
-        <w:rFonts w:ascii="Symbol" w:hAnsi="Symbol" w:hint="default"/>
-      </w:rPr>
-    </w:lvl>
-    <w:lvl w:ilvl="7" w:tplc="04070003" w:tentative="1">
-      <w:start w:val="1"/>
-      <w:numFmt w:val="bullet"/>
-      <w:lvlText w:val="o"/>
-      <w:lvlJc w:val="left"/>
-      <w:pPr>
-        <w:ind w:left="6468" w:hanging="360"/>
-      </w:pPr>
-      <w:rPr>
-        <w:rFonts w:ascii="Courier New" w:hAnsi="Courier New" w:cs="Courier New" w:hint="default"/>
-      </w:rPr>
-    </w:lvl>
-    <w:lvl w:ilvl="8" w:tplc="04070005" w:tentative="1">
-      <w:start w:val="1"/>
-      <w:numFmt w:val="bullet"/>
-      <w:lvlText w:val=""/>
-      <w:lvlJc w:val="left"/>
-      <w:pPr>
-        <w:ind w:left="7188" w:hanging="360"/>
-      </w:pPr>
-      <w:rPr>
-        <w:rFonts w:ascii="Wingdings" w:hAnsi="Wingdings" w:hint="default"/>
-      </w:rPr>
-    </w:lvl>
-  </w:abstractNum>
-  <w:abstractNum w:abstractNumId="5" w15:restartNumberingAfterBreak="0">
-    <w:nsid w:val="21BD18EC"/>
-    <w:multiLevelType w:val="hybridMultilevel"/>
-    <w:tmpl w:val="B0344CF6"/>
-    <w:lvl w:ilvl="0" w:tplc="04070001">
-      <w:start w:val="1"/>
-      <w:numFmt w:val="bullet"/>
-      <w:lvlText w:val=""/>
-      <w:lvlJc w:val="left"/>
-      <w:pPr>
-        <w:ind w:left="1776" w:hanging="360"/>
-      </w:pPr>
-      <w:rPr>
-        <w:rFonts w:ascii="Symbol" w:hAnsi="Symbol" w:hint="default"/>
-      </w:rPr>
-    </w:lvl>
-    <w:lvl w:ilvl="1" w:tplc="04070003" w:tentative="1">
-      <w:start w:val="1"/>
-      <w:numFmt w:val="bullet"/>
-      <w:lvlText w:val="o"/>
-      <w:lvlJc w:val="left"/>
-      <w:pPr>
-        <w:ind w:left="2496" w:hanging="360"/>
-      </w:pPr>
-      <w:rPr>
-        <w:rFonts w:ascii="Courier New" w:hAnsi="Courier New" w:cs="Courier New" w:hint="default"/>
-      </w:rPr>
-    </w:lvl>
-    <w:lvl w:ilvl="2" w:tplc="04070005" w:tentative="1">
-      <w:start w:val="1"/>
-      <w:numFmt w:val="bullet"/>
-      <w:lvlText w:val=""/>
-      <w:lvlJc w:val="left"/>
-      <w:pPr>
-        <w:ind w:left="3216" w:hanging="360"/>
-      </w:pPr>
-      <w:rPr>
-        <w:rFonts w:ascii="Wingdings" w:hAnsi="Wingdings" w:hint="default"/>
-      </w:rPr>
-    </w:lvl>
-    <w:lvl w:ilvl="3" w:tplc="04070001" w:tentative="1">
-      <w:start w:val="1"/>
-      <w:numFmt w:val="bullet"/>
-      <w:lvlText w:val=""/>
-      <w:lvlJc w:val="left"/>
-      <w:pPr>
-        <w:ind w:left="3936" w:hanging="360"/>
-      </w:pPr>
-      <w:rPr>
-        <w:rFonts w:ascii="Symbol" w:hAnsi="Symbol" w:hint="default"/>
-      </w:rPr>
-    </w:lvl>
-    <w:lvl w:ilvl="4" w:tplc="04070003" w:tentative="1">
-      <w:start w:val="1"/>
-      <w:numFmt w:val="bullet"/>
-      <w:lvlText w:val="o"/>
-      <w:lvlJc w:val="left"/>
-      <w:pPr>
-        <w:ind w:left="4656" w:hanging="360"/>
-      </w:pPr>
-      <w:rPr>
-        <w:rFonts w:ascii="Courier New" w:hAnsi="Courier New" w:cs="Courier New" w:hint="default"/>
-      </w:rPr>
-    </w:lvl>
-    <w:lvl w:ilvl="5" w:tplc="04070005" w:tentative="1">
-      <w:start w:val="1"/>
-      <w:numFmt w:val="bullet"/>
-      <w:lvlText w:val=""/>
-      <w:lvlJc w:val="left"/>
-      <w:pPr>
-        <w:ind w:left="5376" w:hanging="360"/>
-      </w:pPr>
-      <w:rPr>
-        <w:rFonts w:ascii="Wingdings" w:hAnsi="Wingdings" w:hint="default"/>
-      </w:rPr>
-    </w:lvl>
-    <w:lvl w:ilvl="6" w:tplc="04070001" w:tentative="1">
-      <w:start w:val="1"/>
-      <w:numFmt w:val="bullet"/>
-      <w:lvlText w:val=""/>
-      <w:lvlJc w:val="left"/>
-      <w:pPr>
-        <w:ind w:left="6096" w:hanging="360"/>
-      </w:pPr>
-      <w:rPr>
-        <w:rFonts w:ascii="Symbol" w:hAnsi="Symbol" w:hint="default"/>
-      </w:rPr>
-    </w:lvl>
-    <w:lvl w:ilvl="7" w:tplc="04070003" w:tentative="1">
-      <w:start w:val="1"/>
-      <w:numFmt w:val="bullet"/>
-      <w:lvlText w:val="o"/>
-      <w:lvlJc w:val="left"/>
-      <w:pPr>
-        <w:ind w:left="6816" w:hanging="360"/>
-      </w:pPr>
-      <w:rPr>
-        <w:rFonts w:ascii="Courier New" w:hAnsi="Courier New" w:cs="Courier New" w:hint="default"/>
-      </w:rPr>
-    </w:lvl>
-    <w:lvl w:ilvl="8" w:tplc="04070005" w:tentative="1">
-      <w:start w:val="1"/>
-      <w:numFmt w:val="bullet"/>
-      <w:lvlText w:val=""/>
-      <w:lvlJc w:val="left"/>
-      <w:pPr>
-        <w:ind w:left="7536" w:hanging="360"/>
-      </w:pPr>
-      <w:rPr>
-        <w:rFonts w:ascii="Wingdings" w:hAnsi="Wingdings" w:hint="default"/>
-      </w:rPr>
-    </w:lvl>
-  </w:abstractNum>
-  <w:abstractNum w:abstractNumId="6" w15:restartNumberingAfterBreak="0">
-    <w:nsid w:val="225C5515"/>
-    <w:multiLevelType w:val="hybridMultilevel"/>
-    <w:tmpl w:val="62A831A2"/>
-    <w:lvl w:ilvl="0" w:tplc="C57CDD12">
-      <w:numFmt w:val="bullet"/>
-      <w:lvlText w:val=""/>
-      <w:lvlJc w:val="left"/>
-      <w:pPr>
-        <w:ind w:left="1068" w:hanging="360"/>
-      </w:pPr>
-      <w:rPr>
-        <w:rFonts w:ascii="Wingdings" w:eastAsiaTheme="minorEastAsia" w:hAnsi="Wingdings" w:cstheme="minorBidi" w:hint="default"/>
-      </w:rPr>
-    </w:lvl>
-    <w:lvl w:ilvl="1" w:tplc="04070003">
-      <w:start w:val="1"/>
-      <w:numFmt w:val="bullet"/>
-      <w:lvlText w:val="o"/>
-      <w:lvlJc w:val="left"/>
-      <w:pPr>
-        <w:ind w:left="1068" w:hanging="360"/>
-      </w:pPr>
-      <w:rPr>
-        <w:rFonts w:ascii="Courier New" w:hAnsi="Courier New" w:cs="Courier New" w:hint="default"/>
-      </w:rPr>
-    </w:lvl>
-    <w:lvl w:ilvl="2" w:tplc="04070005">
-      <w:start w:val="1"/>
-      <w:numFmt w:val="bullet"/>
-      <w:lvlText w:val=""/>
-      <w:lvlJc w:val="left"/>
-      <w:pPr>
-        <w:ind w:left="1788" w:hanging="360"/>
-      </w:pPr>
-      <w:rPr>
-        <w:rFonts w:ascii="Wingdings" w:hAnsi="Wingdings" w:hint="default"/>
-      </w:rPr>
-    </w:lvl>
-    <w:lvl w:ilvl="3" w:tplc="C57CDD12">
-      <w:numFmt w:val="bullet"/>
-      <w:lvlText w:val=""/>
-      <w:lvlJc w:val="left"/>
-      <w:pPr>
-        <w:ind w:left="2160" w:hanging="360"/>
-      </w:pPr>
-      <w:rPr>
-        <w:rFonts w:ascii="Wingdings" w:eastAsiaTheme="minorEastAsia" w:hAnsi="Wingdings" w:cstheme="minorBidi" w:hint="default"/>
-      </w:rPr>
-    </w:lvl>
-    <w:lvl w:ilvl="4" w:tplc="04070003" w:tentative="1">
-      <w:start w:val="1"/>
-      <w:numFmt w:val="bullet"/>
-      <w:lvlText w:val="o"/>
-      <w:lvlJc w:val="left"/>
-      <w:pPr>
-        <w:ind w:left="3228" w:hanging="360"/>
-      </w:pPr>
-      <w:rPr>
-        <w:rFonts w:ascii="Courier New" w:hAnsi="Courier New" w:cs="Courier New" w:hint="default"/>
-      </w:rPr>
-    </w:lvl>
-    <w:lvl w:ilvl="5" w:tplc="04070005" w:tentative="1">
-      <w:start w:val="1"/>
-      <w:numFmt w:val="bullet"/>
-      <w:lvlText w:val=""/>
-      <w:lvlJc w:val="left"/>
-      <w:pPr>
-        <w:ind w:left="3948" w:hanging="360"/>
-      </w:pPr>
-      <w:rPr>
-        <w:rFonts w:ascii="Wingdings" w:hAnsi="Wingdings" w:hint="default"/>
-      </w:rPr>
-    </w:lvl>
-    <w:lvl w:ilvl="6" w:tplc="04070001" w:tentative="1">
-      <w:start w:val="1"/>
-      <w:numFmt w:val="bullet"/>
-      <w:lvlText w:val=""/>
-      <w:lvlJc w:val="left"/>
-      <w:pPr>
-        <w:ind w:left="4668" w:hanging="360"/>
-      </w:pPr>
-      <w:rPr>
-        <w:rFonts w:ascii="Symbol" w:hAnsi="Symbol" w:hint="default"/>
-      </w:rPr>
-    </w:lvl>
-    <w:lvl w:ilvl="7" w:tplc="04070003" w:tentative="1">
-      <w:start w:val="1"/>
-      <w:numFmt w:val="bullet"/>
-      <w:lvlText w:val="o"/>
-      <w:lvlJc w:val="left"/>
-      <w:pPr>
-        <w:ind w:left="5388" w:hanging="360"/>
-      </w:pPr>
-      <w:rPr>
-        <w:rFonts w:ascii="Courier New" w:hAnsi="Courier New" w:cs="Courier New" w:hint="default"/>
-      </w:rPr>
-    </w:lvl>
-    <w:lvl w:ilvl="8" w:tplc="04070005" w:tentative="1">
-      <w:start w:val="1"/>
-      <w:numFmt w:val="bullet"/>
-      <w:lvlText w:val=""/>
-      <w:lvlJc w:val="left"/>
-      <w:pPr>
-        <w:ind w:left="6108" w:hanging="360"/>
-      </w:pPr>
-      <w:rPr>
-        <w:rFonts w:ascii="Wingdings" w:hAnsi="Wingdings" w:hint="default"/>
-      </w:rPr>
-    </w:lvl>
-  </w:abstractNum>
-  <w:abstractNum w:abstractNumId="7" w15:restartNumberingAfterBreak="0">
-    <w:nsid w:val="245E7044"/>
-    <w:multiLevelType w:val="hybridMultilevel"/>
-    <w:tmpl w:val="C9821106"/>
-    <w:lvl w:ilvl="0" w:tplc="C57CDD12">
-      <w:numFmt w:val="bullet"/>
-      <w:lvlText w:val=""/>
-      <w:lvlJc w:val="left"/>
-      <w:pPr>
-        <w:ind w:left="1428" w:hanging="360"/>
-      </w:pPr>
-      <w:rPr>
-        <w:rFonts w:ascii="Wingdings" w:eastAsiaTheme="minorEastAsia" w:hAnsi="Wingdings" w:cstheme="minorBidi" w:hint="default"/>
-      </w:rPr>
-    </w:lvl>
-    <w:lvl w:ilvl="1" w:tplc="04070003" w:tentative="1">
-      <w:start w:val="1"/>
-      <w:numFmt w:val="bullet"/>
-      <w:lvlText w:val="o"/>
-      <w:lvlJc w:val="left"/>
-      <w:pPr>
-        <w:ind w:left="2148" w:hanging="360"/>
-      </w:pPr>
-      <w:rPr>
-        <w:rFonts w:ascii="Courier New" w:hAnsi="Courier New" w:cs="Courier New" w:hint="default"/>
-      </w:rPr>
-    </w:lvl>
-    <w:lvl w:ilvl="2" w:tplc="04070005" w:tentative="1">
-      <w:start w:val="1"/>
-      <w:numFmt w:val="bullet"/>
-      <w:lvlText w:val=""/>
-      <w:lvlJc w:val="left"/>
-      <w:pPr>
-        <w:ind w:left="2868" w:hanging="360"/>
-      </w:pPr>
-      <w:rPr>
-        <w:rFonts w:ascii="Wingdings" w:hAnsi="Wingdings" w:hint="default"/>
-      </w:rPr>
-    </w:lvl>
-    <w:lvl w:ilvl="3" w:tplc="04070001" w:tentative="1">
-      <w:start w:val="1"/>
-      <w:numFmt w:val="bullet"/>
-      <w:lvlText w:val=""/>
-      <w:lvlJc w:val="left"/>
-      <w:pPr>
-        <w:ind w:left="3588" w:hanging="360"/>
-      </w:pPr>
-      <w:rPr>
-        <w:rFonts w:ascii="Symbol" w:hAnsi="Symbol" w:hint="default"/>
-      </w:rPr>
-    </w:lvl>
-    <w:lvl w:ilvl="4" w:tplc="04070003" w:tentative="1">
-      <w:start w:val="1"/>
-      <w:numFmt w:val="bullet"/>
-      <w:lvlText w:val="o"/>
-      <w:lvlJc w:val="left"/>
-      <w:pPr>
-        <w:ind w:left="4308" w:hanging="360"/>
-      </w:pPr>
-      <w:rPr>
-        <w:rFonts w:ascii="Courier New" w:hAnsi="Courier New" w:cs="Courier New" w:hint="default"/>
-      </w:rPr>
-    </w:lvl>
-    <w:lvl w:ilvl="5" w:tplc="04070005" w:tentative="1">
-      <w:start w:val="1"/>
-      <w:numFmt w:val="bullet"/>
-      <w:lvlText w:val=""/>
-      <w:lvlJc w:val="left"/>
-      <w:pPr>
-        <w:ind w:left="5028" w:hanging="360"/>
-      </w:pPr>
-      <w:rPr>
-        <w:rFonts w:ascii="Wingdings" w:hAnsi="Wingdings" w:hint="default"/>
-      </w:rPr>
-    </w:lvl>
-    <w:lvl w:ilvl="6" w:tplc="04070001" w:tentative="1">
-      <w:start w:val="1"/>
-      <w:numFmt w:val="bullet"/>
-      <w:lvlText w:val=""/>
-      <w:lvlJc w:val="left"/>
-      <w:pPr>
-        <w:ind w:left="5748" w:hanging="360"/>
-      </w:pPr>
-      <w:rPr>
-        <w:rFonts w:ascii="Symbol" w:hAnsi="Symbol" w:hint="default"/>
-      </w:rPr>
-    </w:lvl>
-    <w:lvl w:ilvl="7" w:tplc="04070003" w:tentative="1">
-      <w:start w:val="1"/>
-      <w:numFmt w:val="bullet"/>
-      <w:lvlText w:val="o"/>
-      <w:lvlJc w:val="left"/>
-      <w:pPr>
-        <w:ind w:left="6468" w:hanging="360"/>
-      </w:pPr>
-      <w:rPr>
-        <w:rFonts w:ascii="Courier New" w:hAnsi="Courier New" w:cs="Courier New" w:hint="default"/>
-      </w:rPr>
-    </w:lvl>
-    <w:lvl w:ilvl="8" w:tplc="04070005" w:tentative="1">
-      <w:start w:val="1"/>
-      <w:numFmt w:val="bullet"/>
-      <w:lvlText w:val=""/>
-      <w:lvlJc w:val="left"/>
-      <w:pPr>
-        <w:ind w:left="7188" w:hanging="360"/>
-      </w:pPr>
-      <w:rPr>
-        <w:rFonts w:ascii="Wingdings" w:hAnsi="Wingdings" w:hint="default"/>
-      </w:rPr>
-    </w:lvl>
-  </w:abstractNum>
-  <w:abstractNum w:abstractNumId="8" w15:restartNumberingAfterBreak="0">
-    <w:nsid w:val="27261EC0"/>
-    <w:multiLevelType w:val="hybridMultilevel"/>
-    <w:tmpl w:val="5B2408B4"/>
-    <w:lvl w:ilvl="0" w:tplc="FFFFFFFF">
-      <w:numFmt w:val="bullet"/>
-      <w:lvlText w:val=""/>
-      <w:lvlJc w:val="left"/>
-      <w:pPr>
-        <w:ind w:left="1068" w:hanging="360"/>
-      </w:pPr>
-      <w:rPr>
-        <w:rFonts w:ascii="Wingdings" w:eastAsiaTheme="minorEastAsia" w:hAnsi="Wingdings" w:cstheme="minorBidi" w:hint="default"/>
-      </w:rPr>
-    </w:lvl>
-    <w:lvl w:ilvl="1" w:tplc="0407000F">
-      <w:start w:val="1"/>
-      <w:numFmt w:val="decimal"/>
-      <w:lvlText w:val="%2."/>
-      <w:lvlJc w:val="left"/>
-      <w:pPr>
-        <w:ind w:left="1440" w:hanging="360"/>
-      </w:pPr>
-    </w:lvl>
-    <w:lvl w:ilvl="2" w:tplc="FFFFFFFF">
-      <w:start w:val="1"/>
-      <w:numFmt w:val="bullet"/>
-      <w:lvlText w:val=""/>
-      <w:lvlJc w:val="left"/>
-      <w:pPr>
-        <w:ind w:left="1788" w:hanging="360"/>
-      </w:pPr>
-      <w:rPr>
-        <w:rFonts w:ascii="Wingdings" w:hAnsi="Wingdings" w:hint="default"/>
-      </w:rPr>
-    </w:lvl>
-    <w:lvl w:ilvl="3" w:tplc="FFFFFFFF">
-      <w:numFmt w:val="bullet"/>
-      <w:lvlText w:val=""/>
-      <w:lvlJc w:val="left"/>
-      <w:pPr>
-        <w:ind w:left="2160" w:hanging="360"/>
-      </w:pPr>
-      <w:rPr>
-        <w:rFonts w:ascii="Wingdings" w:eastAsiaTheme="minorEastAsia" w:hAnsi="Wingdings" w:cstheme="minorBidi" w:hint="default"/>
-      </w:rPr>
-    </w:lvl>
-    <w:lvl w:ilvl="4" w:tplc="FFFFFFFF" w:tentative="1">
-      <w:start w:val="1"/>
-      <w:numFmt w:val="bullet"/>
-      <w:lvlText w:val="o"/>
-      <w:lvlJc w:val="left"/>
-      <w:pPr>
-        <w:ind w:left="3228" w:hanging="360"/>
-      </w:pPr>
-      <w:rPr>
-        <w:rFonts w:ascii="Courier New" w:hAnsi="Courier New" w:cs="Courier New" w:hint="default"/>
-      </w:rPr>
-    </w:lvl>
-    <w:lvl w:ilvl="5" w:tplc="FFFFFFFF" w:tentative="1">
-      <w:start w:val="1"/>
-      <w:numFmt w:val="bullet"/>
-      <w:lvlText w:val=""/>
-      <w:lvlJc w:val="left"/>
-      <w:pPr>
-        <w:ind w:left="3948" w:hanging="360"/>
-      </w:pPr>
-      <w:rPr>
-        <w:rFonts w:ascii="Wingdings" w:hAnsi="Wingdings" w:hint="default"/>
-      </w:rPr>
-    </w:lvl>
-    <w:lvl w:ilvl="6" w:tplc="FFFFFFFF" w:tentative="1">
-      <w:start w:val="1"/>
-      <w:numFmt w:val="bullet"/>
-      <w:lvlText w:val=""/>
-      <w:lvlJc w:val="left"/>
-      <w:pPr>
-        <w:ind w:left="4668" w:hanging="360"/>
-      </w:pPr>
-      <w:rPr>
-        <w:rFonts w:ascii="Symbol" w:hAnsi="Symbol" w:hint="default"/>
-      </w:rPr>
-    </w:lvl>
-    <w:lvl w:ilvl="7" w:tplc="FFFFFFFF" w:tentative="1">
-      <w:start w:val="1"/>
-      <w:numFmt w:val="bullet"/>
-      <w:lvlText w:val="o"/>
-      <w:lvlJc w:val="left"/>
-      <w:pPr>
-        <w:ind w:left="5388" w:hanging="360"/>
-      </w:pPr>
-      <w:rPr>
-        <w:rFonts w:ascii="Courier New" w:hAnsi="Courier New" w:cs="Courier New" w:hint="default"/>
-      </w:rPr>
-    </w:lvl>
-    <w:lvl w:ilvl="8" w:tplc="FFFFFFFF" w:tentative="1">
-      <w:start w:val="1"/>
-      <w:numFmt w:val="bullet"/>
-      <w:lvlText w:val=""/>
-      <w:lvlJc w:val="left"/>
-      <w:pPr>
-        <w:ind w:left="6108" w:hanging="360"/>
-      </w:pPr>
-      <w:rPr>
-        <w:rFonts w:ascii="Wingdings" w:hAnsi="Wingdings" w:hint="default"/>
-      </w:rPr>
-    </w:lvl>
-  </w:abstractNum>
-  <w:abstractNum w:abstractNumId="9" w15:restartNumberingAfterBreak="0">
+  <w:abstractNum w:abstractNumId="3" w15:restartNumberingAfterBreak="0">
     <w:nsid w:val="278A100C"/>
     <w:multiLevelType w:val="hybridMultilevel"/>
     <w:tmpl w:val="AAEA67F4"/>
@@ -3228,459 +3310,7 @@
       </w:rPr>
     </w:lvl>
   </w:abstractNum>
-  <w:abstractNum w:abstractNumId="10" w15:restartNumberingAfterBreak="0">
-    <w:nsid w:val="27E37279"/>
-    <w:multiLevelType w:val="hybridMultilevel"/>
-    <w:tmpl w:val="25E649E0"/>
-    <w:lvl w:ilvl="0" w:tplc="04070001">
-      <w:start w:val="1"/>
-      <w:numFmt w:val="bullet"/>
-      <w:lvlText w:val=""/>
-      <w:lvlJc w:val="left"/>
-      <w:pPr>
-        <w:ind w:left="1776" w:hanging="360"/>
-      </w:pPr>
-      <w:rPr>
-        <w:rFonts w:ascii="Symbol" w:hAnsi="Symbol" w:hint="default"/>
-      </w:rPr>
-    </w:lvl>
-    <w:lvl w:ilvl="1" w:tplc="FFFFFFFF" w:tentative="1">
-      <w:start w:val="1"/>
-      <w:numFmt w:val="bullet"/>
-      <w:lvlText w:val="o"/>
-      <w:lvlJc w:val="left"/>
-      <w:pPr>
-        <w:ind w:left="2496" w:hanging="360"/>
-      </w:pPr>
-      <w:rPr>
-        <w:rFonts w:ascii="Courier New" w:hAnsi="Courier New" w:cs="Courier New" w:hint="default"/>
-      </w:rPr>
-    </w:lvl>
-    <w:lvl w:ilvl="2" w:tplc="FFFFFFFF" w:tentative="1">
-      <w:start w:val="1"/>
-      <w:numFmt w:val="bullet"/>
-      <w:lvlText w:val=""/>
-      <w:lvlJc w:val="left"/>
-      <w:pPr>
-        <w:ind w:left="3216" w:hanging="360"/>
-      </w:pPr>
-      <w:rPr>
-        <w:rFonts w:ascii="Wingdings" w:hAnsi="Wingdings" w:hint="default"/>
-      </w:rPr>
-    </w:lvl>
-    <w:lvl w:ilvl="3" w:tplc="FFFFFFFF" w:tentative="1">
-      <w:start w:val="1"/>
-      <w:numFmt w:val="bullet"/>
-      <w:lvlText w:val=""/>
-      <w:lvlJc w:val="left"/>
-      <w:pPr>
-        <w:ind w:left="3936" w:hanging="360"/>
-      </w:pPr>
-      <w:rPr>
-        <w:rFonts w:ascii="Symbol" w:hAnsi="Symbol" w:hint="default"/>
-      </w:rPr>
-    </w:lvl>
-    <w:lvl w:ilvl="4" w:tplc="FFFFFFFF" w:tentative="1">
-      <w:start w:val="1"/>
-      <w:numFmt w:val="bullet"/>
-      <w:lvlText w:val="o"/>
-      <w:lvlJc w:val="left"/>
-      <w:pPr>
-        <w:ind w:left="4656" w:hanging="360"/>
-      </w:pPr>
-      <w:rPr>
-        <w:rFonts w:ascii="Courier New" w:hAnsi="Courier New" w:cs="Courier New" w:hint="default"/>
-      </w:rPr>
-    </w:lvl>
-    <w:lvl w:ilvl="5" w:tplc="FFFFFFFF" w:tentative="1">
-      <w:start w:val="1"/>
-      <w:numFmt w:val="bullet"/>
-      <w:lvlText w:val=""/>
-      <w:lvlJc w:val="left"/>
-      <w:pPr>
-        <w:ind w:left="5376" w:hanging="360"/>
-      </w:pPr>
-      <w:rPr>
-        <w:rFonts w:ascii="Wingdings" w:hAnsi="Wingdings" w:hint="default"/>
-      </w:rPr>
-    </w:lvl>
-    <w:lvl w:ilvl="6" w:tplc="FFFFFFFF" w:tentative="1">
-      <w:start w:val="1"/>
-      <w:numFmt w:val="bullet"/>
-      <w:lvlText w:val=""/>
-      <w:lvlJc w:val="left"/>
-      <w:pPr>
-        <w:ind w:left="6096" w:hanging="360"/>
-      </w:pPr>
-      <w:rPr>
-        <w:rFonts w:ascii="Symbol" w:hAnsi="Symbol" w:hint="default"/>
-      </w:rPr>
-    </w:lvl>
-    <w:lvl w:ilvl="7" w:tplc="FFFFFFFF" w:tentative="1">
-      <w:start w:val="1"/>
-      <w:numFmt w:val="bullet"/>
-      <w:lvlText w:val="o"/>
-      <w:lvlJc w:val="left"/>
-      <w:pPr>
-        <w:ind w:left="6816" w:hanging="360"/>
-      </w:pPr>
-      <w:rPr>
-        <w:rFonts w:ascii="Courier New" w:hAnsi="Courier New" w:cs="Courier New" w:hint="default"/>
-      </w:rPr>
-    </w:lvl>
-    <w:lvl w:ilvl="8" w:tplc="FFFFFFFF" w:tentative="1">
-      <w:start w:val="1"/>
-      <w:numFmt w:val="bullet"/>
-      <w:lvlText w:val=""/>
-      <w:lvlJc w:val="left"/>
-      <w:pPr>
-        <w:ind w:left="7536" w:hanging="360"/>
-      </w:pPr>
-      <w:rPr>
-        <w:rFonts w:ascii="Wingdings" w:hAnsi="Wingdings" w:hint="default"/>
-      </w:rPr>
-    </w:lvl>
-  </w:abstractNum>
-  <w:abstractNum w:abstractNumId="11" w15:restartNumberingAfterBreak="0">
-    <w:nsid w:val="2A4C63B7"/>
-    <w:multiLevelType w:val="hybridMultilevel"/>
-    <w:tmpl w:val="7C0E8EE6"/>
-    <w:lvl w:ilvl="0" w:tplc="04070001">
-      <w:start w:val="1"/>
-      <w:numFmt w:val="bullet"/>
-      <w:lvlText w:val=""/>
-      <w:lvlJc w:val="left"/>
-      <w:pPr>
-        <w:ind w:left="720" w:hanging="360"/>
-      </w:pPr>
-      <w:rPr>
-        <w:rFonts w:ascii="Symbol" w:hAnsi="Symbol" w:hint="default"/>
-      </w:rPr>
-    </w:lvl>
-    <w:lvl w:ilvl="1" w:tplc="04070003" w:tentative="1">
-      <w:start w:val="1"/>
-      <w:numFmt w:val="bullet"/>
-      <w:lvlText w:val="o"/>
-      <w:lvlJc w:val="left"/>
-      <w:pPr>
-        <w:ind w:left="1440" w:hanging="360"/>
-      </w:pPr>
-      <w:rPr>
-        <w:rFonts w:ascii="Courier New" w:hAnsi="Courier New" w:cs="Courier New" w:hint="default"/>
-      </w:rPr>
-    </w:lvl>
-    <w:lvl w:ilvl="2" w:tplc="04070005" w:tentative="1">
-      <w:start w:val="1"/>
-      <w:numFmt w:val="bullet"/>
-      <w:lvlText w:val=""/>
-      <w:lvlJc w:val="left"/>
-      <w:pPr>
-        <w:ind w:left="2160" w:hanging="360"/>
-      </w:pPr>
-      <w:rPr>
-        <w:rFonts w:ascii="Wingdings" w:hAnsi="Wingdings" w:hint="default"/>
-      </w:rPr>
-    </w:lvl>
-    <w:lvl w:ilvl="3" w:tplc="04070001" w:tentative="1">
-      <w:start w:val="1"/>
-      <w:numFmt w:val="bullet"/>
-      <w:lvlText w:val=""/>
-      <w:lvlJc w:val="left"/>
-      <w:pPr>
-        <w:ind w:left="2880" w:hanging="360"/>
-      </w:pPr>
-      <w:rPr>
-        <w:rFonts w:ascii="Symbol" w:hAnsi="Symbol" w:hint="default"/>
-      </w:rPr>
-    </w:lvl>
-    <w:lvl w:ilvl="4" w:tplc="04070003" w:tentative="1">
-      <w:start w:val="1"/>
-      <w:numFmt w:val="bullet"/>
-      <w:lvlText w:val="o"/>
-      <w:lvlJc w:val="left"/>
-      <w:pPr>
-        <w:ind w:left="3600" w:hanging="360"/>
-      </w:pPr>
-      <w:rPr>
-        <w:rFonts w:ascii="Courier New" w:hAnsi="Courier New" w:cs="Courier New" w:hint="default"/>
-      </w:rPr>
-    </w:lvl>
-    <w:lvl w:ilvl="5" w:tplc="04070005" w:tentative="1">
-      <w:start w:val="1"/>
-      <w:numFmt w:val="bullet"/>
-      <w:lvlText w:val=""/>
-      <w:lvlJc w:val="left"/>
-      <w:pPr>
-        <w:ind w:left="4320" w:hanging="360"/>
-      </w:pPr>
-      <w:rPr>
-        <w:rFonts w:ascii="Wingdings" w:hAnsi="Wingdings" w:hint="default"/>
-      </w:rPr>
-    </w:lvl>
-    <w:lvl w:ilvl="6" w:tplc="04070001" w:tentative="1">
-      <w:start w:val="1"/>
-      <w:numFmt w:val="bullet"/>
-      <w:lvlText w:val=""/>
-      <w:lvlJc w:val="left"/>
-      <w:pPr>
-        <w:ind w:left="5040" w:hanging="360"/>
-      </w:pPr>
-      <w:rPr>
-        <w:rFonts w:ascii="Symbol" w:hAnsi="Symbol" w:hint="default"/>
-      </w:rPr>
-    </w:lvl>
-    <w:lvl w:ilvl="7" w:tplc="04070003" w:tentative="1">
-      <w:start w:val="1"/>
-      <w:numFmt w:val="bullet"/>
-      <w:lvlText w:val="o"/>
-      <w:lvlJc w:val="left"/>
-      <w:pPr>
-        <w:ind w:left="5760" w:hanging="360"/>
-      </w:pPr>
-      <w:rPr>
-        <w:rFonts w:ascii="Courier New" w:hAnsi="Courier New" w:cs="Courier New" w:hint="default"/>
-      </w:rPr>
-    </w:lvl>
-    <w:lvl w:ilvl="8" w:tplc="04070005" w:tentative="1">
-      <w:start w:val="1"/>
-      <w:numFmt w:val="bullet"/>
-      <w:lvlText w:val=""/>
-      <w:lvlJc w:val="left"/>
-      <w:pPr>
-        <w:ind w:left="6480" w:hanging="360"/>
-      </w:pPr>
-      <w:rPr>
-        <w:rFonts w:ascii="Wingdings" w:hAnsi="Wingdings" w:hint="default"/>
-      </w:rPr>
-    </w:lvl>
-  </w:abstractNum>
-  <w:abstractNum w:abstractNumId="12" w15:restartNumberingAfterBreak="0">
-    <w:nsid w:val="2ABB7CAE"/>
-    <w:multiLevelType w:val="hybridMultilevel"/>
-    <w:tmpl w:val="0100D946"/>
-    <w:lvl w:ilvl="0" w:tplc="04070001">
-      <w:start w:val="1"/>
-      <w:numFmt w:val="bullet"/>
-      <w:lvlText w:val=""/>
-      <w:lvlJc w:val="left"/>
-      <w:pPr>
-        <w:ind w:left="720" w:hanging="360"/>
-      </w:pPr>
-      <w:rPr>
-        <w:rFonts w:ascii="Symbol" w:hAnsi="Symbol" w:hint="default"/>
-      </w:rPr>
-    </w:lvl>
-    <w:lvl w:ilvl="1" w:tplc="04070003" w:tentative="1">
-      <w:start w:val="1"/>
-      <w:numFmt w:val="bullet"/>
-      <w:lvlText w:val="o"/>
-      <w:lvlJc w:val="left"/>
-      <w:pPr>
-        <w:ind w:left="1440" w:hanging="360"/>
-      </w:pPr>
-      <w:rPr>
-        <w:rFonts w:ascii="Courier New" w:hAnsi="Courier New" w:cs="Courier New" w:hint="default"/>
-      </w:rPr>
-    </w:lvl>
-    <w:lvl w:ilvl="2" w:tplc="04070005" w:tentative="1">
-      <w:start w:val="1"/>
-      <w:numFmt w:val="bullet"/>
-      <w:lvlText w:val=""/>
-      <w:lvlJc w:val="left"/>
-      <w:pPr>
-        <w:ind w:left="2160" w:hanging="360"/>
-      </w:pPr>
-      <w:rPr>
-        <w:rFonts w:ascii="Wingdings" w:hAnsi="Wingdings" w:hint="default"/>
-      </w:rPr>
-    </w:lvl>
-    <w:lvl w:ilvl="3" w:tplc="04070001" w:tentative="1">
-      <w:start w:val="1"/>
-      <w:numFmt w:val="bullet"/>
-      <w:lvlText w:val=""/>
-      <w:lvlJc w:val="left"/>
-      <w:pPr>
-        <w:ind w:left="2880" w:hanging="360"/>
-      </w:pPr>
-      <w:rPr>
-        <w:rFonts w:ascii="Symbol" w:hAnsi="Symbol" w:hint="default"/>
-      </w:rPr>
-    </w:lvl>
-    <w:lvl w:ilvl="4" w:tplc="04070003" w:tentative="1">
-      <w:start w:val="1"/>
-      <w:numFmt w:val="bullet"/>
-      <w:lvlText w:val="o"/>
-      <w:lvlJc w:val="left"/>
-      <w:pPr>
-        <w:ind w:left="3600" w:hanging="360"/>
-      </w:pPr>
-      <w:rPr>
-        <w:rFonts w:ascii="Courier New" w:hAnsi="Courier New" w:cs="Courier New" w:hint="default"/>
-      </w:rPr>
-    </w:lvl>
-    <w:lvl w:ilvl="5" w:tplc="04070005" w:tentative="1">
-      <w:start w:val="1"/>
-      <w:numFmt w:val="bullet"/>
-      <w:lvlText w:val=""/>
-      <w:lvlJc w:val="left"/>
-      <w:pPr>
-        <w:ind w:left="4320" w:hanging="360"/>
-      </w:pPr>
-      <w:rPr>
-        <w:rFonts w:ascii="Wingdings" w:hAnsi="Wingdings" w:hint="default"/>
-      </w:rPr>
-    </w:lvl>
-    <w:lvl w:ilvl="6" w:tplc="04070001" w:tentative="1">
-      <w:start w:val="1"/>
-      <w:numFmt w:val="bullet"/>
-      <w:lvlText w:val=""/>
-      <w:lvlJc w:val="left"/>
-      <w:pPr>
-        <w:ind w:left="5040" w:hanging="360"/>
-      </w:pPr>
-      <w:rPr>
-        <w:rFonts w:ascii="Symbol" w:hAnsi="Symbol" w:hint="default"/>
-      </w:rPr>
-    </w:lvl>
-    <w:lvl w:ilvl="7" w:tplc="04070003" w:tentative="1">
-      <w:start w:val="1"/>
-      <w:numFmt w:val="bullet"/>
-      <w:lvlText w:val="o"/>
-      <w:lvlJc w:val="left"/>
-      <w:pPr>
-        <w:ind w:left="5760" w:hanging="360"/>
-      </w:pPr>
-      <w:rPr>
-        <w:rFonts w:ascii="Courier New" w:hAnsi="Courier New" w:cs="Courier New" w:hint="default"/>
-      </w:rPr>
-    </w:lvl>
-    <w:lvl w:ilvl="8" w:tplc="04070005" w:tentative="1">
-      <w:start w:val="1"/>
-      <w:numFmt w:val="bullet"/>
-      <w:lvlText w:val=""/>
-      <w:lvlJc w:val="left"/>
-      <w:pPr>
-        <w:ind w:left="6480" w:hanging="360"/>
-      </w:pPr>
-      <w:rPr>
-        <w:rFonts w:ascii="Wingdings" w:hAnsi="Wingdings" w:hint="default"/>
-      </w:rPr>
-    </w:lvl>
-  </w:abstractNum>
-  <w:abstractNum w:abstractNumId="13" w15:restartNumberingAfterBreak="0">
-    <w:nsid w:val="2C2D021B"/>
-    <w:multiLevelType w:val="hybridMultilevel"/>
-    <w:tmpl w:val="FACA9F00"/>
-    <w:lvl w:ilvl="0" w:tplc="04070001">
-      <w:start w:val="1"/>
-      <w:numFmt w:val="bullet"/>
-      <w:lvlText w:val=""/>
-      <w:lvlJc w:val="left"/>
-      <w:pPr>
-        <w:ind w:left="1428" w:hanging="360"/>
-      </w:pPr>
-      <w:rPr>
-        <w:rFonts w:ascii="Symbol" w:hAnsi="Symbol" w:hint="default"/>
-      </w:rPr>
-    </w:lvl>
-    <w:lvl w:ilvl="1" w:tplc="04070003" w:tentative="1">
-      <w:start w:val="1"/>
-      <w:numFmt w:val="bullet"/>
-      <w:lvlText w:val="o"/>
-      <w:lvlJc w:val="left"/>
-      <w:pPr>
-        <w:ind w:left="2148" w:hanging="360"/>
-      </w:pPr>
-      <w:rPr>
-        <w:rFonts w:ascii="Courier New" w:hAnsi="Courier New" w:cs="Courier New" w:hint="default"/>
-      </w:rPr>
-    </w:lvl>
-    <w:lvl w:ilvl="2" w:tplc="04070005" w:tentative="1">
-      <w:start w:val="1"/>
-      <w:numFmt w:val="bullet"/>
-      <w:lvlText w:val=""/>
-      <w:lvlJc w:val="left"/>
-      <w:pPr>
-        <w:ind w:left="2868" w:hanging="360"/>
-      </w:pPr>
-      <w:rPr>
-        <w:rFonts w:ascii="Wingdings" w:hAnsi="Wingdings" w:hint="default"/>
-      </w:rPr>
-    </w:lvl>
-    <w:lvl w:ilvl="3" w:tplc="04070001" w:tentative="1">
-      <w:start w:val="1"/>
-      <w:numFmt w:val="bullet"/>
-      <w:lvlText w:val=""/>
-      <w:lvlJc w:val="left"/>
-      <w:pPr>
-        <w:ind w:left="3588" w:hanging="360"/>
-      </w:pPr>
-      <w:rPr>
-        <w:rFonts w:ascii="Symbol" w:hAnsi="Symbol" w:hint="default"/>
-      </w:rPr>
-    </w:lvl>
-    <w:lvl w:ilvl="4" w:tplc="04070003" w:tentative="1">
-      <w:start w:val="1"/>
-      <w:numFmt w:val="bullet"/>
-      <w:lvlText w:val="o"/>
-      <w:lvlJc w:val="left"/>
-      <w:pPr>
-        <w:ind w:left="4308" w:hanging="360"/>
-      </w:pPr>
-      <w:rPr>
-        <w:rFonts w:ascii="Courier New" w:hAnsi="Courier New" w:cs="Courier New" w:hint="default"/>
-      </w:rPr>
-    </w:lvl>
-    <w:lvl w:ilvl="5" w:tplc="04070005" w:tentative="1">
-      <w:start w:val="1"/>
-      <w:numFmt w:val="bullet"/>
-      <w:lvlText w:val=""/>
-      <w:lvlJc w:val="left"/>
-      <w:pPr>
-        <w:ind w:left="5028" w:hanging="360"/>
-      </w:pPr>
-      <w:rPr>
-        <w:rFonts w:ascii="Wingdings" w:hAnsi="Wingdings" w:hint="default"/>
-      </w:rPr>
-    </w:lvl>
-    <w:lvl w:ilvl="6" w:tplc="04070001" w:tentative="1">
-      <w:start w:val="1"/>
-      <w:numFmt w:val="bullet"/>
-      <w:lvlText w:val=""/>
-      <w:lvlJc w:val="left"/>
-      <w:pPr>
-        <w:ind w:left="5748" w:hanging="360"/>
-      </w:pPr>
-      <w:rPr>
-        <w:rFonts w:ascii="Symbol" w:hAnsi="Symbol" w:hint="default"/>
-      </w:rPr>
-    </w:lvl>
-    <w:lvl w:ilvl="7" w:tplc="04070003" w:tentative="1">
-      <w:start w:val="1"/>
-      <w:numFmt w:val="bullet"/>
-      <w:lvlText w:val="o"/>
-      <w:lvlJc w:val="left"/>
-      <w:pPr>
-        <w:ind w:left="6468" w:hanging="360"/>
-      </w:pPr>
-      <w:rPr>
-        <w:rFonts w:ascii="Courier New" w:hAnsi="Courier New" w:cs="Courier New" w:hint="default"/>
-      </w:rPr>
-    </w:lvl>
-    <w:lvl w:ilvl="8" w:tplc="04070005" w:tentative="1">
-      <w:start w:val="1"/>
-      <w:numFmt w:val="bullet"/>
-      <w:lvlText w:val=""/>
-      <w:lvlJc w:val="left"/>
-      <w:pPr>
-        <w:ind w:left="7188" w:hanging="360"/>
-      </w:pPr>
-      <w:rPr>
-        <w:rFonts w:ascii="Wingdings" w:hAnsi="Wingdings" w:hint="default"/>
-      </w:rPr>
-    </w:lvl>
-  </w:abstractNum>
-  <w:abstractNum w:abstractNumId="14" w15:restartNumberingAfterBreak="0">
+  <w:abstractNum w:abstractNumId="4" w15:restartNumberingAfterBreak="0">
     <w:nsid w:val="318D3363"/>
     <w:multiLevelType w:val="hybridMultilevel"/>
     <w:tmpl w:val="23D28B28"/>
@@ -3793,10 +3423,10 @@
       </w:rPr>
     </w:lvl>
   </w:abstractNum>
-  <w:abstractNum w:abstractNumId="15" w15:restartNumberingAfterBreak="0">
-    <w:nsid w:val="33910FEC"/>
+  <w:abstractNum w:abstractNumId="5" w15:restartNumberingAfterBreak="0">
+    <w:nsid w:val="43920D0D"/>
     <w:multiLevelType w:val="hybridMultilevel"/>
-    <w:tmpl w:val="EB7ECEB6"/>
+    <w:tmpl w:val="A8483D6A"/>
     <w:lvl w:ilvl="0" w:tplc="04070001">
       <w:start w:val="1"/>
       <w:numFmt w:val="bullet"/>
@@ -3906,720 +3536,7 @@
       </w:rPr>
     </w:lvl>
   </w:abstractNum>
-  <w:abstractNum w:abstractNumId="16" w15:restartNumberingAfterBreak="0">
-    <w:nsid w:val="36BC034E"/>
-    <w:multiLevelType w:val="multilevel"/>
-    <w:tmpl w:val="F1B0A504"/>
-    <w:lvl w:ilvl="0">
-      <w:start w:val="1"/>
-      <w:numFmt w:val="bullet"/>
-      <w:lvlText w:val=""/>
-      <w:lvlJc w:val="left"/>
-      <w:pPr>
-        <w:tabs>
-          <w:tab w:val="num" w:pos="720"/>
-        </w:tabs>
-        <w:ind w:left="720" w:hanging="360"/>
-      </w:pPr>
-      <w:rPr>
-        <w:rFonts w:ascii="Symbol" w:hAnsi="Symbol" w:hint="default"/>
-        <w:sz w:val="20"/>
-      </w:rPr>
-    </w:lvl>
-    <w:lvl w:ilvl="1" w:tentative="1">
-      <w:start w:val="1"/>
-      <w:numFmt w:val="bullet"/>
-      <w:lvlText w:val="o"/>
-      <w:lvlJc w:val="left"/>
-      <w:pPr>
-        <w:tabs>
-          <w:tab w:val="num" w:pos="1440"/>
-        </w:tabs>
-        <w:ind w:left="1440" w:hanging="360"/>
-      </w:pPr>
-      <w:rPr>
-        <w:rFonts w:ascii="Courier New" w:hAnsi="Courier New" w:hint="default"/>
-        <w:sz w:val="20"/>
-      </w:rPr>
-    </w:lvl>
-    <w:lvl w:ilvl="2" w:tentative="1">
-      <w:start w:val="1"/>
-      <w:numFmt w:val="bullet"/>
-      <w:lvlText w:val=""/>
-      <w:lvlJc w:val="left"/>
-      <w:pPr>
-        <w:tabs>
-          <w:tab w:val="num" w:pos="2160"/>
-        </w:tabs>
-        <w:ind w:left="2160" w:hanging="360"/>
-      </w:pPr>
-      <w:rPr>
-        <w:rFonts w:ascii="Wingdings" w:hAnsi="Wingdings" w:hint="default"/>
-        <w:sz w:val="20"/>
-      </w:rPr>
-    </w:lvl>
-    <w:lvl w:ilvl="3" w:tentative="1">
-      <w:start w:val="1"/>
-      <w:numFmt w:val="bullet"/>
-      <w:lvlText w:val=""/>
-      <w:lvlJc w:val="left"/>
-      <w:pPr>
-        <w:tabs>
-          <w:tab w:val="num" w:pos="2880"/>
-        </w:tabs>
-        <w:ind w:left="2880" w:hanging="360"/>
-      </w:pPr>
-      <w:rPr>
-        <w:rFonts w:ascii="Wingdings" w:hAnsi="Wingdings" w:hint="default"/>
-        <w:sz w:val="20"/>
-      </w:rPr>
-    </w:lvl>
-    <w:lvl w:ilvl="4" w:tentative="1">
-      <w:start w:val="1"/>
-      <w:numFmt w:val="bullet"/>
-      <w:lvlText w:val=""/>
-      <w:lvlJc w:val="left"/>
-      <w:pPr>
-        <w:tabs>
-          <w:tab w:val="num" w:pos="3600"/>
-        </w:tabs>
-        <w:ind w:left="3600" w:hanging="360"/>
-      </w:pPr>
-      <w:rPr>
-        <w:rFonts w:ascii="Wingdings" w:hAnsi="Wingdings" w:hint="default"/>
-        <w:sz w:val="20"/>
-      </w:rPr>
-    </w:lvl>
-    <w:lvl w:ilvl="5" w:tentative="1">
-      <w:start w:val="1"/>
-      <w:numFmt w:val="bullet"/>
-      <w:lvlText w:val=""/>
-      <w:lvlJc w:val="left"/>
-      <w:pPr>
-        <w:tabs>
-          <w:tab w:val="num" w:pos="4320"/>
-        </w:tabs>
-        <w:ind w:left="4320" w:hanging="360"/>
-      </w:pPr>
-      <w:rPr>
-        <w:rFonts w:ascii="Wingdings" w:hAnsi="Wingdings" w:hint="default"/>
-        <w:sz w:val="20"/>
-      </w:rPr>
-    </w:lvl>
-    <w:lvl w:ilvl="6" w:tentative="1">
-      <w:start w:val="1"/>
-      <w:numFmt w:val="bullet"/>
-      <w:lvlText w:val=""/>
-      <w:lvlJc w:val="left"/>
-      <w:pPr>
-        <w:tabs>
-          <w:tab w:val="num" w:pos="5040"/>
-        </w:tabs>
-        <w:ind w:left="5040" w:hanging="360"/>
-      </w:pPr>
-      <w:rPr>
-        <w:rFonts w:ascii="Wingdings" w:hAnsi="Wingdings" w:hint="default"/>
-        <w:sz w:val="20"/>
-      </w:rPr>
-    </w:lvl>
-    <w:lvl w:ilvl="7" w:tentative="1">
-      <w:start w:val="1"/>
-      <w:numFmt w:val="bullet"/>
-      <w:lvlText w:val=""/>
-      <w:lvlJc w:val="left"/>
-      <w:pPr>
-        <w:tabs>
-          <w:tab w:val="num" w:pos="5760"/>
-        </w:tabs>
-        <w:ind w:left="5760" w:hanging="360"/>
-      </w:pPr>
-      <w:rPr>
-        <w:rFonts w:ascii="Wingdings" w:hAnsi="Wingdings" w:hint="default"/>
-        <w:sz w:val="20"/>
-      </w:rPr>
-    </w:lvl>
-    <w:lvl w:ilvl="8" w:tentative="1">
-      <w:start w:val="1"/>
-      <w:numFmt w:val="bullet"/>
-      <w:lvlText w:val=""/>
-      <w:lvlJc w:val="left"/>
-      <w:pPr>
-        <w:tabs>
-          <w:tab w:val="num" w:pos="6480"/>
-        </w:tabs>
-        <w:ind w:left="6480" w:hanging="360"/>
-      </w:pPr>
-      <w:rPr>
-        <w:rFonts w:ascii="Wingdings" w:hAnsi="Wingdings" w:hint="default"/>
-        <w:sz w:val="20"/>
-      </w:rPr>
-    </w:lvl>
-  </w:abstractNum>
-  <w:abstractNum w:abstractNumId="17" w15:restartNumberingAfterBreak="0">
-    <w:nsid w:val="37847124"/>
-    <w:multiLevelType w:val="hybridMultilevel"/>
-    <w:tmpl w:val="6220E624"/>
-    <w:lvl w:ilvl="0" w:tplc="C57CDD12">
-      <w:numFmt w:val="bullet"/>
-      <w:lvlText w:val=""/>
-      <w:lvlJc w:val="left"/>
-      <w:pPr>
-        <w:ind w:left="1776" w:hanging="360"/>
-      </w:pPr>
-      <w:rPr>
-        <w:rFonts w:ascii="Wingdings" w:eastAsiaTheme="minorEastAsia" w:hAnsi="Wingdings" w:cstheme="minorBidi" w:hint="default"/>
-      </w:rPr>
-    </w:lvl>
-    <w:lvl w:ilvl="1" w:tplc="04070003" w:tentative="1">
-      <w:start w:val="1"/>
-      <w:numFmt w:val="bullet"/>
-      <w:lvlText w:val="o"/>
-      <w:lvlJc w:val="left"/>
-      <w:pPr>
-        <w:ind w:left="2496" w:hanging="360"/>
-      </w:pPr>
-      <w:rPr>
-        <w:rFonts w:ascii="Courier New" w:hAnsi="Courier New" w:cs="Courier New" w:hint="default"/>
-      </w:rPr>
-    </w:lvl>
-    <w:lvl w:ilvl="2" w:tplc="04070005" w:tentative="1">
-      <w:start w:val="1"/>
-      <w:numFmt w:val="bullet"/>
-      <w:lvlText w:val=""/>
-      <w:lvlJc w:val="left"/>
-      <w:pPr>
-        <w:ind w:left="3216" w:hanging="360"/>
-      </w:pPr>
-      <w:rPr>
-        <w:rFonts w:ascii="Wingdings" w:hAnsi="Wingdings" w:hint="default"/>
-      </w:rPr>
-    </w:lvl>
-    <w:lvl w:ilvl="3" w:tplc="04070001" w:tentative="1">
-      <w:start w:val="1"/>
-      <w:numFmt w:val="bullet"/>
-      <w:lvlText w:val=""/>
-      <w:lvlJc w:val="left"/>
-      <w:pPr>
-        <w:ind w:left="3936" w:hanging="360"/>
-      </w:pPr>
-      <w:rPr>
-        <w:rFonts w:ascii="Symbol" w:hAnsi="Symbol" w:hint="default"/>
-      </w:rPr>
-    </w:lvl>
-    <w:lvl w:ilvl="4" w:tplc="04070003" w:tentative="1">
-      <w:start w:val="1"/>
-      <w:numFmt w:val="bullet"/>
-      <w:lvlText w:val="o"/>
-      <w:lvlJc w:val="left"/>
-      <w:pPr>
-        <w:ind w:left="4656" w:hanging="360"/>
-      </w:pPr>
-      <w:rPr>
-        <w:rFonts w:ascii="Courier New" w:hAnsi="Courier New" w:cs="Courier New" w:hint="default"/>
-      </w:rPr>
-    </w:lvl>
-    <w:lvl w:ilvl="5" w:tplc="04070005" w:tentative="1">
-      <w:start w:val="1"/>
-      <w:numFmt w:val="bullet"/>
-      <w:lvlText w:val=""/>
-      <w:lvlJc w:val="left"/>
-      <w:pPr>
-        <w:ind w:left="5376" w:hanging="360"/>
-      </w:pPr>
-      <w:rPr>
-        <w:rFonts w:ascii="Wingdings" w:hAnsi="Wingdings" w:hint="default"/>
-      </w:rPr>
-    </w:lvl>
-    <w:lvl w:ilvl="6" w:tplc="04070001" w:tentative="1">
-      <w:start w:val="1"/>
-      <w:numFmt w:val="bullet"/>
-      <w:lvlText w:val=""/>
-      <w:lvlJc w:val="left"/>
-      <w:pPr>
-        <w:ind w:left="6096" w:hanging="360"/>
-      </w:pPr>
-      <w:rPr>
-        <w:rFonts w:ascii="Symbol" w:hAnsi="Symbol" w:hint="default"/>
-      </w:rPr>
-    </w:lvl>
-    <w:lvl w:ilvl="7" w:tplc="04070003" w:tentative="1">
-      <w:start w:val="1"/>
-      <w:numFmt w:val="bullet"/>
-      <w:lvlText w:val="o"/>
-      <w:lvlJc w:val="left"/>
-      <w:pPr>
-        <w:ind w:left="6816" w:hanging="360"/>
-      </w:pPr>
-      <w:rPr>
-        <w:rFonts w:ascii="Courier New" w:hAnsi="Courier New" w:cs="Courier New" w:hint="default"/>
-      </w:rPr>
-    </w:lvl>
-    <w:lvl w:ilvl="8" w:tplc="04070005" w:tentative="1">
-      <w:start w:val="1"/>
-      <w:numFmt w:val="bullet"/>
-      <w:lvlText w:val=""/>
-      <w:lvlJc w:val="left"/>
-      <w:pPr>
-        <w:ind w:left="7536" w:hanging="360"/>
-      </w:pPr>
-      <w:rPr>
-        <w:rFonts w:ascii="Wingdings" w:hAnsi="Wingdings" w:hint="default"/>
-      </w:rPr>
-    </w:lvl>
-  </w:abstractNum>
-  <w:abstractNum w:abstractNumId="18" w15:restartNumberingAfterBreak="0">
-    <w:nsid w:val="3AFC03CD"/>
-    <w:multiLevelType w:val="hybridMultilevel"/>
-    <w:tmpl w:val="F7925738"/>
-    <w:lvl w:ilvl="0" w:tplc="04070001">
-      <w:start w:val="1"/>
-      <w:numFmt w:val="bullet"/>
-      <w:lvlText w:val=""/>
-      <w:lvlJc w:val="left"/>
-      <w:pPr>
-        <w:ind w:left="1428" w:hanging="360"/>
-      </w:pPr>
-      <w:rPr>
-        <w:rFonts w:ascii="Symbol" w:hAnsi="Symbol" w:hint="default"/>
-      </w:rPr>
-    </w:lvl>
-    <w:lvl w:ilvl="1" w:tplc="FFFFFFFF" w:tentative="1">
-      <w:start w:val="1"/>
-      <w:numFmt w:val="bullet"/>
-      <w:lvlText w:val="o"/>
-      <w:lvlJc w:val="left"/>
-      <w:pPr>
-        <w:ind w:left="2148" w:hanging="360"/>
-      </w:pPr>
-      <w:rPr>
-        <w:rFonts w:ascii="Courier New" w:hAnsi="Courier New" w:cs="Courier New" w:hint="default"/>
-      </w:rPr>
-    </w:lvl>
-    <w:lvl w:ilvl="2" w:tplc="FFFFFFFF" w:tentative="1">
-      <w:start w:val="1"/>
-      <w:numFmt w:val="bullet"/>
-      <w:lvlText w:val=""/>
-      <w:lvlJc w:val="left"/>
-      <w:pPr>
-        <w:ind w:left="2868" w:hanging="360"/>
-      </w:pPr>
-      <w:rPr>
-        <w:rFonts w:ascii="Wingdings" w:hAnsi="Wingdings" w:hint="default"/>
-      </w:rPr>
-    </w:lvl>
-    <w:lvl w:ilvl="3" w:tplc="FFFFFFFF" w:tentative="1">
-      <w:start w:val="1"/>
-      <w:numFmt w:val="bullet"/>
-      <w:lvlText w:val=""/>
-      <w:lvlJc w:val="left"/>
-      <w:pPr>
-        <w:ind w:left="3588" w:hanging="360"/>
-      </w:pPr>
-      <w:rPr>
-        <w:rFonts w:ascii="Symbol" w:hAnsi="Symbol" w:hint="default"/>
-      </w:rPr>
-    </w:lvl>
-    <w:lvl w:ilvl="4" w:tplc="FFFFFFFF" w:tentative="1">
-      <w:start w:val="1"/>
-      <w:numFmt w:val="bullet"/>
-      <w:lvlText w:val="o"/>
-      <w:lvlJc w:val="left"/>
-      <w:pPr>
-        <w:ind w:left="4308" w:hanging="360"/>
-      </w:pPr>
-      <w:rPr>
-        <w:rFonts w:ascii="Courier New" w:hAnsi="Courier New" w:cs="Courier New" w:hint="default"/>
-      </w:rPr>
-    </w:lvl>
-    <w:lvl w:ilvl="5" w:tplc="FFFFFFFF" w:tentative="1">
-      <w:start w:val="1"/>
-      <w:numFmt w:val="bullet"/>
-      <w:lvlText w:val=""/>
-      <w:lvlJc w:val="left"/>
-      <w:pPr>
-        <w:ind w:left="5028" w:hanging="360"/>
-      </w:pPr>
-      <w:rPr>
-        <w:rFonts w:ascii="Wingdings" w:hAnsi="Wingdings" w:hint="default"/>
-      </w:rPr>
-    </w:lvl>
-    <w:lvl w:ilvl="6" w:tplc="FFFFFFFF" w:tentative="1">
-      <w:start w:val="1"/>
-      <w:numFmt w:val="bullet"/>
-      <w:lvlText w:val=""/>
-      <w:lvlJc w:val="left"/>
-      <w:pPr>
-        <w:ind w:left="5748" w:hanging="360"/>
-      </w:pPr>
-      <w:rPr>
-        <w:rFonts w:ascii="Symbol" w:hAnsi="Symbol" w:hint="default"/>
-      </w:rPr>
-    </w:lvl>
-    <w:lvl w:ilvl="7" w:tplc="FFFFFFFF" w:tentative="1">
-      <w:start w:val="1"/>
-      <w:numFmt w:val="bullet"/>
-      <w:lvlText w:val="o"/>
-      <w:lvlJc w:val="left"/>
-      <w:pPr>
-        <w:ind w:left="6468" w:hanging="360"/>
-      </w:pPr>
-      <w:rPr>
-        <w:rFonts w:ascii="Courier New" w:hAnsi="Courier New" w:cs="Courier New" w:hint="default"/>
-      </w:rPr>
-    </w:lvl>
-    <w:lvl w:ilvl="8" w:tplc="FFFFFFFF" w:tentative="1">
-      <w:start w:val="1"/>
-      <w:numFmt w:val="bullet"/>
-      <w:lvlText w:val=""/>
-      <w:lvlJc w:val="left"/>
-      <w:pPr>
-        <w:ind w:left="7188" w:hanging="360"/>
-      </w:pPr>
-      <w:rPr>
-        <w:rFonts w:ascii="Wingdings" w:hAnsi="Wingdings" w:hint="default"/>
-      </w:rPr>
-    </w:lvl>
-  </w:abstractNum>
-  <w:abstractNum w:abstractNumId="19" w15:restartNumberingAfterBreak="0">
-    <w:nsid w:val="3D620BF4"/>
-    <w:multiLevelType w:val="hybridMultilevel"/>
-    <w:tmpl w:val="A2587AF0"/>
-    <w:lvl w:ilvl="0" w:tplc="3450271C">
-      <w:numFmt w:val="bullet"/>
-      <w:lvlText w:val=""/>
-      <w:lvlJc w:val="left"/>
-      <w:pPr>
-        <w:ind w:left="1068" w:hanging="360"/>
-      </w:pPr>
-      <w:rPr>
-        <w:rFonts w:ascii="Wingdings" w:eastAsiaTheme="minorEastAsia" w:hAnsi="Wingdings" w:cstheme="minorBidi" w:hint="default"/>
-        <w:sz w:val="24"/>
-      </w:rPr>
-    </w:lvl>
-    <w:lvl w:ilvl="1" w:tplc="04070003" w:tentative="1">
-      <w:start w:val="1"/>
-      <w:numFmt w:val="bullet"/>
-      <w:lvlText w:val="o"/>
-      <w:lvlJc w:val="left"/>
-      <w:pPr>
-        <w:ind w:left="1788" w:hanging="360"/>
-      </w:pPr>
-      <w:rPr>
-        <w:rFonts w:ascii="Courier New" w:hAnsi="Courier New" w:cs="Courier New" w:hint="default"/>
-      </w:rPr>
-    </w:lvl>
-    <w:lvl w:ilvl="2" w:tplc="04070005" w:tentative="1">
-      <w:start w:val="1"/>
-      <w:numFmt w:val="bullet"/>
-      <w:lvlText w:val=""/>
-      <w:lvlJc w:val="left"/>
-      <w:pPr>
-        <w:ind w:left="2508" w:hanging="360"/>
-      </w:pPr>
-      <w:rPr>
-        <w:rFonts w:ascii="Wingdings" w:hAnsi="Wingdings" w:hint="default"/>
-      </w:rPr>
-    </w:lvl>
-    <w:lvl w:ilvl="3" w:tplc="04070001" w:tentative="1">
-      <w:start w:val="1"/>
-      <w:numFmt w:val="bullet"/>
-      <w:lvlText w:val=""/>
-      <w:lvlJc w:val="left"/>
-      <w:pPr>
-        <w:ind w:left="3228" w:hanging="360"/>
-      </w:pPr>
-      <w:rPr>
-        <w:rFonts w:ascii="Symbol" w:hAnsi="Symbol" w:hint="default"/>
-      </w:rPr>
-    </w:lvl>
-    <w:lvl w:ilvl="4" w:tplc="04070003" w:tentative="1">
-      <w:start w:val="1"/>
-      <w:numFmt w:val="bullet"/>
-      <w:lvlText w:val="o"/>
-      <w:lvlJc w:val="left"/>
-      <w:pPr>
-        <w:ind w:left="3948" w:hanging="360"/>
-      </w:pPr>
-      <w:rPr>
-        <w:rFonts w:ascii="Courier New" w:hAnsi="Courier New" w:cs="Courier New" w:hint="default"/>
-      </w:rPr>
-    </w:lvl>
-    <w:lvl w:ilvl="5" w:tplc="04070005" w:tentative="1">
-      <w:start w:val="1"/>
-      <w:numFmt w:val="bullet"/>
-      <w:lvlText w:val=""/>
-      <w:lvlJc w:val="left"/>
-      <w:pPr>
-        <w:ind w:left="4668" w:hanging="360"/>
-      </w:pPr>
-      <w:rPr>
-        <w:rFonts w:ascii="Wingdings" w:hAnsi="Wingdings" w:hint="default"/>
-      </w:rPr>
-    </w:lvl>
-    <w:lvl w:ilvl="6" w:tplc="04070001" w:tentative="1">
-      <w:start w:val="1"/>
-      <w:numFmt w:val="bullet"/>
-      <w:lvlText w:val=""/>
-      <w:lvlJc w:val="left"/>
-      <w:pPr>
-        <w:ind w:left="5388" w:hanging="360"/>
-      </w:pPr>
-      <w:rPr>
-        <w:rFonts w:ascii="Symbol" w:hAnsi="Symbol" w:hint="default"/>
-      </w:rPr>
-    </w:lvl>
-    <w:lvl w:ilvl="7" w:tplc="04070003" w:tentative="1">
-      <w:start w:val="1"/>
-      <w:numFmt w:val="bullet"/>
-      <w:lvlText w:val="o"/>
-      <w:lvlJc w:val="left"/>
-      <w:pPr>
-        <w:ind w:left="6108" w:hanging="360"/>
-      </w:pPr>
-      <w:rPr>
-        <w:rFonts w:ascii="Courier New" w:hAnsi="Courier New" w:cs="Courier New" w:hint="default"/>
-      </w:rPr>
-    </w:lvl>
-    <w:lvl w:ilvl="8" w:tplc="04070005" w:tentative="1">
-      <w:start w:val="1"/>
-      <w:numFmt w:val="bullet"/>
-      <w:lvlText w:val=""/>
-      <w:lvlJc w:val="left"/>
-      <w:pPr>
-        <w:ind w:left="6828" w:hanging="360"/>
-      </w:pPr>
-      <w:rPr>
-        <w:rFonts w:ascii="Wingdings" w:hAnsi="Wingdings" w:hint="default"/>
-      </w:rPr>
-    </w:lvl>
-  </w:abstractNum>
-  <w:abstractNum w:abstractNumId="20" w15:restartNumberingAfterBreak="0">
-    <w:nsid w:val="3F2E77A2"/>
-    <w:multiLevelType w:val="multilevel"/>
-    <w:tmpl w:val="C734CD8E"/>
-    <w:lvl w:ilvl="0">
-      <w:start w:val="1"/>
-      <w:numFmt w:val="decimal"/>
-      <w:lvlText w:val="%1."/>
-      <w:lvlJc w:val="left"/>
-      <w:pPr>
-        <w:tabs>
-          <w:tab w:val="num" w:pos="720"/>
-        </w:tabs>
-        <w:ind w:left="720" w:hanging="360"/>
-      </w:pPr>
-    </w:lvl>
-    <w:lvl w:ilvl="1" w:tentative="1">
-      <w:start w:val="1"/>
-      <w:numFmt w:val="decimal"/>
-      <w:lvlText w:val="%2."/>
-      <w:lvlJc w:val="left"/>
-      <w:pPr>
-        <w:tabs>
-          <w:tab w:val="num" w:pos="1440"/>
-        </w:tabs>
-        <w:ind w:left="1440" w:hanging="360"/>
-      </w:pPr>
-    </w:lvl>
-    <w:lvl w:ilvl="2" w:tentative="1">
-      <w:start w:val="1"/>
-      <w:numFmt w:val="decimal"/>
-      <w:lvlText w:val="%3."/>
-      <w:lvlJc w:val="left"/>
-      <w:pPr>
-        <w:tabs>
-          <w:tab w:val="num" w:pos="2160"/>
-        </w:tabs>
-        <w:ind w:left="2160" w:hanging="360"/>
-      </w:pPr>
-    </w:lvl>
-    <w:lvl w:ilvl="3" w:tentative="1">
-      <w:start w:val="1"/>
-      <w:numFmt w:val="decimal"/>
-      <w:lvlText w:val="%4."/>
-      <w:lvlJc w:val="left"/>
-      <w:pPr>
-        <w:tabs>
-          <w:tab w:val="num" w:pos="2880"/>
-        </w:tabs>
-        <w:ind w:left="2880" w:hanging="360"/>
-      </w:pPr>
-    </w:lvl>
-    <w:lvl w:ilvl="4" w:tentative="1">
-      <w:start w:val="1"/>
-      <w:numFmt w:val="decimal"/>
-      <w:lvlText w:val="%5."/>
-      <w:lvlJc w:val="left"/>
-      <w:pPr>
-        <w:tabs>
-          <w:tab w:val="num" w:pos="3600"/>
-        </w:tabs>
-        <w:ind w:left="3600" w:hanging="360"/>
-      </w:pPr>
-    </w:lvl>
-    <w:lvl w:ilvl="5" w:tentative="1">
-      <w:start w:val="1"/>
-      <w:numFmt w:val="decimal"/>
-      <w:lvlText w:val="%6."/>
-      <w:lvlJc w:val="left"/>
-      <w:pPr>
-        <w:tabs>
-          <w:tab w:val="num" w:pos="4320"/>
-        </w:tabs>
-        <w:ind w:left="4320" w:hanging="360"/>
-      </w:pPr>
-    </w:lvl>
-    <w:lvl w:ilvl="6" w:tentative="1">
-      <w:start w:val="1"/>
-      <w:numFmt w:val="decimal"/>
-      <w:lvlText w:val="%7."/>
-      <w:lvlJc w:val="left"/>
-      <w:pPr>
-        <w:tabs>
-          <w:tab w:val="num" w:pos="5040"/>
-        </w:tabs>
-        <w:ind w:left="5040" w:hanging="360"/>
-      </w:pPr>
-    </w:lvl>
-    <w:lvl w:ilvl="7" w:tentative="1">
-      <w:start w:val="1"/>
-      <w:numFmt w:val="decimal"/>
-      <w:lvlText w:val="%8."/>
-      <w:lvlJc w:val="left"/>
-      <w:pPr>
-        <w:tabs>
-          <w:tab w:val="num" w:pos="5760"/>
-        </w:tabs>
-        <w:ind w:left="5760" w:hanging="360"/>
-      </w:pPr>
-    </w:lvl>
-    <w:lvl w:ilvl="8" w:tentative="1">
-      <w:start w:val="1"/>
-      <w:numFmt w:val="decimal"/>
-      <w:lvlText w:val="%9."/>
-      <w:lvlJc w:val="left"/>
-      <w:pPr>
-        <w:tabs>
-          <w:tab w:val="num" w:pos="6480"/>
-        </w:tabs>
-        <w:ind w:left="6480" w:hanging="360"/>
-      </w:pPr>
-    </w:lvl>
-  </w:abstractNum>
-  <w:abstractNum w:abstractNumId="21" w15:restartNumberingAfterBreak="0">
-    <w:nsid w:val="43196B82"/>
-    <w:multiLevelType w:val="hybridMultilevel"/>
-    <w:tmpl w:val="8AA69184"/>
-    <w:lvl w:ilvl="0" w:tplc="04070001">
-      <w:start w:val="1"/>
-      <w:numFmt w:val="bullet"/>
-      <w:lvlText w:val=""/>
-      <w:lvlJc w:val="left"/>
-      <w:pPr>
-        <w:ind w:left="1440" w:hanging="360"/>
-      </w:pPr>
-      <w:rPr>
-        <w:rFonts w:ascii="Symbol" w:hAnsi="Symbol" w:hint="default"/>
-      </w:rPr>
-    </w:lvl>
-    <w:lvl w:ilvl="1" w:tplc="FFFFFFFF">
-      <w:start w:val="1"/>
-      <w:numFmt w:val="bullet"/>
-      <w:lvlText w:val="o"/>
-      <w:lvlJc w:val="left"/>
-      <w:pPr>
-        <w:ind w:left="2160" w:hanging="360"/>
-      </w:pPr>
-      <w:rPr>
-        <w:rFonts w:ascii="Courier New" w:hAnsi="Courier New" w:cs="Courier New" w:hint="default"/>
-      </w:rPr>
-    </w:lvl>
-    <w:lvl w:ilvl="2" w:tplc="FFFFFFFF">
-      <w:start w:val="1"/>
-      <w:numFmt w:val="bullet"/>
-      <w:lvlText w:val=""/>
-      <w:lvlJc w:val="left"/>
-      <w:pPr>
-        <w:ind w:left="2880" w:hanging="360"/>
-      </w:pPr>
-      <w:rPr>
-        <w:rFonts w:ascii="Wingdings" w:hAnsi="Wingdings" w:hint="default"/>
-      </w:rPr>
-    </w:lvl>
-    <w:lvl w:ilvl="3" w:tplc="FFFFFFFF" w:tentative="1">
-      <w:start w:val="1"/>
-      <w:numFmt w:val="bullet"/>
-      <w:lvlText w:val=""/>
-      <w:lvlJc w:val="left"/>
-      <w:pPr>
-        <w:ind w:left="3600" w:hanging="360"/>
-      </w:pPr>
-      <w:rPr>
-        <w:rFonts w:ascii="Symbol" w:hAnsi="Symbol" w:hint="default"/>
-      </w:rPr>
-    </w:lvl>
-    <w:lvl w:ilvl="4" w:tplc="FFFFFFFF" w:tentative="1">
-      <w:start w:val="1"/>
-      <w:numFmt w:val="bullet"/>
-      <w:lvlText w:val="o"/>
-      <w:lvlJc w:val="left"/>
-      <w:pPr>
-        <w:ind w:left="4320" w:hanging="360"/>
-      </w:pPr>
-      <w:rPr>
-        <w:rFonts w:ascii="Courier New" w:hAnsi="Courier New" w:cs="Courier New" w:hint="default"/>
-      </w:rPr>
-    </w:lvl>
-    <w:lvl w:ilvl="5" w:tplc="FFFFFFFF" w:tentative="1">
-      <w:start w:val="1"/>
-      <w:numFmt w:val="bullet"/>
-      <w:lvlText w:val=""/>
-      <w:lvlJc w:val="left"/>
-      <w:pPr>
-        <w:ind w:left="5040" w:hanging="360"/>
-      </w:pPr>
-      <w:rPr>
-        <w:rFonts w:ascii="Wingdings" w:hAnsi="Wingdings" w:hint="default"/>
-      </w:rPr>
-    </w:lvl>
-    <w:lvl w:ilvl="6" w:tplc="FFFFFFFF" w:tentative="1">
-      <w:start w:val="1"/>
-      <w:numFmt w:val="bullet"/>
-      <w:lvlText w:val=""/>
-      <w:lvlJc w:val="left"/>
-      <w:pPr>
-        <w:ind w:left="5760" w:hanging="360"/>
-      </w:pPr>
-      <w:rPr>
-        <w:rFonts w:ascii="Symbol" w:hAnsi="Symbol" w:hint="default"/>
-      </w:rPr>
-    </w:lvl>
-    <w:lvl w:ilvl="7" w:tplc="FFFFFFFF" w:tentative="1">
-      <w:start w:val="1"/>
-      <w:numFmt w:val="bullet"/>
-      <w:lvlText w:val="o"/>
-      <w:lvlJc w:val="left"/>
-      <w:pPr>
-        <w:ind w:left="6480" w:hanging="360"/>
-      </w:pPr>
-      <w:rPr>
-        <w:rFonts w:ascii="Courier New" w:hAnsi="Courier New" w:cs="Courier New" w:hint="default"/>
-      </w:rPr>
-    </w:lvl>
-    <w:lvl w:ilvl="8" w:tplc="FFFFFFFF" w:tentative="1">
-      <w:start w:val="1"/>
-      <w:numFmt w:val="bullet"/>
-      <w:lvlText w:val=""/>
-      <w:lvlJc w:val="left"/>
-      <w:pPr>
-        <w:ind w:left="7200" w:hanging="360"/>
-      </w:pPr>
-      <w:rPr>
-        <w:rFonts w:ascii="Wingdings" w:hAnsi="Wingdings" w:hint="default"/>
-      </w:rPr>
-    </w:lvl>
-  </w:abstractNum>
-  <w:abstractNum w:abstractNumId="22" w15:restartNumberingAfterBreak="0">
+  <w:abstractNum w:abstractNumId="6" w15:restartNumberingAfterBreak="0">
     <w:nsid w:val="44C1518E"/>
     <w:multiLevelType w:val="multilevel"/>
     <w:tmpl w:val="F3103C1C"/>
@@ -4768,683 +3685,120 @@
       </w:rPr>
     </w:lvl>
   </w:abstractNum>
-  <w:abstractNum w:abstractNumId="23" w15:restartNumberingAfterBreak="0">
-    <w:nsid w:val="4A167DC8"/>
+  <w:abstractNum w:abstractNumId="7" w15:restartNumberingAfterBreak="0">
+    <w:nsid w:val="51183F92"/>
     <w:multiLevelType w:val="hybridMultilevel"/>
-    <w:tmpl w:val="427027A2"/>
-    <w:lvl w:ilvl="0" w:tplc="0407000F">
-      <w:start w:val="1"/>
-      <w:numFmt w:val="decimal"/>
-      <w:lvlText w:val="%1."/>
+    <w:tmpl w:val="1BD87942"/>
+    <w:lvl w:ilvl="0" w:tplc="04070001">
+      <w:start w:val="1"/>
+      <w:numFmt w:val="bullet"/>
+      <w:lvlText w:val=""/>
+      <w:lvlJc w:val="left"/>
+      <w:pPr>
+        <w:ind w:left="720" w:hanging="360"/>
+      </w:pPr>
+      <w:rPr>
+        <w:rFonts w:ascii="Symbol" w:hAnsi="Symbol" w:hint="default"/>
+      </w:rPr>
+    </w:lvl>
+    <w:lvl w:ilvl="1" w:tplc="04070003" w:tentative="1">
+      <w:start w:val="1"/>
+      <w:numFmt w:val="bullet"/>
+      <w:lvlText w:val="o"/>
       <w:lvlJc w:val="left"/>
       <w:pPr>
         <w:ind w:left="1440" w:hanging="360"/>
       </w:pPr>
       <w:rPr>
-        <w:rFonts w:hint="default"/>
-      </w:rPr>
-    </w:lvl>
-    <w:lvl w:ilvl="1" w:tplc="FFFFFFFF">
+        <w:rFonts w:ascii="Courier New" w:hAnsi="Courier New" w:cs="Courier New" w:hint="default"/>
+      </w:rPr>
+    </w:lvl>
+    <w:lvl w:ilvl="2" w:tplc="04070005" w:tentative="1">
+      <w:start w:val="1"/>
+      <w:numFmt w:val="bullet"/>
+      <w:lvlText w:val=""/>
+      <w:lvlJc w:val="left"/>
+      <w:pPr>
+        <w:ind w:left="2160" w:hanging="360"/>
+      </w:pPr>
+      <w:rPr>
+        <w:rFonts w:ascii="Wingdings" w:hAnsi="Wingdings" w:hint="default"/>
+      </w:rPr>
+    </w:lvl>
+    <w:lvl w:ilvl="3" w:tplc="04070001" w:tentative="1">
+      <w:start w:val="1"/>
+      <w:numFmt w:val="bullet"/>
+      <w:lvlText w:val=""/>
+      <w:lvlJc w:val="left"/>
+      <w:pPr>
+        <w:ind w:left="2880" w:hanging="360"/>
+      </w:pPr>
+      <w:rPr>
+        <w:rFonts w:ascii="Symbol" w:hAnsi="Symbol" w:hint="default"/>
+      </w:rPr>
+    </w:lvl>
+    <w:lvl w:ilvl="4" w:tplc="04070003" w:tentative="1">
       <w:start w:val="1"/>
       <w:numFmt w:val="bullet"/>
       <w:lvlText w:val="o"/>
       <w:lvlJc w:val="left"/>
       <w:pPr>
-        <w:ind w:left="2160" w:hanging="360"/>
+        <w:ind w:left="3600" w:hanging="360"/>
       </w:pPr>
       <w:rPr>
         <w:rFonts w:ascii="Courier New" w:hAnsi="Courier New" w:cs="Courier New" w:hint="default"/>
       </w:rPr>
     </w:lvl>
-    <w:lvl w:ilvl="2" w:tplc="FFFFFFFF">
-      <w:start w:val="1"/>
-      <w:numFmt w:val="bullet"/>
-      <w:lvlText w:val=""/>
-      <w:lvlJc w:val="left"/>
-      <w:pPr>
-        <w:ind w:left="2880" w:hanging="360"/>
-      </w:pPr>
-      <w:rPr>
-        <w:rFonts w:ascii="Wingdings" w:hAnsi="Wingdings" w:hint="default"/>
-      </w:rPr>
-    </w:lvl>
-    <w:lvl w:ilvl="3" w:tplc="FFFFFFFF" w:tentative="1">
+    <w:lvl w:ilvl="5" w:tplc="04070005" w:tentative="1">
+      <w:start w:val="1"/>
+      <w:numFmt w:val="bullet"/>
+      <w:lvlText w:val=""/>
+      <w:lvlJc w:val="left"/>
+      <w:pPr>
+        <w:ind w:left="4320" w:hanging="360"/>
+      </w:pPr>
+      <w:rPr>
+        <w:rFonts w:ascii="Wingdings" w:hAnsi="Wingdings" w:hint="default"/>
+      </w:rPr>
+    </w:lvl>
+    <w:lvl w:ilvl="6" w:tplc="04070001" w:tentative="1">
       <w:start w:val="1"/>
       <w:numFmt w:val="bullet"/>
       <w:lvlText w:val=""/>
       <w:lvlJc w:val="left"/>
       <w:pPr>
-        <w:ind w:left="3600" w:hanging="360"/>
+        <w:ind w:left="5040" w:hanging="360"/>
       </w:pPr>
       <w:rPr>
         <w:rFonts w:ascii="Symbol" w:hAnsi="Symbol" w:hint="default"/>
       </w:rPr>
     </w:lvl>
-    <w:lvl w:ilvl="4" w:tplc="FFFFFFFF" w:tentative="1">
+    <w:lvl w:ilvl="7" w:tplc="04070003" w:tentative="1">
       <w:start w:val="1"/>
       <w:numFmt w:val="bullet"/>
       <w:lvlText w:val="o"/>
       <w:lvlJc w:val="left"/>
       <w:pPr>
-        <w:ind w:left="4320" w:hanging="360"/>
+        <w:ind w:left="5760" w:hanging="360"/>
       </w:pPr>
       <w:rPr>
         <w:rFonts w:ascii="Courier New" w:hAnsi="Courier New" w:cs="Courier New" w:hint="default"/>
       </w:rPr>
     </w:lvl>
-    <w:lvl w:ilvl="5" w:tplc="FFFFFFFF" w:tentative="1">
-      <w:start w:val="1"/>
-      <w:numFmt w:val="bullet"/>
-      <w:lvlText w:val=""/>
-      <w:lvlJc w:val="left"/>
-      <w:pPr>
-        <w:ind w:left="5040" w:hanging="360"/>
-      </w:pPr>
-      <w:rPr>
-        <w:rFonts w:ascii="Wingdings" w:hAnsi="Wingdings" w:hint="default"/>
-      </w:rPr>
-    </w:lvl>
-    <w:lvl w:ilvl="6" w:tplc="FFFFFFFF" w:tentative="1">
-      <w:start w:val="1"/>
-      <w:numFmt w:val="bullet"/>
-      <w:lvlText w:val=""/>
-      <w:lvlJc w:val="left"/>
-      <w:pPr>
-        <w:ind w:left="5760" w:hanging="360"/>
-      </w:pPr>
-      <w:rPr>
-        <w:rFonts w:ascii="Symbol" w:hAnsi="Symbol" w:hint="default"/>
-      </w:rPr>
-    </w:lvl>
-    <w:lvl w:ilvl="7" w:tplc="FFFFFFFF" w:tentative="1">
-      <w:start w:val="1"/>
-      <w:numFmt w:val="bullet"/>
-      <w:lvlText w:val="o"/>
+    <w:lvl w:ilvl="8" w:tplc="04070005" w:tentative="1">
+      <w:start w:val="1"/>
+      <w:numFmt w:val="bullet"/>
+      <w:lvlText w:val=""/>
       <w:lvlJc w:val="left"/>
       <w:pPr>
         <w:ind w:left="6480" w:hanging="360"/>
       </w:pPr>
       <w:rPr>
-        <w:rFonts w:ascii="Courier New" w:hAnsi="Courier New" w:cs="Courier New" w:hint="default"/>
-      </w:rPr>
-    </w:lvl>
-    <w:lvl w:ilvl="8" w:tplc="FFFFFFFF" w:tentative="1">
-      <w:start w:val="1"/>
-      <w:numFmt w:val="bullet"/>
-      <w:lvlText w:val=""/>
-      <w:lvlJc w:val="left"/>
-      <w:pPr>
-        <w:ind w:left="7200" w:hanging="360"/>
-      </w:pPr>
-      <w:rPr>
         <w:rFonts w:ascii="Wingdings" w:hAnsi="Wingdings" w:hint="default"/>
       </w:rPr>
     </w:lvl>
   </w:abstractNum>
-  <w:abstractNum w:abstractNumId="24" w15:restartNumberingAfterBreak="0">
-    <w:nsid w:val="4CCF549E"/>
-    <w:multiLevelType w:val="hybridMultilevel"/>
-    <w:tmpl w:val="D7325B78"/>
-    <w:lvl w:ilvl="0" w:tplc="04070001">
-      <w:start w:val="1"/>
-      <w:numFmt w:val="bullet"/>
-      <w:lvlText w:val=""/>
-      <w:lvlJc w:val="left"/>
-      <w:pPr>
-        <w:ind w:left="720" w:hanging="360"/>
-      </w:pPr>
-      <w:rPr>
-        <w:rFonts w:ascii="Symbol" w:hAnsi="Symbol" w:hint="default"/>
-      </w:rPr>
-    </w:lvl>
-    <w:lvl w:ilvl="1" w:tplc="04070003" w:tentative="1">
-      <w:start w:val="1"/>
-      <w:numFmt w:val="bullet"/>
-      <w:lvlText w:val="o"/>
-      <w:lvlJc w:val="left"/>
-      <w:pPr>
-        <w:ind w:left="1440" w:hanging="360"/>
-      </w:pPr>
-      <w:rPr>
-        <w:rFonts w:ascii="Courier New" w:hAnsi="Courier New" w:cs="Courier New" w:hint="default"/>
-      </w:rPr>
-    </w:lvl>
-    <w:lvl w:ilvl="2" w:tplc="04070005" w:tentative="1">
-      <w:start w:val="1"/>
-      <w:numFmt w:val="bullet"/>
-      <w:lvlText w:val=""/>
-      <w:lvlJc w:val="left"/>
-      <w:pPr>
-        <w:ind w:left="2160" w:hanging="360"/>
-      </w:pPr>
-      <w:rPr>
-        <w:rFonts w:ascii="Wingdings" w:hAnsi="Wingdings" w:hint="default"/>
-      </w:rPr>
-    </w:lvl>
-    <w:lvl w:ilvl="3" w:tplc="04070001" w:tentative="1">
-      <w:start w:val="1"/>
-      <w:numFmt w:val="bullet"/>
-      <w:lvlText w:val=""/>
-      <w:lvlJc w:val="left"/>
-      <w:pPr>
-        <w:ind w:left="2880" w:hanging="360"/>
-      </w:pPr>
-      <w:rPr>
-        <w:rFonts w:ascii="Symbol" w:hAnsi="Symbol" w:hint="default"/>
-      </w:rPr>
-    </w:lvl>
-    <w:lvl w:ilvl="4" w:tplc="04070003" w:tentative="1">
-      <w:start w:val="1"/>
-      <w:numFmt w:val="bullet"/>
-      <w:lvlText w:val="o"/>
-      <w:lvlJc w:val="left"/>
-      <w:pPr>
-        <w:ind w:left="3600" w:hanging="360"/>
-      </w:pPr>
-      <w:rPr>
-        <w:rFonts w:ascii="Courier New" w:hAnsi="Courier New" w:cs="Courier New" w:hint="default"/>
-      </w:rPr>
-    </w:lvl>
-    <w:lvl w:ilvl="5" w:tplc="04070005" w:tentative="1">
-      <w:start w:val="1"/>
-      <w:numFmt w:val="bullet"/>
-      <w:lvlText w:val=""/>
-      <w:lvlJc w:val="left"/>
-      <w:pPr>
-        <w:ind w:left="4320" w:hanging="360"/>
-      </w:pPr>
-      <w:rPr>
-        <w:rFonts w:ascii="Wingdings" w:hAnsi="Wingdings" w:hint="default"/>
-      </w:rPr>
-    </w:lvl>
-    <w:lvl w:ilvl="6" w:tplc="04070001" w:tentative="1">
-      <w:start w:val="1"/>
-      <w:numFmt w:val="bullet"/>
-      <w:lvlText w:val=""/>
-      <w:lvlJc w:val="left"/>
-      <w:pPr>
-        <w:ind w:left="5040" w:hanging="360"/>
-      </w:pPr>
-      <w:rPr>
-        <w:rFonts w:ascii="Symbol" w:hAnsi="Symbol" w:hint="default"/>
-      </w:rPr>
-    </w:lvl>
-    <w:lvl w:ilvl="7" w:tplc="04070003" w:tentative="1">
-      <w:start w:val="1"/>
-      <w:numFmt w:val="bullet"/>
-      <w:lvlText w:val="o"/>
-      <w:lvlJc w:val="left"/>
-      <w:pPr>
-        <w:ind w:left="5760" w:hanging="360"/>
-      </w:pPr>
-      <w:rPr>
-        <w:rFonts w:ascii="Courier New" w:hAnsi="Courier New" w:cs="Courier New" w:hint="default"/>
-      </w:rPr>
-    </w:lvl>
-    <w:lvl w:ilvl="8" w:tplc="04070005" w:tentative="1">
-      <w:start w:val="1"/>
-      <w:numFmt w:val="bullet"/>
-      <w:lvlText w:val=""/>
-      <w:lvlJc w:val="left"/>
-      <w:pPr>
-        <w:ind w:left="6480" w:hanging="360"/>
-      </w:pPr>
-      <w:rPr>
-        <w:rFonts w:ascii="Wingdings" w:hAnsi="Wingdings" w:hint="default"/>
-      </w:rPr>
-    </w:lvl>
-  </w:abstractNum>
-  <w:abstractNum w:abstractNumId="25" w15:restartNumberingAfterBreak="0">
-    <w:nsid w:val="4EBB26DF"/>
-    <w:multiLevelType w:val="hybridMultilevel"/>
-    <w:tmpl w:val="E7C29996"/>
-    <w:lvl w:ilvl="0" w:tplc="04070001">
-      <w:start w:val="1"/>
-      <w:numFmt w:val="bullet"/>
-      <w:lvlText w:val=""/>
-      <w:lvlJc w:val="left"/>
-      <w:pPr>
-        <w:ind w:left="1428" w:hanging="360"/>
-      </w:pPr>
-      <w:rPr>
-        <w:rFonts w:ascii="Symbol" w:hAnsi="Symbol" w:hint="default"/>
-      </w:rPr>
-    </w:lvl>
-    <w:lvl w:ilvl="1" w:tplc="04070003" w:tentative="1">
-      <w:start w:val="1"/>
-      <w:numFmt w:val="bullet"/>
-      <w:lvlText w:val="o"/>
-      <w:lvlJc w:val="left"/>
-      <w:pPr>
-        <w:ind w:left="2148" w:hanging="360"/>
-      </w:pPr>
-      <w:rPr>
-        <w:rFonts w:ascii="Courier New" w:hAnsi="Courier New" w:cs="Courier New" w:hint="default"/>
-      </w:rPr>
-    </w:lvl>
-    <w:lvl w:ilvl="2" w:tplc="04070005" w:tentative="1">
-      <w:start w:val="1"/>
-      <w:numFmt w:val="bullet"/>
-      <w:lvlText w:val=""/>
-      <w:lvlJc w:val="left"/>
-      <w:pPr>
-        <w:ind w:left="2868" w:hanging="360"/>
-      </w:pPr>
-      <w:rPr>
-        <w:rFonts w:ascii="Wingdings" w:hAnsi="Wingdings" w:hint="default"/>
-      </w:rPr>
-    </w:lvl>
-    <w:lvl w:ilvl="3" w:tplc="04070001" w:tentative="1">
-      <w:start w:val="1"/>
-      <w:numFmt w:val="bullet"/>
-      <w:lvlText w:val=""/>
-      <w:lvlJc w:val="left"/>
-      <w:pPr>
-        <w:ind w:left="3588" w:hanging="360"/>
-      </w:pPr>
-      <w:rPr>
-        <w:rFonts w:ascii="Symbol" w:hAnsi="Symbol" w:hint="default"/>
-      </w:rPr>
-    </w:lvl>
-    <w:lvl w:ilvl="4" w:tplc="04070003" w:tentative="1">
-      <w:start w:val="1"/>
-      <w:numFmt w:val="bullet"/>
-      <w:lvlText w:val="o"/>
-      <w:lvlJc w:val="left"/>
-      <w:pPr>
-        <w:ind w:left="4308" w:hanging="360"/>
-      </w:pPr>
-      <w:rPr>
-        <w:rFonts w:ascii="Courier New" w:hAnsi="Courier New" w:cs="Courier New" w:hint="default"/>
-      </w:rPr>
-    </w:lvl>
-    <w:lvl w:ilvl="5" w:tplc="04070005" w:tentative="1">
-      <w:start w:val="1"/>
-      <w:numFmt w:val="bullet"/>
-      <w:lvlText w:val=""/>
-      <w:lvlJc w:val="left"/>
-      <w:pPr>
-        <w:ind w:left="5028" w:hanging="360"/>
-      </w:pPr>
-      <w:rPr>
-        <w:rFonts w:ascii="Wingdings" w:hAnsi="Wingdings" w:hint="default"/>
-      </w:rPr>
-    </w:lvl>
-    <w:lvl w:ilvl="6" w:tplc="04070001" w:tentative="1">
-      <w:start w:val="1"/>
-      <w:numFmt w:val="bullet"/>
-      <w:lvlText w:val=""/>
-      <w:lvlJc w:val="left"/>
-      <w:pPr>
-        <w:ind w:left="5748" w:hanging="360"/>
-      </w:pPr>
-      <w:rPr>
-        <w:rFonts w:ascii="Symbol" w:hAnsi="Symbol" w:hint="default"/>
-      </w:rPr>
-    </w:lvl>
-    <w:lvl w:ilvl="7" w:tplc="04070003" w:tentative="1">
-      <w:start w:val="1"/>
-      <w:numFmt w:val="bullet"/>
-      <w:lvlText w:val="o"/>
-      <w:lvlJc w:val="left"/>
-      <w:pPr>
-        <w:ind w:left="6468" w:hanging="360"/>
-      </w:pPr>
-      <w:rPr>
-        <w:rFonts w:ascii="Courier New" w:hAnsi="Courier New" w:cs="Courier New" w:hint="default"/>
-      </w:rPr>
-    </w:lvl>
-    <w:lvl w:ilvl="8" w:tplc="04070005" w:tentative="1">
-      <w:start w:val="1"/>
-      <w:numFmt w:val="bullet"/>
-      <w:lvlText w:val=""/>
-      <w:lvlJc w:val="left"/>
-      <w:pPr>
-        <w:ind w:left="7188" w:hanging="360"/>
-      </w:pPr>
-      <w:rPr>
-        <w:rFonts w:ascii="Wingdings" w:hAnsi="Wingdings" w:hint="default"/>
-      </w:rPr>
-    </w:lvl>
-  </w:abstractNum>
-  <w:abstractNum w:abstractNumId="26" w15:restartNumberingAfterBreak="0">
-    <w:nsid w:val="4ECF26FE"/>
-    <w:multiLevelType w:val="hybridMultilevel"/>
-    <w:tmpl w:val="4920C708"/>
-    <w:lvl w:ilvl="0" w:tplc="04070001">
-      <w:start w:val="1"/>
-      <w:numFmt w:val="bullet"/>
-      <w:lvlText w:val=""/>
-      <w:lvlJc w:val="left"/>
-      <w:pPr>
-        <w:ind w:left="720" w:hanging="360"/>
-      </w:pPr>
-      <w:rPr>
-        <w:rFonts w:ascii="Symbol" w:hAnsi="Symbol" w:hint="default"/>
-      </w:rPr>
-    </w:lvl>
-    <w:lvl w:ilvl="1" w:tplc="04070003" w:tentative="1">
-      <w:start w:val="1"/>
-      <w:numFmt w:val="bullet"/>
-      <w:lvlText w:val="o"/>
-      <w:lvlJc w:val="left"/>
-      <w:pPr>
-        <w:ind w:left="1440" w:hanging="360"/>
-      </w:pPr>
-      <w:rPr>
-        <w:rFonts w:ascii="Courier New" w:hAnsi="Courier New" w:cs="Courier New" w:hint="default"/>
-      </w:rPr>
-    </w:lvl>
-    <w:lvl w:ilvl="2" w:tplc="04070005" w:tentative="1">
-      <w:start w:val="1"/>
-      <w:numFmt w:val="bullet"/>
-      <w:lvlText w:val=""/>
-      <w:lvlJc w:val="left"/>
-      <w:pPr>
-        <w:ind w:left="2160" w:hanging="360"/>
-      </w:pPr>
-      <w:rPr>
-        <w:rFonts w:ascii="Wingdings" w:hAnsi="Wingdings" w:hint="default"/>
-      </w:rPr>
-    </w:lvl>
-    <w:lvl w:ilvl="3" w:tplc="04070001" w:tentative="1">
-      <w:start w:val="1"/>
-      <w:numFmt w:val="bullet"/>
-      <w:lvlText w:val=""/>
-      <w:lvlJc w:val="left"/>
-      <w:pPr>
-        <w:ind w:left="2880" w:hanging="360"/>
-      </w:pPr>
-      <w:rPr>
-        <w:rFonts w:ascii="Symbol" w:hAnsi="Symbol" w:hint="default"/>
-      </w:rPr>
-    </w:lvl>
-    <w:lvl w:ilvl="4" w:tplc="04070003" w:tentative="1">
-      <w:start w:val="1"/>
-      <w:numFmt w:val="bullet"/>
-      <w:lvlText w:val="o"/>
-      <w:lvlJc w:val="left"/>
-      <w:pPr>
-        <w:ind w:left="3600" w:hanging="360"/>
-      </w:pPr>
-      <w:rPr>
-        <w:rFonts w:ascii="Courier New" w:hAnsi="Courier New" w:cs="Courier New" w:hint="default"/>
-      </w:rPr>
-    </w:lvl>
-    <w:lvl w:ilvl="5" w:tplc="04070005" w:tentative="1">
-      <w:start w:val="1"/>
-      <w:numFmt w:val="bullet"/>
-      <w:lvlText w:val=""/>
-      <w:lvlJc w:val="left"/>
-      <w:pPr>
-        <w:ind w:left="4320" w:hanging="360"/>
-      </w:pPr>
-      <w:rPr>
-        <w:rFonts w:ascii="Wingdings" w:hAnsi="Wingdings" w:hint="default"/>
-      </w:rPr>
-    </w:lvl>
-    <w:lvl w:ilvl="6" w:tplc="04070001" w:tentative="1">
-      <w:start w:val="1"/>
-      <w:numFmt w:val="bullet"/>
-      <w:lvlText w:val=""/>
-      <w:lvlJc w:val="left"/>
-      <w:pPr>
-        <w:ind w:left="5040" w:hanging="360"/>
-      </w:pPr>
-      <w:rPr>
-        <w:rFonts w:ascii="Symbol" w:hAnsi="Symbol" w:hint="default"/>
-      </w:rPr>
-    </w:lvl>
-    <w:lvl w:ilvl="7" w:tplc="04070003" w:tentative="1">
-      <w:start w:val="1"/>
-      <w:numFmt w:val="bullet"/>
-      <w:lvlText w:val="o"/>
-      <w:lvlJc w:val="left"/>
-      <w:pPr>
-        <w:ind w:left="5760" w:hanging="360"/>
-      </w:pPr>
-      <w:rPr>
-        <w:rFonts w:ascii="Courier New" w:hAnsi="Courier New" w:cs="Courier New" w:hint="default"/>
-      </w:rPr>
-    </w:lvl>
-    <w:lvl w:ilvl="8" w:tplc="04070005" w:tentative="1">
-      <w:start w:val="1"/>
-      <w:numFmt w:val="bullet"/>
-      <w:lvlText w:val=""/>
-      <w:lvlJc w:val="left"/>
-      <w:pPr>
-        <w:ind w:left="6480" w:hanging="360"/>
-      </w:pPr>
-      <w:rPr>
-        <w:rFonts w:ascii="Wingdings" w:hAnsi="Wingdings" w:hint="default"/>
-      </w:rPr>
-    </w:lvl>
-  </w:abstractNum>
-  <w:abstractNum w:abstractNumId="27" w15:restartNumberingAfterBreak="0">
-    <w:nsid w:val="50C01445"/>
-    <w:multiLevelType w:val="hybridMultilevel"/>
-    <w:tmpl w:val="B4CA2F38"/>
-    <w:lvl w:ilvl="0" w:tplc="04070003">
-      <w:start w:val="1"/>
-      <w:numFmt w:val="bullet"/>
-      <w:lvlText w:val="o"/>
-      <w:lvlJc w:val="left"/>
-      <w:pPr>
-        <w:ind w:left="1428" w:hanging="360"/>
-      </w:pPr>
-      <w:rPr>
-        <w:rFonts w:ascii="Courier New" w:hAnsi="Courier New" w:cs="Courier New" w:hint="default"/>
-      </w:rPr>
-    </w:lvl>
-    <w:lvl w:ilvl="1" w:tplc="04070003">
-      <w:start w:val="1"/>
-      <w:numFmt w:val="bullet"/>
-      <w:lvlText w:val="o"/>
-      <w:lvlJc w:val="left"/>
-      <w:pPr>
-        <w:ind w:left="2148" w:hanging="360"/>
-      </w:pPr>
-      <w:rPr>
-        <w:rFonts w:ascii="Courier New" w:hAnsi="Courier New" w:cs="Courier New" w:hint="default"/>
-      </w:rPr>
-    </w:lvl>
-    <w:lvl w:ilvl="2" w:tplc="04070005" w:tentative="1">
-      <w:start w:val="1"/>
-      <w:numFmt w:val="bullet"/>
-      <w:lvlText w:val=""/>
-      <w:lvlJc w:val="left"/>
-      <w:pPr>
-        <w:ind w:left="2868" w:hanging="360"/>
-      </w:pPr>
-      <w:rPr>
-        <w:rFonts w:ascii="Wingdings" w:hAnsi="Wingdings" w:hint="default"/>
-      </w:rPr>
-    </w:lvl>
-    <w:lvl w:ilvl="3" w:tplc="04070001" w:tentative="1">
-      <w:start w:val="1"/>
-      <w:numFmt w:val="bullet"/>
-      <w:lvlText w:val=""/>
-      <w:lvlJc w:val="left"/>
-      <w:pPr>
-        <w:ind w:left="3588" w:hanging="360"/>
-      </w:pPr>
-      <w:rPr>
-        <w:rFonts w:ascii="Symbol" w:hAnsi="Symbol" w:hint="default"/>
-      </w:rPr>
-    </w:lvl>
-    <w:lvl w:ilvl="4" w:tplc="04070003" w:tentative="1">
-      <w:start w:val="1"/>
-      <w:numFmt w:val="bullet"/>
-      <w:lvlText w:val="o"/>
-      <w:lvlJc w:val="left"/>
-      <w:pPr>
-        <w:ind w:left="4308" w:hanging="360"/>
-      </w:pPr>
-      <w:rPr>
-        <w:rFonts w:ascii="Courier New" w:hAnsi="Courier New" w:cs="Courier New" w:hint="default"/>
-      </w:rPr>
-    </w:lvl>
-    <w:lvl w:ilvl="5" w:tplc="04070005" w:tentative="1">
-      <w:start w:val="1"/>
-      <w:numFmt w:val="bullet"/>
-      <w:lvlText w:val=""/>
-      <w:lvlJc w:val="left"/>
-      <w:pPr>
-        <w:ind w:left="5028" w:hanging="360"/>
-      </w:pPr>
-      <w:rPr>
-        <w:rFonts w:ascii="Wingdings" w:hAnsi="Wingdings" w:hint="default"/>
-      </w:rPr>
-    </w:lvl>
-    <w:lvl w:ilvl="6" w:tplc="04070001" w:tentative="1">
-      <w:start w:val="1"/>
-      <w:numFmt w:val="bullet"/>
-      <w:lvlText w:val=""/>
-      <w:lvlJc w:val="left"/>
-      <w:pPr>
-        <w:ind w:left="5748" w:hanging="360"/>
-      </w:pPr>
-      <w:rPr>
-        <w:rFonts w:ascii="Symbol" w:hAnsi="Symbol" w:hint="default"/>
-      </w:rPr>
-    </w:lvl>
-    <w:lvl w:ilvl="7" w:tplc="04070003" w:tentative="1">
-      <w:start w:val="1"/>
-      <w:numFmt w:val="bullet"/>
-      <w:lvlText w:val="o"/>
-      <w:lvlJc w:val="left"/>
-      <w:pPr>
-        <w:ind w:left="6468" w:hanging="360"/>
-      </w:pPr>
-      <w:rPr>
-        <w:rFonts w:ascii="Courier New" w:hAnsi="Courier New" w:cs="Courier New" w:hint="default"/>
-      </w:rPr>
-    </w:lvl>
-    <w:lvl w:ilvl="8" w:tplc="04070005" w:tentative="1">
-      <w:start w:val="1"/>
-      <w:numFmt w:val="bullet"/>
-      <w:lvlText w:val=""/>
-      <w:lvlJc w:val="left"/>
-      <w:pPr>
-        <w:ind w:left="7188" w:hanging="360"/>
-      </w:pPr>
-      <w:rPr>
-        <w:rFonts w:ascii="Wingdings" w:hAnsi="Wingdings" w:hint="default"/>
-      </w:rPr>
-    </w:lvl>
-  </w:abstractNum>
-  <w:abstractNum w:abstractNumId="28" w15:restartNumberingAfterBreak="0">
-    <w:nsid w:val="54BA2A31"/>
-    <w:multiLevelType w:val="hybridMultilevel"/>
-    <w:tmpl w:val="F20EA616"/>
-    <w:lvl w:ilvl="0" w:tplc="04070005">
-      <w:start w:val="1"/>
-      <w:numFmt w:val="bullet"/>
-      <w:lvlText w:val=""/>
-      <w:lvlJc w:val="left"/>
-      <w:pPr>
-        <w:ind w:left="1440" w:hanging="360"/>
-      </w:pPr>
-      <w:rPr>
-        <w:rFonts w:ascii="Wingdings" w:hAnsi="Wingdings" w:hint="default"/>
-      </w:rPr>
-    </w:lvl>
-    <w:lvl w:ilvl="1" w:tplc="C57CDD12">
-      <w:numFmt w:val="bullet"/>
-      <w:lvlText w:val=""/>
-      <w:lvlJc w:val="left"/>
-      <w:pPr>
-        <w:ind w:left="2160" w:hanging="360"/>
-      </w:pPr>
-      <w:rPr>
-        <w:rFonts w:ascii="Wingdings" w:eastAsiaTheme="minorEastAsia" w:hAnsi="Wingdings" w:cstheme="minorBidi" w:hint="default"/>
-      </w:rPr>
-    </w:lvl>
-    <w:lvl w:ilvl="2" w:tplc="C57CDD12">
-      <w:numFmt w:val="bullet"/>
-      <w:lvlText w:val=""/>
-      <w:lvlJc w:val="left"/>
-      <w:pPr>
-        <w:ind w:left="2880" w:hanging="360"/>
-      </w:pPr>
-      <w:rPr>
-        <w:rFonts w:ascii="Wingdings" w:eastAsiaTheme="minorEastAsia" w:hAnsi="Wingdings" w:cstheme="minorBidi" w:hint="default"/>
-      </w:rPr>
-    </w:lvl>
-    <w:lvl w:ilvl="3" w:tplc="04070001" w:tentative="1">
-      <w:start w:val="1"/>
-      <w:numFmt w:val="bullet"/>
-      <w:lvlText w:val=""/>
-      <w:lvlJc w:val="left"/>
-      <w:pPr>
-        <w:ind w:left="3600" w:hanging="360"/>
-      </w:pPr>
-      <w:rPr>
-        <w:rFonts w:ascii="Symbol" w:hAnsi="Symbol" w:hint="default"/>
-      </w:rPr>
-    </w:lvl>
-    <w:lvl w:ilvl="4" w:tplc="04070003" w:tentative="1">
-      <w:start w:val="1"/>
-      <w:numFmt w:val="bullet"/>
-      <w:lvlText w:val="o"/>
-      <w:lvlJc w:val="left"/>
-      <w:pPr>
-        <w:ind w:left="4320" w:hanging="360"/>
-      </w:pPr>
-      <w:rPr>
-        <w:rFonts w:ascii="Courier New" w:hAnsi="Courier New" w:cs="Courier New" w:hint="default"/>
-      </w:rPr>
-    </w:lvl>
-    <w:lvl w:ilvl="5" w:tplc="04070005" w:tentative="1">
-      <w:start w:val="1"/>
-      <w:numFmt w:val="bullet"/>
-      <w:lvlText w:val=""/>
-      <w:lvlJc w:val="left"/>
-      <w:pPr>
-        <w:ind w:left="5040" w:hanging="360"/>
-      </w:pPr>
-      <w:rPr>
-        <w:rFonts w:ascii="Wingdings" w:hAnsi="Wingdings" w:hint="default"/>
-      </w:rPr>
-    </w:lvl>
-    <w:lvl w:ilvl="6" w:tplc="04070001" w:tentative="1">
-      <w:start w:val="1"/>
-      <w:numFmt w:val="bullet"/>
-      <w:lvlText w:val=""/>
-      <w:lvlJc w:val="left"/>
-      <w:pPr>
-        <w:ind w:left="5760" w:hanging="360"/>
-      </w:pPr>
-      <w:rPr>
-        <w:rFonts w:ascii="Symbol" w:hAnsi="Symbol" w:hint="default"/>
-      </w:rPr>
-    </w:lvl>
-    <w:lvl w:ilvl="7" w:tplc="04070003" w:tentative="1">
-      <w:start w:val="1"/>
-      <w:numFmt w:val="bullet"/>
-      <w:lvlText w:val="o"/>
-      <w:lvlJc w:val="left"/>
-      <w:pPr>
-        <w:ind w:left="6480" w:hanging="360"/>
-      </w:pPr>
-      <w:rPr>
-        <w:rFonts w:ascii="Courier New" w:hAnsi="Courier New" w:cs="Courier New" w:hint="default"/>
-      </w:rPr>
-    </w:lvl>
-    <w:lvl w:ilvl="8" w:tplc="04070005" w:tentative="1">
-      <w:start w:val="1"/>
-      <w:numFmt w:val="bullet"/>
-      <w:lvlText w:val=""/>
-      <w:lvlJc w:val="left"/>
-      <w:pPr>
-        <w:ind w:left="7200" w:hanging="360"/>
-      </w:pPr>
-      <w:rPr>
-        <w:rFonts w:ascii="Wingdings" w:hAnsi="Wingdings" w:hint="default"/>
-      </w:rPr>
-    </w:lvl>
-  </w:abstractNum>
-  <w:abstractNum w:abstractNumId="29" w15:restartNumberingAfterBreak="0">
+  <w:abstractNum w:abstractNumId="8" w15:restartNumberingAfterBreak="0">
     <w:nsid w:val="57233130"/>
     <w:multiLevelType w:val="hybridMultilevel"/>
     <w:tmpl w:val="CEDA21D0"/>
@@ -5557,120 +3911,7 @@
       </w:rPr>
     </w:lvl>
   </w:abstractNum>
-  <w:abstractNum w:abstractNumId="30" w15:restartNumberingAfterBreak="0">
-    <w:nsid w:val="582548CD"/>
-    <w:multiLevelType w:val="hybridMultilevel"/>
-    <w:tmpl w:val="6B5AD43E"/>
-    <w:lvl w:ilvl="0" w:tplc="04070001">
-      <w:start w:val="1"/>
-      <w:numFmt w:val="bullet"/>
-      <w:lvlText w:val=""/>
-      <w:lvlJc w:val="left"/>
-      <w:pPr>
-        <w:ind w:left="1428" w:hanging="360"/>
-      </w:pPr>
-      <w:rPr>
-        <w:rFonts w:ascii="Symbol" w:hAnsi="Symbol" w:hint="default"/>
-      </w:rPr>
-    </w:lvl>
-    <w:lvl w:ilvl="1" w:tplc="04070003" w:tentative="1">
-      <w:start w:val="1"/>
-      <w:numFmt w:val="bullet"/>
-      <w:lvlText w:val="o"/>
-      <w:lvlJc w:val="left"/>
-      <w:pPr>
-        <w:ind w:left="2148" w:hanging="360"/>
-      </w:pPr>
-      <w:rPr>
-        <w:rFonts w:ascii="Courier New" w:hAnsi="Courier New" w:cs="Courier New" w:hint="default"/>
-      </w:rPr>
-    </w:lvl>
-    <w:lvl w:ilvl="2" w:tplc="04070005" w:tentative="1">
-      <w:start w:val="1"/>
-      <w:numFmt w:val="bullet"/>
-      <w:lvlText w:val=""/>
-      <w:lvlJc w:val="left"/>
-      <w:pPr>
-        <w:ind w:left="2868" w:hanging="360"/>
-      </w:pPr>
-      <w:rPr>
-        <w:rFonts w:ascii="Wingdings" w:hAnsi="Wingdings" w:hint="default"/>
-      </w:rPr>
-    </w:lvl>
-    <w:lvl w:ilvl="3" w:tplc="04070001" w:tentative="1">
-      <w:start w:val="1"/>
-      <w:numFmt w:val="bullet"/>
-      <w:lvlText w:val=""/>
-      <w:lvlJc w:val="left"/>
-      <w:pPr>
-        <w:ind w:left="3588" w:hanging="360"/>
-      </w:pPr>
-      <w:rPr>
-        <w:rFonts w:ascii="Symbol" w:hAnsi="Symbol" w:hint="default"/>
-      </w:rPr>
-    </w:lvl>
-    <w:lvl w:ilvl="4" w:tplc="04070003" w:tentative="1">
-      <w:start w:val="1"/>
-      <w:numFmt w:val="bullet"/>
-      <w:lvlText w:val="o"/>
-      <w:lvlJc w:val="left"/>
-      <w:pPr>
-        <w:ind w:left="4308" w:hanging="360"/>
-      </w:pPr>
-      <w:rPr>
-        <w:rFonts w:ascii="Courier New" w:hAnsi="Courier New" w:cs="Courier New" w:hint="default"/>
-      </w:rPr>
-    </w:lvl>
-    <w:lvl w:ilvl="5" w:tplc="04070005" w:tentative="1">
-      <w:start w:val="1"/>
-      <w:numFmt w:val="bullet"/>
-      <w:lvlText w:val=""/>
-      <w:lvlJc w:val="left"/>
-      <w:pPr>
-        <w:ind w:left="5028" w:hanging="360"/>
-      </w:pPr>
-      <w:rPr>
-        <w:rFonts w:ascii="Wingdings" w:hAnsi="Wingdings" w:hint="default"/>
-      </w:rPr>
-    </w:lvl>
-    <w:lvl w:ilvl="6" w:tplc="04070001" w:tentative="1">
-      <w:start w:val="1"/>
-      <w:numFmt w:val="bullet"/>
-      <w:lvlText w:val=""/>
-      <w:lvlJc w:val="left"/>
-      <w:pPr>
-        <w:ind w:left="5748" w:hanging="360"/>
-      </w:pPr>
-      <w:rPr>
-        <w:rFonts w:ascii="Symbol" w:hAnsi="Symbol" w:hint="default"/>
-      </w:rPr>
-    </w:lvl>
-    <w:lvl w:ilvl="7" w:tplc="04070003" w:tentative="1">
-      <w:start w:val="1"/>
-      <w:numFmt w:val="bullet"/>
-      <w:lvlText w:val="o"/>
-      <w:lvlJc w:val="left"/>
-      <w:pPr>
-        <w:ind w:left="6468" w:hanging="360"/>
-      </w:pPr>
-      <w:rPr>
-        <w:rFonts w:ascii="Courier New" w:hAnsi="Courier New" w:cs="Courier New" w:hint="default"/>
-      </w:rPr>
-    </w:lvl>
-    <w:lvl w:ilvl="8" w:tplc="04070005" w:tentative="1">
-      <w:start w:val="1"/>
-      <w:numFmt w:val="bullet"/>
-      <w:lvlText w:val=""/>
-      <w:lvlJc w:val="left"/>
-      <w:pPr>
-        <w:ind w:left="7188" w:hanging="360"/>
-      </w:pPr>
-      <w:rPr>
-        <w:rFonts w:ascii="Wingdings" w:hAnsi="Wingdings" w:hint="default"/>
-      </w:rPr>
-    </w:lvl>
-  </w:abstractNum>
-  <w:abstractNum w:abstractNumId="31" w15:restartNumberingAfterBreak="0">
+  <w:abstractNum w:abstractNumId="9" w15:restartNumberingAfterBreak="0">
     <w:nsid w:val="5E2D307C"/>
     <w:multiLevelType w:val="multilevel"/>
     <w:tmpl w:val="615A2A16"/>
@@ -5819,492 +4060,7 @@
       </w:rPr>
     </w:lvl>
   </w:abstractNum>
-  <w:abstractNum w:abstractNumId="32" w15:restartNumberingAfterBreak="0">
-    <w:nsid w:val="5F79602C"/>
-    <w:multiLevelType w:val="hybridMultilevel"/>
-    <w:tmpl w:val="A036E24E"/>
-    <w:lvl w:ilvl="0" w:tplc="04070001">
-      <w:start w:val="1"/>
-      <w:numFmt w:val="bullet"/>
-      <w:lvlText w:val=""/>
-      <w:lvlJc w:val="left"/>
-      <w:pPr>
-        <w:ind w:left="1776" w:hanging="360"/>
-      </w:pPr>
-      <w:rPr>
-        <w:rFonts w:ascii="Symbol" w:hAnsi="Symbol" w:hint="default"/>
-      </w:rPr>
-    </w:lvl>
-    <w:lvl w:ilvl="1" w:tplc="04070003" w:tentative="1">
-      <w:start w:val="1"/>
-      <w:numFmt w:val="bullet"/>
-      <w:lvlText w:val="o"/>
-      <w:lvlJc w:val="left"/>
-      <w:pPr>
-        <w:ind w:left="2496" w:hanging="360"/>
-      </w:pPr>
-      <w:rPr>
-        <w:rFonts w:ascii="Courier New" w:hAnsi="Courier New" w:cs="Courier New" w:hint="default"/>
-      </w:rPr>
-    </w:lvl>
-    <w:lvl w:ilvl="2" w:tplc="04070005" w:tentative="1">
-      <w:start w:val="1"/>
-      <w:numFmt w:val="bullet"/>
-      <w:lvlText w:val=""/>
-      <w:lvlJc w:val="left"/>
-      <w:pPr>
-        <w:ind w:left="3216" w:hanging="360"/>
-      </w:pPr>
-      <w:rPr>
-        <w:rFonts w:ascii="Wingdings" w:hAnsi="Wingdings" w:hint="default"/>
-      </w:rPr>
-    </w:lvl>
-    <w:lvl w:ilvl="3" w:tplc="04070001" w:tentative="1">
-      <w:start w:val="1"/>
-      <w:numFmt w:val="bullet"/>
-      <w:lvlText w:val=""/>
-      <w:lvlJc w:val="left"/>
-      <w:pPr>
-        <w:ind w:left="3936" w:hanging="360"/>
-      </w:pPr>
-      <w:rPr>
-        <w:rFonts w:ascii="Symbol" w:hAnsi="Symbol" w:hint="default"/>
-      </w:rPr>
-    </w:lvl>
-    <w:lvl w:ilvl="4" w:tplc="04070003" w:tentative="1">
-      <w:start w:val="1"/>
-      <w:numFmt w:val="bullet"/>
-      <w:lvlText w:val="o"/>
-      <w:lvlJc w:val="left"/>
-      <w:pPr>
-        <w:ind w:left="4656" w:hanging="360"/>
-      </w:pPr>
-      <w:rPr>
-        <w:rFonts w:ascii="Courier New" w:hAnsi="Courier New" w:cs="Courier New" w:hint="default"/>
-      </w:rPr>
-    </w:lvl>
-    <w:lvl w:ilvl="5" w:tplc="04070005" w:tentative="1">
-      <w:start w:val="1"/>
-      <w:numFmt w:val="bullet"/>
-      <w:lvlText w:val=""/>
-      <w:lvlJc w:val="left"/>
-      <w:pPr>
-        <w:ind w:left="5376" w:hanging="360"/>
-      </w:pPr>
-      <w:rPr>
-        <w:rFonts w:ascii="Wingdings" w:hAnsi="Wingdings" w:hint="default"/>
-      </w:rPr>
-    </w:lvl>
-    <w:lvl w:ilvl="6" w:tplc="04070001" w:tentative="1">
-      <w:start w:val="1"/>
-      <w:numFmt w:val="bullet"/>
-      <w:lvlText w:val=""/>
-      <w:lvlJc w:val="left"/>
-      <w:pPr>
-        <w:ind w:left="6096" w:hanging="360"/>
-      </w:pPr>
-      <w:rPr>
-        <w:rFonts w:ascii="Symbol" w:hAnsi="Symbol" w:hint="default"/>
-      </w:rPr>
-    </w:lvl>
-    <w:lvl w:ilvl="7" w:tplc="04070003" w:tentative="1">
-      <w:start w:val="1"/>
-      <w:numFmt w:val="bullet"/>
-      <w:lvlText w:val="o"/>
-      <w:lvlJc w:val="left"/>
-      <w:pPr>
-        <w:ind w:left="6816" w:hanging="360"/>
-      </w:pPr>
-      <w:rPr>
-        <w:rFonts w:ascii="Courier New" w:hAnsi="Courier New" w:cs="Courier New" w:hint="default"/>
-      </w:rPr>
-    </w:lvl>
-    <w:lvl w:ilvl="8" w:tplc="04070005" w:tentative="1">
-      <w:start w:val="1"/>
-      <w:numFmt w:val="bullet"/>
-      <w:lvlText w:val=""/>
-      <w:lvlJc w:val="left"/>
-      <w:pPr>
-        <w:ind w:left="7536" w:hanging="360"/>
-      </w:pPr>
-      <w:rPr>
-        <w:rFonts w:ascii="Wingdings" w:hAnsi="Wingdings" w:hint="default"/>
-      </w:rPr>
-    </w:lvl>
-  </w:abstractNum>
-  <w:abstractNum w:abstractNumId="33" w15:restartNumberingAfterBreak="0">
-    <w:nsid w:val="600B50C6"/>
-    <w:multiLevelType w:val="multilevel"/>
-    <w:tmpl w:val="13E8E9B8"/>
-    <w:lvl w:ilvl="0">
-      <w:start w:val="1"/>
-      <w:numFmt w:val="bullet"/>
-      <w:lvlText w:val=""/>
-      <w:lvlJc w:val="left"/>
-      <w:pPr>
-        <w:tabs>
-          <w:tab w:val="num" w:pos="720"/>
-        </w:tabs>
-        <w:ind w:left="720" w:hanging="360"/>
-      </w:pPr>
-      <w:rPr>
-        <w:rFonts w:ascii="Symbol" w:hAnsi="Symbol" w:hint="default"/>
-        <w:sz w:val="20"/>
-      </w:rPr>
-    </w:lvl>
-    <w:lvl w:ilvl="1" w:tentative="1">
-      <w:start w:val="1"/>
-      <w:numFmt w:val="bullet"/>
-      <w:lvlText w:val=""/>
-      <w:lvlJc w:val="left"/>
-      <w:pPr>
-        <w:tabs>
-          <w:tab w:val="num" w:pos="1440"/>
-        </w:tabs>
-        <w:ind w:left="1440" w:hanging="360"/>
-      </w:pPr>
-      <w:rPr>
-        <w:rFonts w:ascii="Symbol" w:hAnsi="Symbol" w:hint="default"/>
-        <w:sz w:val="20"/>
-      </w:rPr>
-    </w:lvl>
-    <w:lvl w:ilvl="2" w:tentative="1">
-      <w:start w:val="1"/>
-      <w:numFmt w:val="bullet"/>
-      <w:lvlText w:val=""/>
-      <w:lvlJc w:val="left"/>
-      <w:pPr>
-        <w:tabs>
-          <w:tab w:val="num" w:pos="2160"/>
-        </w:tabs>
-        <w:ind w:left="2160" w:hanging="360"/>
-      </w:pPr>
-      <w:rPr>
-        <w:rFonts w:ascii="Symbol" w:hAnsi="Symbol" w:hint="default"/>
-        <w:sz w:val="20"/>
-      </w:rPr>
-    </w:lvl>
-    <w:lvl w:ilvl="3" w:tentative="1">
-      <w:start w:val="1"/>
-      <w:numFmt w:val="bullet"/>
-      <w:lvlText w:val=""/>
-      <w:lvlJc w:val="left"/>
-      <w:pPr>
-        <w:tabs>
-          <w:tab w:val="num" w:pos="2880"/>
-        </w:tabs>
-        <w:ind w:left="2880" w:hanging="360"/>
-      </w:pPr>
-      <w:rPr>
-        <w:rFonts w:ascii="Symbol" w:hAnsi="Symbol" w:hint="default"/>
-        <w:sz w:val="20"/>
-      </w:rPr>
-    </w:lvl>
-    <w:lvl w:ilvl="4" w:tentative="1">
-      <w:start w:val="1"/>
-      <w:numFmt w:val="bullet"/>
-      <w:lvlText w:val=""/>
-      <w:lvlJc w:val="left"/>
-      <w:pPr>
-        <w:tabs>
-          <w:tab w:val="num" w:pos="3600"/>
-        </w:tabs>
-        <w:ind w:left="3600" w:hanging="360"/>
-      </w:pPr>
-      <w:rPr>
-        <w:rFonts w:ascii="Symbol" w:hAnsi="Symbol" w:hint="default"/>
-        <w:sz w:val="20"/>
-      </w:rPr>
-    </w:lvl>
-    <w:lvl w:ilvl="5" w:tentative="1">
-      <w:start w:val="1"/>
-      <w:numFmt w:val="bullet"/>
-      <w:lvlText w:val=""/>
-      <w:lvlJc w:val="left"/>
-      <w:pPr>
-        <w:tabs>
-          <w:tab w:val="num" w:pos="4320"/>
-        </w:tabs>
-        <w:ind w:left="4320" w:hanging="360"/>
-      </w:pPr>
-      <w:rPr>
-        <w:rFonts w:ascii="Symbol" w:hAnsi="Symbol" w:hint="default"/>
-        <w:sz w:val="20"/>
-      </w:rPr>
-    </w:lvl>
-    <w:lvl w:ilvl="6" w:tentative="1">
-      <w:start w:val="1"/>
-      <w:numFmt w:val="bullet"/>
-      <w:lvlText w:val=""/>
-      <w:lvlJc w:val="left"/>
-      <w:pPr>
-        <w:tabs>
-          <w:tab w:val="num" w:pos="5040"/>
-        </w:tabs>
-        <w:ind w:left="5040" w:hanging="360"/>
-      </w:pPr>
-      <w:rPr>
-        <w:rFonts w:ascii="Symbol" w:hAnsi="Symbol" w:hint="default"/>
-        <w:sz w:val="20"/>
-      </w:rPr>
-    </w:lvl>
-    <w:lvl w:ilvl="7" w:tentative="1">
-      <w:start w:val="1"/>
-      <w:numFmt w:val="bullet"/>
-      <w:lvlText w:val=""/>
-      <w:lvlJc w:val="left"/>
-      <w:pPr>
-        <w:tabs>
-          <w:tab w:val="num" w:pos="5760"/>
-        </w:tabs>
-        <w:ind w:left="5760" w:hanging="360"/>
-      </w:pPr>
-      <w:rPr>
-        <w:rFonts w:ascii="Symbol" w:hAnsi="Symbol" w:hint="default"/>
-        <w:sz w:val="20"/>
-      </w:rPr>
-    </w:lvl>
-    <w:lvl w:ilvl="8" w:tentative="1">
-      <w:start w:val="1"/>
-      <w:numFmt w:val="bullet"/>
-      <w:lvlText w:val=""/>
-      <w:lvlJc w:val="left"/>
-      <w:pPr>
-        <w:tabs>
-          <w:tab w:val="num" w:pos="6480"/>
-        </w:tabs>
-        <w:ind w:left="6480" w:hanging="360"/>
-      </w:pPr>
-      <w:rPr>
-        <w:rFonts w:ascii="Symbol" w:hAnsi="Symbol" w:hint="default"/>
-        <w:sz w:val="20"/>
-      </w:rPr>
-    </w:lvl>
-  </w:abstractNum>
-  <w:abstractNum w:abstractNumId="34" w15:restartNumberingAfterBreak="0">
-    <w:nsid w:val="60921DF8"/>
-    <w:multiLevelType w:val="hybridMultilevel"/>
-    <w:tmpl w:val="473C5272"/>
-    <w:lvl w:ilvl="0" w:tplc="FFFFFFFF">
-      <w:numFmt w:val="bullet"/>
-      <w:lvlText w:val=""/>
-      <w:lvlJc w:val="left"/>
-      <w:pPr>
-        <w:ind w:left="1068" w:hanging="360"/>
-      </w:pPr>
-      <w:rPr>
-        <w:rFonts w:ascii="Wingdings" w:eastAsiaTheme="minorEastAsia" w:hAnsi="Wingdings" w:cstheme="minorBidi" w:hint="default"/>
-      </w:rPr>
-    </w:lvl>
-    <w:lvl w:ilvl="1" w:tplc="C57CDD12">
-      <w:numFmt w:val="bullet"/>
-      <w:lvlText w:val=""/>
-      <w:lvlJc w:val="left"/>
-      <w:pPr>
-        <w:ind w:left="2160" w:hanging="360"/>
-      </w:pPr>
-      <w:rPr>
-        <w:rFonts w:ascii="Wingdings" w:eastAsiaTheme="minorEastAsia" w:hAnsi="Wingdings" w:cstheme="minorBidi" w:hint="default"/>
-      </w:rPr>
-    </w:lvl>
-    <w:lvl w:ilvl="2" w:tplc="FFFFFFFF">
-      <w:start w:val="1"/>
-      <w:numFmt w:val="bullet"/>
-      <w:lvlText w:val=""/>
-      <w:lvlJc w:val="left"/>
-      <w:pPr>
-        <w:ind w:left="1788" w:hanging="360"/>
-      </w:pPr>
-      <w:rPr>
-        <w:rFonts w:ascii="Wingdings" w:hAnsi="Wingdings" w:hint="default"/>
-      </w:rPr>
-    </w:lvl>
-    <w:lvl w:ilvl="3" w:tplc="FFFFFFFF">
-      <w:numFmt w:val="bullet"/>
-      <w:lvlText w:val=""/>
-      <w:lvlJc w:val="left"/>
-      <w:pPr>
-        <w:ind w:left="2160" w:hanging="360"/>
-      </w:pPr>
-      <w:rPr>
-        <w:rFonts w:ascii="Wingdings" w:eastAsiaTheme="minorEastAsia" w:hAnsi="Wingdings" w:cstheme="minorBidi" w:hint="default"/>
-      </w:rPr>
-    </w:lvl>
-    <w:lvl w:ilvl="4" w:tplc="FFFFFFFF" w:tentative="1">
-      <w:start w:val="1"/>
-      <w:numFmt w:val="bullet"/>
-      <w:lvlText w:val="o"/>
-      <w:lvlJc w:val="left"/>
-      <w:pPr>
-        <w:ind w:left="3228" w:hanging="360"/>
-      </w:pPr>
-      <w:rPr>
-        <w:rFonts w:ascii="Courier New" w:hAnsi="Courier New" w:cs="Courier New" w:hint="default"/>
-      </w:rPr>
-    </w:lvl>
-    <w:lvl w:ilvl="5" w:tplc="FFFFFFFF" w:tentative="1">
-      <w:start w:val="1"/>
-      <w:numFmt w:val="bullet"/>
-      <w:lvlText w:val=""/>
-      <w:lvlJc w:val="left"/>
-      <w:pPr>
-        <w:ind w:left="3948" w:hanging="360"/>
-      </w:pPr>
-      <w:rPr>
-        <w:rFonts w:ascii="Wingdings" w:hAnsi="Wingdings" w:hint="default"/>
-      </w:rPr>
-    </w:lvl>
-    <w:lvl w:ilvl="6" w:tplc="FFFFFFFF" w:tentative="1">
-      <w:start w:val="1"/>
-      <w:numFmt w:val="bullet"/>
-      <w:lvlText w:val=""/>
-      <w:lvlJc w:val="left"/>
-      <w:pPr>
-        <w:ind w:left="4668" w:hanging="360"/>
-      </w:pPr>
-      <w:rPr>
-        <w:rFonts w:ascii="Symbol" w:hAnsi="Symbol" w:hint="default"/>
-      </w:rPr>
-    </w:lvl>
-    <w:lvl w:ilvl="7" w:tplc="FFFFFFFF" w:tentative="1">
-      <w:start w:val="1"/>
-      <w:numFmt w:val="bullet"/>
-      <w:lvlText w:val="o"/>
-      <w:lvlJc w:val="left"/>
-      <w:pPr>
-        <w:ind w:left="5388" w:hanging="360"/>
-      </w:pPr>
-      <w:rPr>
-        <w:rFonts w:ascii="Courier New" w:hAnsi="Courier New" w:cs="Courier New" w:hint="default"/>
-      </w:rPr>
-    </w:lvl>
-    <w:lvl w:ilvl="8" w:tplc="FFFFFFFF" w:tentative="1">
-      <w:start w:val="1"/>
-      <w:numFmt w:val="bullet"/>
-      <w:lvlText w:val=""/>
-      <w:lvlJc w:val="left"/>
-      <w:pPr>
-        <w:ind w:left="6108" w:hanging="360"/>
-      </w:pPr>
-      <w:rPr>
-        <w:rFonts w:ascii="Wingdings" w:hAnsi="Wingdings" w:hint="default"/>
-      </w:rPr>
-    </w:lvl>
-  </w:abstractNum>
-  <w:abstractNum w:abstractNumId="35" w15:restartNumberingAfterBreak="0">
-    <w:nsid w:val="64CE7D0C"/>
-    <w:multiLevelType w:val="hybridMultilevel"/>
-    <w:tmpl w:val="9D961A8E"/>
-    <w:lvl w:ilvl="0" w:tplc="04070001">
-      <w:start w:val="1"/>
-      <w:numFmt w:val="bullet"/>
-      <w:lvlText w:val=""/>
-      <w:lvlJc w:val="left"/>
-      <w:pPr>
-        <w:ind w:left="360" w:hanging="360"/>
-      </w:pPr>
-      <w:rPr>
-        <w:rFonts w:ascii="Symbol" w:hAnsi="Symbol" w:hint="default"/>
-      </w:rPr>
-    </w:lvl>
-    <w:lvl w:ilvl="1" w:tplc="04070003">
-      <w:start w:val="1"/>
-      <w:numFmt w:val="bullet"/>
-      <w:lvlText w:val="o"/>
-      <w:lvlJc w:val="left"/>
-      <w:pPr>
-        <w:ind w:left="360" w:hanging="360"/>
-      </w:pPr>
-      <w:rPr>
-        <w:rFonts w:ascii="Courier New" w:hAnsi="Courier New" w:cs="Courier New" w:hint="default"/>
-      </w:rPr>
-    </w:lvl>
-    <w:lvl w:ilvl="2" w:tplc="04070005">
-      <w:start w:val="1"/>
-      <w:numFmt w:val="bullet"/>
-      <w:lvlText w:val=""/>
-      <w:lvlJc w:val="left"/>
-      <w:pPr>
-        <w:ind w:left="1080" w:hanging="360"/>
-      </w:pPr>
-      <w:rPr>
-        <w:rFonts w:ascii="Wingdings" w:hAnsi="Wingdings" w:hint="default"/>
-      </w:rPr>
-    </w:lvl>
-    <w:lvl w:ilvl="3" w:tplc="04070001">
-      <w:start w:val="1"/>
-      <w:numFmt w:val="bullet"/>
-      <w:lvlText w:val=""/>
-      <w:lvlJc w:val="left"/>
-      <w:pPr>
-        <w:ind w:left="1800" w:hanging="360"/>
-      </w:pPr>
-      <w:rPr>
-        <w:rFonts w:ascii="Symbol" w:hAnsi="Symbol" w:hint="default"/>
-      </w:rPr>
-    </w:lvl>
-    <w:lvl w:ilvl="4" w:tplc="04070003" w:tentative="1">
-      <w:start w:val="1"/>
-      <w:numFmt w:val="bullet"/>
-      <w:lvlText w:val="o"/>
-      <w:lvlJc w:val="left"/>
-      <w:pPr>
-        <w:ind w:left="2520" w:hanging="360"/>
-      </w:pPr>
-      <w:rPr>
-        <w:rFonts w:ascii="Courier New" w:hAnsi="Courier New" w:cs="Courier New" w:hint="default"/>
-      </w:rPr>
-    </w:lvl>
-    <w:lvl w:ilvl="5" w:tplc="04070005" w:tentative="1">
-      <w:start w:val="1"/>
-      <w:numFmt w:val="bullet"/>
-      <w:lvlText w:val=""/>
-      <w:lvlJc w:val="left"/>
-      <w:pPr>
-        <w:ind w:left="3240" w:hanging="360"/>
-      </w:pPr>
-      <w:rPr>
-        <w:rFonts w:ascii="Wingdings" w:hAnsi="Wingdings" w:hint="default"/>
-      </w:rPr>
-    </w:lvl>
-    <w:lvl w:ilvl="6" w:tplc="04070001" w:tentative="1">
-      <w:start w:val="1"/>
-      <w:numFmt w:val="bullet"/>
-      <w:lvlText w:val=""/>
-      <w:lvlJc w:val="left"/>
-      <w:pPr>
-        <w:ind w:left="3960" w:hanging="360"/>
-      </w:pPr>
-      <w:rPr>
-        <w:rFonts w:ascii="Symbol" w:hAnsi="Symbol" w:hint="default"/>
-      </w:rPr>
-    </w:lvl>
-    <w:lvl w:ilvl="7" w:tplc="04070003" w:tentative="1">
-      <w:start w:val="1"/>
-      <w:numFmt w:val="bullet"/>
-      <w:lvlText w:val="o"/>
-      <w:lvlJc w:val="left"/>
-      <w:pPr>
-        <w:ind w:left="4680" w:hanging="360"/>
-      </w:pPr>
-      <w:rPr>
-        <w:rFonts w:ascii="Courier New" w:hAnsi="Courier New" w:cs="Courier New" w:hint="default"/>
-      </w:rPr>
-    </w:lvl>
-    <w:lvl w:ilvl="8" w:tplc="04070005" w:tentative="1">
-      <w:start w:val="1"/>
-      <w:numFmt w:val="bullet"/>
-      <w:lvlText w:val=""/>
-      <w:lvlJc w:val="left"/>
-      <w:pPr>
-        <w:ind w:left="5400" w:hanging="360"/>
-      </w:pPr>
-      <w:rPr>
-        <w:rFonts w:ascii="Wingdings" w:hAnsi="Wingdings" w:hint="default"/>
-      </w:rPr>
-    </w:lvl>
-  </w:abstractNum>
-  <w:abstractNum w:abstractNumId="36" w15:restartNumberingAfterBreak="0">
+  <w:abstractNum w:abstractNumId="10" w15:restartNumberingAfterBreak="0">
     <w:nsid w:val="65E6649F"/>
     <w:multiLevelType w:val="multilevel"/>
     <w:tmpl w:val="00ECB868"/>
@@ -6453,233 +4209,7 @@
       </w:rPr>
     </w:lvl>
   </w:abstractNum>
-  <w:abstractNum w:abstractNumId="37" w15:restartNumberingAfterBreak="0">
-    <w:nsid w:val="6ADD7E72"/>
-    <w:multiLevelType w:val="hybridMultilevel"/>
-    <w:tmpl w:val="6E7C2944"/>
-    <w:lvl w:ilvl="0" w:tplc="04070001">
-      <w:start w:val="1"/>
-      <w:numFmt w:val="bullet"/>
-      <w:lvlText w:val=""/>
-      <w:lvlJc w:val="left"/>
-      <w:pPr>
-        <w:ind w:left="1440" w:hanging="360"/>
-      </w:pPr>
-      <w:rPr>
-        <w:rFonts w:ascii="Symbol" w:hAnsi="Symbol" w:hint="default"/>
-      </w:rPr>
-    </w:lvl>
-    <w:lvl w:ilvl="1" w:tplc="FFFFFFFF">
-      <w:start w:val="1"/>
-      <w:numFmt w:val="bullet"/>
-      <w:lvlText w:val="o"/>
-      <w:lvlJc w:val="left"/>
-      <w:pPr>
-        <w:ind w:left="2160" w:hanging="360"/>
-      </w:pPr>
-      <w:rPr>
-        <w:rFonts w:ascii="Courier New" w:hAnsi="Courier New" w:cs="Courier New" w:hint="default"/>
-      </w:rPr>
-    </w:lvl>
-    <w:lvl w:ilvl="2" w:tplc="FFFFFFFF">
-      <w:start w:val="1"/>
-      <w:numFmt w:val="bullet"/>
-      <w:lvlText w:val=""/>
-      <w:lvlJc w:val="left"/>
-      <w:pPr>
-        <w:ind w:left="2880" w:hanging="360"/>
-      </w:pPr>
-      <w:rPr>
-        <w:rFonts w:ascii="Wingdings" w:hAnsi="Wingdings" w:hint="default"/>
-      </w:rPr>
-    </w:lvl>
-    <w:lvl w:ilvl="3" w:tplc="FFFFFFFF" w:tentative="1">
-      <w:start w:val="1"/>
-      <w:numFmt w:val="bullet"/>
-      <w:lvlText w:val=""/>
-      <w:lvlJc w:val="left"/>
-      <w:pPr>
-        <w:ind w:left="3600" w:hanging="360"/>
-      </w:pPr>
-      <w:rPr>
-        <w:rFonts w:ascii="Symbol" w:hAnsi="Symbol" w:hint="default"/>
-      </w:rPr>
-    </w:lvl>
-    <w:lvl w:ilvl="4" w:tplc="FFFFFFFF" w:tentative="1">
-      <w:start w:val="1"/>
-      <w:numFmt w:val="bullet"/>
-      <w:lvlText w:val="o"/>
-      <w:lvlJc w:val="left"/>
-      <w:pPr>
-        <w:ind w:left="4320" w:hanging="360"/>
-      </w:pPr>
-      <w:rPr>
-        <w:rFonts w:ascii="Courier New" w:hAnsi="Courier New" w:cs="Courier New" w:hint="default"/>
-      </w:rPr>
-    </w:lvl>
-    <w:lvl w:ilvl="5" w:tplc="FFFFFFFF" w:tentative="1">
-      <w:start w:val="1"/>
-      <w:numFmt w:val="bullet"/>
-      <w:lvlText w:val=""/>
-      <w:lvlJc w:val="left"/>
-      <w:pPr>
-        <w:ind w:left="5040" w:hanging="360"/>
-      </w:pPr>
-      <w:rPr>
-        <w:rFonts w:ascii="Wingdings" w:hAnsi="Wingdings" w:hint="default"/>
-      </w:rPr>
-    </w:lvl>
-    <w:lvl w:ilvl="6" w:tplc="FFFFFFFF" w:tentative="1">
-      <w:start w:val="1"/>
-      <w:numFmt w:val="bullet"/>
-      <w:lvlText w:val=""/>
-      <w:lvlJc w:val="left"/>
-      <w:pPr>
-        <w:ind w:left="5760" w:hanging="360"/>
-      </w:pPr>
-      <w:rPr>
-        <w:rFonts w:ascii="Symbol" w:hAnsi="Symbol" w:hint="default"/>
-      </w:rPr>
-    </w:lvl>
-    <w:lvl w:ilvl="7" w:tplc="FFFFFFFF" w:tentative="1">
-      <w:start w:val="1"/>
-      <w:numFmt w:val="bullet"/>
-      <w:lvlText w:val="o"/>
-      <w:lvlJc w:val="left"/>
-      <w:pPr>
-        <w:ind w:left="6480" w:hanging="360"/>
-      </w:pPr>
-      <w:rPr>
-        <w:rFonts w:ascii="Courier New" w:hAnsi="Courier New" w:cs="Courier New" w:hint="default"/>
-      </w:rPr>
-    </w:lvl>
-    <w:lvl w:ilvl="8" w:tplc="FFFFFFFF" w:tentative="1">
-      <w:start w:val="1"/>
-      <w:numFmt w:val="bullet"/>
-      <w:lvlText w:val=""/>
-      <w:lvlJc w:val="left"/>
-      <w:pPr>
-        <w:ind w:left="7200" w:hanging="360"/>
-      </w:pPr>
-      <w:rPr>
-        <w:rFonts w:ascii="Wingdings" w:hAnsi="Wingdings" w:hint="default"/>
-      </w:rPr>
-    </w:lvl>
-  </w:abstractNum>
-  <w:abstractNum w:abstractNumId="38" w15:restartNumberingAfterBreak="0">
-    <w:nsid w:val="6C2B6F95"/>
-    <w:multiLevelType w:val="hybridMultilevel"/>
-    <w:tmpl w:val="385CA1B2"/>
-    <w:lvl w:ilvl="0" w:tplc="04070001">
-      <w:start w:val="1"/>
-      <w:numFmt w:val="bullet"/>
-      <w:lvlText w:val=""/>
-      <w:lvlJc w:val="left"/>
-      <w:pPr>
-        <w:ind w:left="720" w:hanging="360"/>
-      </w:pPr>
-      <w:rPr>
-        <w:rFonts w:ascii="Symbol" w:hAnsi="Symbol" w:hint="default"/>
-      </w:rPr>
-    </w:lvl>
-    <w:lvl w:ilvl="1" w:tplc="04070003">
-      <w:start w:val="1"/>
-      <w:numFmt w:val="bullet"/>
-      <w:lvlText w:val="o"/>
-      <w:lvlJc w:val="left"/>
-      <w:pPr>
-        <w:ind w:left="1440" w:hanging="360"/>
-      </w:pPr>
-      <w:rPr>
-        <w:rFonts w:ascii="Courier New" w:hAnsi="Courier New" w:cs="Courier New" w:hint="default"/>
-      </w:rPr>
-    </w:lvl>
-    <w:lvl w:ilvl="2" w:tplc="04070005" w:tentative="1">
-      <w:start w:val="1"/>
-      <w:numFmt w:val="bullet"/>
-      <w:lvlText w:val=""/>
-      <w:lvlJc w:val="left"/>
-      <w:pPr>
-        <w:ind w:left="2160" w:hanging="360"/>
-      </w:pPr>
-      <w:rPr>
-        <w:rFonts w:ascii="Wingdings" w:hAnsi="Wingdings" w:hint="default"/>
-      </w:rPr>
-    </w:lvl>
-    <w:lvl w:ilvl="3" w:tplc="04070001" w:tentative="1">
-      <w:start w:val="1"/>
-      <w:numFmt w:val="bullet"/>
-      <w:lvlText w:val=""/>
-      <w:lvlJc w:val="left"/>
-      <w:pPr>
-        <w:ind w:left="2880" w:hanging="360"/>
-      </w:pPr>
-      <w:rPr>
-        <w:rFonts w:ascii="Symbol" w:hAnsi="Symbol" w:hint="default"/>
-      </w:rPr>
-    </w:lvl>
-    <w:lvl w:ilvl="4" w:tplc="04070003" w:tentative="1">
-      <w:start w:val="1"/>
-      <w:numFmt w:val="bullet"/>
-      <w:lvlText w:val="o"/>
-      <w:lvlJc w:val="left"/>
-      <w:pPr>
-        <w:ind w:left="3600" w:hanging="360"/>
-      </w:pPr>
-      <w:rPr>
-        <w:rFonts w:ascii="Courier New" w:hAnsi="Courier New" w:cs="Courier New" w:hint="default"/>
-      </w:rPr>
-    </w:lvl>
-    <w:lvl w:ilvl="5" w:tplc="04070005" w:tentative="1">
-      <w:start w:val="1"/>
-      <w:numFmt w:val="bullet"/>
-      <w:lvlText w:val=""/>
-      <w:lvlJc w:val="left"/>
-      <w:pPr>
-        <w:ind w:left="4320" w:hanging="360"/>
-      </w:pPr>
-      <w:rPr>
-        <w:rFonts w:ascii="Wingdings" w:hAnsi="Wingdings" w:hint="default"/>
-      </w:rPr>
-    </w:lvl>
-    <w:lvl w:ilvl="6" w:tplc="04070001" w:tentative="1">
-      <w:start w:val="1"/>
-      <w:numFmt w:val="bullet"/>
-      <w:lvlText w:val=""/>
-      <w:lvlJc w:val="left"/>
-      <w:pPr>
-        <w:ind w:left="5040" w:hanging="360"/>
-      </w:pPr>
-      <w:rPr>
-        <w:rFonts w:ascii="Symbol" w:hAnsi="Symbol" w:hint="default"/>
-      </w:rPr>
-    </w:lvl>
-    <w:lvl w:ilvl="7" w:tplc="04070003" w:tentative="1">
-      <w:start w:val="1"/>
-      <w:numFmt w:val="bullet"/>
-      <w:lvlText w:val="o"/>
-      <w:lvlJc w:val="left"/>
-      <w:pPr>
-        <w:ind w:left="5760" w:hanging="360"/>
-      </w:pPr>
-      <w:rPr>
-        <w:rFonts w:ascii="Courier New" w:hAnsi="Courier New" w:cs="Courier New" w:hint="default"/>
-      </w:rPr>
-    </w:lvl>
-    <w:lvl w:ilvl="8" w:tplc="04070005" w:tentative="1">
-      <w:start w:val="1"/>
-      <w:numFmt w:val="bullet"/>
-      <w:lvlText w:val=""/>
-      <w:lvlJc w:val="left"/>
-      <w:pPr>
-        <w:ind w:left="6480" w:hanging="360"/>
-      </w:pPr>
-      <w:rPr>
-        <w:rFonts w:ascii="Wingdings" w:hAnsi="Wingdings" w:hint="default"/>
-      </w:rPr>
-    </w:lvl>
-  </w:abstractNum>
-  <w:abstractNum w:abstractNumId="39" w15:restartNumberingAfterBreak="0">
+  <w:abstractNum w:abstractNumId="11" w15:restartNumberingAfterBreak="0">
     <w:nsid w:val="71E35B79"/>
     <w:multiLevelType w:val="multilevel"/>
     <w:tmpl w:val="1A0E0426"/>
@@ -6828,624 +4358,43 @@
       </w:rPr>
     </w:lvl>
   </w:abstractNum>
-  <w:abstractNum w:abstractNumId="40" w15:restartNumberingAfterBreak="0">
-    <w:nsid w:val="71FC2550"/>
-    <w:multiLevelType w:val="multilevel"/>
-    <w:tmpl w:val="3F646D02"/>
-    <w:lvl w:ilvl="0">
-      <w:start w:val="1"/>
-      <w:numFmt w:val="bullet"/>
-      <w:lvlText w:val=""/>
-      <w:lvlJc w:val="left"/>
-      <w:pPr>
-        <w:tabs>
-          <w:tab w:val="num" w:pos="720"/>
-        </w:tabs>
-        <w:ind w:left="720" w:hanging="360"/>
-      </w:pPr>
-      <w:rPr>
-        <w:rFonts w:ascii="Symbol" w:hAnsi="Symbol" w:hint="default"/>
-        <w:sz w:val="20"/>
-      </w:rPr>
-    </w:lvl>
-    <w:lvl w:ilvl="1" w:tentative="1">
-      <w:start w:val="1"/>
-      <w:numFmt w:val="bullet"/>
-      <w:lvlText w:val=""/>
-      <w:lvlJc w:val="left"/>
-      <w:pPr>
-        <w:tabs>
-          <w:tab w:val="num" w:pos="1440"/>
-        </w:tabs>
-        <w:ind w:left="1440" w:hanging="360"/>
-      </w:pPr>
-      <w:rPr>
-        <w:rFonts w:ascii="Symbol" w:hAnsi="Symbol" w:hint="default"/>
-        <w:sz w:val="20"/>
-      </w:rPr>
-    </w:lvl>
-    <w:lvl w:ilvl="2" w:tentative="1">
-      <w:start w:val="1"/>
-      <w:numFmt w:val="bullet"/>
-      <w:lvlText w:val=""/>
-      <w:lvlJc w:val="left"/>
-      <w:pPr>
-        <w:tabs>
-          <w:tab w:val="num" w:pos="2160"/>
-        </w:tabs>
-        <w:ind w:left="2160" w:hanging="360"/>
-      </w:pPr>
-      <w:rPr>
-        <w:rFonts w:ascii="Symbol" w:hAnsi="Symbol" w:hint="default"/>
-        <w:sz w:val="20"/>
-      </w:rPr>
-    </w:lvl>
-    <w:lvl w:ilvl="3" w:tentative="1">
-      <w:start w:val="1"/>
-      <w:numFmt w:val="bullet"/>
-      <w:lvlText w:val=""/>
-      <w:lvlJc w:val="left"/>
-      <w:pPr>
-        <w:tabs>
-          <w:tab w:val="num" w:pos="2880"/>
-        </w:tabs>
-        <w:ind w:left="2880" w:hanging="360"/>
-      </w:pPr>
-      <w:rPr>
-        <w:rFonts w:ascii="Symbol" w:hAnsi="Symbol" w:hint="default"/>
-        <w:sz w:val="20"/>
-      </w:rPr>
-    </w:lvl>
-    <w:lvl w:ilvl="4" w:tentative="1">
-      <w:start w:val="1"/>
-      <w:numFmt w:val="bullet"/>
-      <w:lvlText w:val=""/>
-      <w:lvlJc w:val="left"/>
-      <w:pPr>
-        <w:tabs>
-          <w:tab w:val="num" w:pos="3600"/>
-        </w:tabs>
-        <w:ind w:left="3600" w:hanging="360"/>
-      </w:pPr>
-      <w:rPr>
-        <w:rFonts w:ascii="Symbol" w:hAnsi="Symbol" w:hint="default"/>
-        <w:sz w:val="20"/>
-      </w:rPr>
-    </w:lvl>
-    <w:lvl w:ilvl="5" w:tentative="1">
-      <w:start w:val="1"/>
-      <w:numFmt w:val="bullet"/>
-      <w:lvlText w:val=""/>
-      <w:lvlJc w:val="left"/>
-      <w:pPr>
-        <w:tabs>
-          <w:tab w:val="num" w:pos="4320"/>
-        </w:tabs>
-        <w:ind w:left="4320" w:hanging="360"/>
-      </w:pPr>
-      <w:rPr>
-        <w:rFonts w:ascii="Symbol" w:hAnsi="Symbol" w:hint="default"/>
-        <w:sz w:val="20"/>
-      </w:rPr>
-    </w:lvl>
-    <w:lvl w:ilvl="6" w:tentative="1">
-      <w:start w:val="1"/>
-      <w:numFmt w:val="bullet"/>
-      <w:lvlText w:val=""/>
-      <w:lvlJc w:val="left"/>
-      <w:pPr>
-        <w:tabs>
-          <w:tab w:val="num" w:pos="5040"/>
-        </w:tabs>
-        <w:ind w:left="5040" w:hanging="360"/>
-      </w:pPr>
-      <w:rPr>
-        <w:rFonts w:ascii="Symbol" w:hAnsi="Symbol" w:hint="default"/>
-        <w:sz w:val="20"/>
-      </w:rPr>
-    </w:lvl>
-    <w:lvl w:ilvl="7" w:tentative="1">
-      <w:start w:val="1"/>
-      <w:numFmt w:val="bullet"/>
-      <w:lvlText w:val=""/>
-      <w:lvlJc w:val="left"/>
-      <w:pPr>
-        <w:tabs>
-          <w:tab w:val="num" w:pos="5760"/>
-        </w:tabs>
-        <w:ind w:left="5760" w:hanging="360"/>
-      </w:pPr>
-      <w:rPr>
-        <w:rFonts w:ascii="Symbol" w:hAnsi="Symbol" w:hint="default"/>
-        <w:sz w:val="20"/>
-      </w:rPr>
-    </w:lvl>
-    <w:lvl w:ilvl="8" w:tentative="1">
-      <w:start w:val="1"/>
-      <w:numFmt w:val="bullet"/>
-      <w:lvlText w:val=""/>
-      <w:lvlJc w:val="left"/>
-      <w:pPr>
-        <w:tabs>
-          <w:tab w:val="num" w:pos="6480"/>
-        </w:tabs>
-        <w:ind w:left="6480" w:hanging="360"/>
-      </w:pPr>
-      <w:rPr>
-        <w:rFonts w:ascii="Symbol" w:hAnsi="Symbol" w:hint="default"/>
-        <w:sz w:val="20"/>
-      </w:rPr>
-    </w:lvl>
-  </w:abstractNum>
-  <w:abstractNum w:abstractNumId="41" w15:restartNumberingAfterBreak="0">
-    <w:nsid w:val="7ABA16CA"/>
-    <w:multiLevelType w:val="hybridMultilevel"/>
-    <w:tmpl w:val="F2D6C596"/>
-    <w:lvl w:ilvl="0" w:tplc="C57CDD12">
-      <w:numFmt w:val="bullet"/>
-      <w:lvlText w:val=""/>
-      <w:lvlJc w:val="left"/>
-      <w:pPr>
-        <w:ind w:left="1428" w:hanging="360"/>
-      </w:pPr>
-      <w:rPr>
-        <w:rFonts w:ascii="Wingdings" w:eastAsiaTheme="minorEastAsia" w:hAnsi="Wingdings" w:cstheme="minorBidi" w:hint="default"/>
-      </w:rPr>
-    </w:lvl>
-    <w:lvl w:ilvl="1" w:tplc="04070003" w:tentative="1">
-      <w:start w:val="1"/>
-      <w:numFmt w:val="bullet"/>
-      <w:lvlText w:val="o"/>
-      <w:lvlJc w:val="left"/>
-      <w:pPr>
-        <w:ind w:left="2148" w:hanging="360"/>
-      </w:pPr>
-      <w:rPr>
-        <w:rFonts w:ascii="Courier New" w:hAnsi="Courier New" w:cs="Courier New" w:hint="default"/>
-      </w:rPr>
-    </w:lvl>
-    <w:lvl w:ilvl="2" w:tplc="04070005" w:tentative="1">
-      <w:start w:val="1"/>
-      <w:numFmt w:val="bullet"/>
-      <w:lvlText w:val=""/>
-      <w:lvlJc w:val="left"/>
-      <w:pPr>
-        <w:ind w:left="2868" w:hanging="360"/>
-      </w:pPr>
-      <w:rPr>
-        <w:rFonts w:ascii="Wingdings" w:hAnsi="Wingdings" w:hint="default"/>
-      </w:rPr>
-    </w:lvl>
-    <w:lvl w:ilvl="3" w:tplc="04070001" w:tentative="1">
-      <w:start w:val="1"/>
-      <w:numFmt w:val="bullet"/>
-      <w:lvlText w:val=""/>
-      <w:lvlJc w:val="left"/>
-      <w:pPr>
-        <w:ind w:left="3588" w:hanging="360"/>
-      </w:pPr>
-      <w:rPr>
-        <w:rFonts w:ascii="Symbol" w:hAnsi="Symbol" w:hint="default"/>
-      </w:rPr>
-    </w:lvl>
-    <w:lvl w:ilvl="4" w:tplc="04070003" w:tentative="1">
-      <w:start w:val="1"/>
-      <w:numFmt w:val="bullet"/>
-      <w:lvlText w:val="o"/>
-      <w:lvlJc w:val="left"/>
-      <w:pPr>
-        <w:ind w:left="4308" w:hanging="360"/>
-      </w:pPr>
-      <w:rPr>
-        <w:rFonts w:ascii="Courier New" w:hAnsi="Courier New" w:cs="Courier New" w:hint="default"/>
-      </w:rPr>
-    </w:lvl>
-    <w:lvl w:ilvl="5" w:tplc="04070005" w:tentative="1">
-      <w:start w:val="1"/>
-      <w:numFmt w:val="bullet"/>
-      <w:lvlText w:val=""/>
-      <w:lvlJc w:val="left"/>
-      <w:pPr>
-        <w:ind w:left="5028" w:hanging="360"/>
-      </w:pPr>
-      <w:rPr>
-        <w:rFonts w:ascii="Wingdings" w:hAnsi="Wingdings" w:hint="default"/>
-      </w:rPr>
-    </w:lvl>
-    <w:lvl w:ilvl="6" w:tplc="04070001" w:tentative="1">
-      <w:start w:val="1"/>
-      <w:numFmt w:val="bullet"/>
-      <w:lvlText w:val=""/>
-      <w:lvlJc w:val="left"/>
-      <w:pPr>
-        <w:ind w:left="5748" w:hanging="360"/>
-      </w:pPr>
-      <w:rPr>
-        <w:rFonts w:ascii="Symbol" w:hAnsi="Symbol" w:hint="default"/>
-      </w:rPr>
-    </w:lvl>
-    <w:lvl w:ilvl="7" w:tplc="04070003" w:tentative="1">
-      <w:start w:val="1"/>
-      <w:numFmt w:val="bullet"/>
-      <w:lvlText w:val="o"/>
-      <w:lvlJc w:val="left"/>
-      <w:pPr>
-        <w:ind w:left="6468" w:hanging="360"/>
-      </w:pPr>
-      <w:rPr>
-        <w:rFonts w:ascii="Courier New" w:hAnsi="Courier New" w:cs="Courier New" w:hint="default"/>
-      </w:rPr>
-    </w:lvl>
-    <w:lvl w:ilvl="8" w:tplc="04070005" w:tentative="1">
-      <w:start w:val="1"/>
-      <w:numFmt w:val="bullet"/>
-      <w:lvlText w:val=""/>
-      <w:lvlJc w:val="left"/>
-      <w:pPr>
-        <w:ind w:left="7188" w:hanging="360"/>
-      </w:pPr>
-      <w:rPr>
-        <w:rFonts w:ascii="Wingdings" w:hAnsi="Wingdings" w:hint="default"/>
-      </w:rPr>
-    </w:lvl>
-  </w:abstractNum>
-  <w:abstractNum w:abstractNumId="42" w15:restartNumberingAfterBreak="0">
-    <w:nsid w:val="7BC2237A"/>
-    <w:multiLevelType w:val="hybridMultilevel"/>
-    <w:tmpl w:val="6DF25BBE"/>
-    <w:lvl w:ilvl="0" w:tplc="04070001">
-      <w:start w:val="1"/>
-      <w:numFmt w:val="bullet"/>
-      <w:lvlText w:val=""/>
-      <w:lvlJc w:val="left"/>
-      <w:pPr>
-        <w:ind w:left="1068" w:hanging="360"/>
-      </w:pPr>
-      <w:rPr>
-        <w:rFonts w:ascii="Symbol" w:hAnsi="Symbol" w:hint="default"/>
-      </w:rPr>
-    </w:lvl>
-    <w:lvl w:ilvl="1" w:tplc="04070003" w:tentative="1">
-      <w:start w:val="1"/>
-      <w:numFmt w:val="bullet"/>
-      <w:lvlText w:val="o"/>
-      <w:lvlJc w:val="left"/>
-      <w:pPr>
-        <w:ind w:left="1788" w:hanging="360"/>
-      </w:pPr>
-      <w:rPr>
-        <w:rFonts w:ascii="Courier New" w:hAnsi="Courier New" w:cs="Courier New" w:hint="default"/>
-      </w:rPr>
-    </w:lvl>
-    <w:lvl w:ilvl="2" w:tplc="04070005" w:tentative="1">
-      <w:start w:val="1"/>
-      <w:numFmt w:val="bullet"/>
-      <w:lvlText w:val=""/>
-      <w:lvlJc w:val="left"/>
-      <w:pPr>
-        <w:ind w:left="2508" w:hanging="360"/>
-      </w:pPr>
-      <w:rPr>
-        <w:rFonts w:ascii="Wingdings" w:hAnsi="Wingdings" w:hint="default"/>
-      </w:rPr>
-    </w:lvl>
-    <w:lvl w:ilvl="3" w:tplc="04070001" w:tentative="1">
-      <w:start w:val="1"/>
-      <w:numFmt w:val="bullet"/>
-      <w:lvlText w:val=""/>
-      <w:lvlJc w:val="left"/>
-      <w:pPr>
-        <w:ind w:left="3228" w:hanging="360"/>
-      </w:pPr>
-      <w:rPr>
-        <w:rFonts w:ascii="Symbol" w:hAnsi="Symbol" w:hint="default"/>
-      </w:rPr>
-    </w:lvl>
-    <w:lvl w:ilvl="4" w:tplc="04070003" w:tentative="1">
-      <w:start w:val="1"/>
-      <w:numFmt w:val="bullet"/>
-      <w:lvlText w:val="o"/>
-      <w:lvlJc w:val="left"/>
-      <w:pPr>
-        <w:ind w:left="3948" w:hanging="360"/>
-      </w:pPr>
-      <w:rPr>
-        <w:rFonts w:ascii="Courier New" w:hAnsi="Courier New" w:cs="Courier New" w:hint="default"/>
-      </w:rPr>
-    </w:lvl>
-    <w:lvl w:ilvl="5" w:tplc="04070005" w:tentative="1">
-      <w:start w:val="1"/>
-      <w:numFmt w:val="bullet"/>
-      <w:lvlText w:val=""/>
-      <w:lvlJc w:val="left"/>
-      <w:pPr>
-        <w:ind w:left="4668" w:hanging="360"/>
-      </w:pPr>
-      <w:rPr>
-        <w:rFonts w:ascii="Wingdings" w:hAnsi="Wingdings" w:hint="default"/>
-      </w:rPr>
-    </w:lvl>
-    <w:lvl w:ilvl="6" w:tplc="04070001" w:tentative="1">
-      <w:start w:val="1"/>
-      <w:numFmt w:val="bullet"/>
-      <w:lvlText w:val=""/>
-      <w:lvlJc w:val="left"/>
-      <w:pPr>
-        <w:ind w:left="5388" w:hanging="360"/>
-      </w:pPr>
-      <w:rPr>
-        <w:rFonts w:ascii="Symbol" w:hAnsi="Symbol" w:hint="default"/>
-      </w:rPr>
-    </w:lvl>
-    <w:lvl w:ilvl="7" w:tplc="04070003" w:tentative="1">
-      <w:start w:val="1"/>
-      <w:numFmt w:val="bullet"/>
-      <w:lvlText w:val="o"/>
-      <w:lvlJc w:val="left"/>
-      <w:pPr>
-        <w:ind w:left="6108" w:hanging="360"/>
-      </w:pPr>
-      <w:rPr>
-        <w:rFonts w:ascii="Courier New" w:hAnsi="Courier New" w:cs="Courier New" w:hint="default"/>
-      </w:rPr>
-    </w:lvl>
-    <w:lvl w:ilvl="8" w:tplc="04070005" w:tentative="1">
-      <w:start w:val="1"/>
-      <w:numFmt w:val="bullet"/>
-      <w:lvlText w:val=""/>
-      <w:lvlJc w:val="left"/>
-      <w:pPr>
-        <w:ind w:left="6828" w:hanging="360"/>
-      </w:pPr>
-      <w:rPr>
-        <w:rFonts w:ascii="Wingdings" w:hAnsi="Wingdings" w:hint="default"/>
-      </w:rPr>
-    </w:lvl>
-  </w:abstractNum>
-  <w:abstractNum w:abstractNumId="43" w15:restartNumberingAfterBreak="0">
-    <w:nsid w:val="7F083932"/>
-    <w:multiLevelType w:val="hybridMultilevel"/>
-    <w:tmpl w:val="3202DC88"/>
-    <w:lvl w:ilvl="0" w:tplc="65501E5E">
-      <w:numFmt w:val="bullet"/>
-      <w:lvlText w:val=""/>
-      <w:lvlJc w:val="left"/>
-      <w:pPr>
-        <w:ind w:left="1440" w:hanging="360"/>
-      </w:pPr>
-      <w:rPr>
-        <w:rFonts w:ascii="Wingdings" w:eastAsiaTheme="minorEastAsia" w:hAnsi="Wingdings" w:cstheme="minorBidi" w:hint="default"/>
-      </w:rPr>
-    </w:lvl>
-    <w:lvl w:ilvl="1" w:tplc="FFFFFFFF">
-      <w:start w:val="1"/>
-      <w:numFmt w:val="bullet"/>
-      <w:lvlText w:val="o"/>
-      <w:lvlJc w:val="left"/>
-      <w:pPr>
-        <w:ind w:left="2160" w:hanging="360"/>
-      </w:pPr>
-      <w:rPr>
-        <w:rFonts w:ascii="Courier New" w:hAnsi="Courier New" w:cs="Courier New" w:hint="default"/>
-      </w:rPr>
-    </w:lvl>
-    <w:lvl w:ilvl="2" w:tplc="FFFFFFFF">
-      <w:start w:val="1"/>
-      <w:numFmt w:val="bullet"/>
-      <w:lvlText w:val=""/>
-      <w:lvlJc w:val="left"/>
-      <w:pPr>
-        <w:ind w:left="2880" w:hanging="360"/>
-      </w:pPr>
-      <w:rPr>
-        <w:rFonts w:ascii="Wingdings" w:hAnsi="Wingdings" w:hint="default"/>
-      </w:rPr>
-    </w:lvl>
-    <w:lvl w:ilvl="3" w:tplc="FFFFFFFF" w:tentative="1">
-      <w:start w:val="1"/>
-      <w:numFmt w:val="bullet"/>
-      <w:lvlText w:val=""/>
-      <w:lvlJc w:val="left"/>
-      <w:pPr>
-        <w:ind w:left="3600" w:hanging="360"/>
-      </w:pPr>
-      <w:rPr>
-        <w:rFonts w:ascii="Symbol" w:hAnsi="Symbol" w:hint="default"/>
-      </w:rPr>
-    </w:lvl>
-    <w:lvl w:ilvl="4" w:tplc="FFFFFFFF" w:tentative="1">
-      <w:start w:val="1"/>
-      <w:numFmt w:val="bullet"/>
-      <w:lvlText w:val="o"/>
-      <w:lvlJc w:val="left"/>
-      <w:pPr>
-        <w:ind w:left="4320" w:hanging="360"/>
-      </w:pPr>
-      <w:rPr>
-        <w:rFonts w:ascii="Courier New" w:hAnsi="Courier New" w:cs="Courier New" w:hint="default"/>
-      </w:rPr>
-    </w:lvl>
-    <w:lvl w:ilvl="5" w:tplc="FFFFFFFF" w:tentative="1">
-      <w:start w:val="1"/>
-      <w:numFmt w:val="bullet"/>
-      <w:lvlText w:val=""/>
-      <w:lvlJc w:val="left"/>
-      <w:pPr>
-        <w:ind w:left="5040" w:hanging="360"/>
-      </w:pPr>
-      <w:rPr>
-        <w:rFonts w:ascii="Wingdings" w:hAnsi="Wingdings" w:hint="default"/>
-      </w:rPr>
-    </w:lvl>
-    <w:lvl w:ilvl="6" w:tplc="FFFFFFFF" w:tentative="1">
-      <w:start w:val="1"/>
-      <w:numFmt w:val="bullet"/>
-      <w:lvlText w:val=""/>
-      <w:lvlJc w:val="left"/>
-      <w:pPr>
-        <w:ind w:left="5760" w:hanging="360"/>
-      </w:pPr>
-      <w:rPr>
-        <w:rFonts w:ascii="Symbol" w:hAnsi="Symbol" w:hint="default"/>
-      </w:rPr>
-    </w:lvl>
-    <w:lvl w:ilvl="7" w:tplc="FFFFFFFF" w:tentative="1">
-      <w:start w:val="1"/>
-      <w:numFmt w:val="bullet"/>
-      <w:lvlText w:val="o"/>
-      <w:lvlJc w:val="left"/>
-      <w:pPr>
-        <w:ind w:left="6480" w:hanging="360"/>
-      </w:pPr>
-      <w:rPr>
-        <w:rFonts w:ascii="Courier New" w:hAnsi="Courier New" w:cs="Courier New" w:hint="default"/>
-      </w:rPr>
-    </w:lvl>
-    <w:lvl w:ilvl="8" w:tplc="FFFFFFFF" w:tentative="1">
-      <w:start w:val="1"/>
-      <w:numFmt w:val="bullet"/>
-      <w:lvlText w:val=""/>
-      <w:lvlJc w:val="left"/>
-      <w:pPr>
-        <w:ind w:left="7200" w:hanging="360"/>
-      </w:pPr>
-      <w:rPr>
-        <w:rFonts w:ascii="Wingdings" w:hAnsi="Wingdings" w:hint="default"/>
-      </w:rPr>
-    </w:lvl>
-  </w:abstractNum>
   <w:num w:numId="1" w16cid:durableId="1375695677">
-    <w:abstractNumId w:val="14"/>
+    <w:abstractNumId w:val="4"/>
   </w:num>
-  <w:num w:numId="2" w16cid:durableId="315260768">
-    <w:abstractNumId w:val="16"/>
-  </w:num>
-  <w:num w:numId="3" w16cid:durableId="1342076870">
-    <w:abstractNumId w:val="12"/>
-  </w:num>
-  <w:num w:numId="4" w16cid:durableId="906691463">
+  <w:num w:numId="2" w16cid:durableId="906691463">
     <w:abstractNumId w:val="1"/>
   </w:num>
-  <w:num w:numId="5" w16cid:durableId="1477723420">
+  <w:num w:numId="3" w16cid:durableId="1412123876">
+    <w:abstractNumId w:val="8"/>
+  </w:num>
+  <w:num w:numId="4" w16cid:durableId="705838608">
+    <w:abstractNumId w:val="3"/>
+  </w:num>
+  <w:num w:numId="5" w16cid:durableId="600532507">
     <w:abstractNumId w:val="2"/>
   </w:num>
-  <w:num w:numId="6" w16cid:durableId="1412123876">
-    <w:abstractNumId w:val="29"/>
+  <w:num w:numId="6" w16cid:durableId="197158068">
+    <w:abstractNumId w:val="10"/>
   </w:num>
-  <w:num w:numId="7" w16cid:durableId="422652756">
-    <w:abstractNumId w:val="28"/>
+  <w:num w:numId="7" w16cid:durableId="1037697809">
+    <w:abstractNumId w:val="11"/>
   </w:num>
-  <w:num w:numId="8" w16cid:durableId="2044285197">
-    <w:abstractNumId w:val="43"/>
-  </w:num>
-  <w:num w:numId="9" w16cid:durableId="1331375873">
-    <w:abstractNumId w:val="35"/>
-  </w:num>
-  <w:num w:numId="10" w16cid:durableId="1007635428">
-    <w:abstractNumId w:val="23"/>
-  </w:num>
-  <w:num w:numId="11" w16cid:durableId="577444883">
-    <w:abstractNumId w:val="37"/>
-  </w:num>
-  <w:num w:numId="12" w16cid:durableId="2130123675">
-    <w:abstractNumId w:val="15"/>
-  </w:num>
-  <w:num w:numId="13" w16cid:durableId="626937903">
-    <w:abstractNumId w:val="38"/>
-  </w:num>
-  <w:num w:numId="14" w16cid:durableId="1614284566">
-    <w:abstractNumId w:val="4"/>
-  </w:num>
-  <w:num w:numId="15" w16cid:durableId="782771837">
-    <w:abstractNumId w:val="27"/>
-  </w:num>
-  <w:num w:numId="16" w16cid:durableId="561796760">
-    <w:abstractNumId w:val="26"/>
-  </w:num>
-  <w:num w:numId="17" w16cid:durableId="1069957647">
-    <w:abstractNumId w:val="20"/>
-  </w:num>
-  <w:num w:numId="18" w16cid:durableId="660620081">
-    <w:abstractNumId w:val="40"/>
-  </w:num>
-  <w:num w:numId="19" w16cid:durableId="458690682">
-    <w:abstractNumId w:val="21"/>
-  </w:num>
-  <w:num w:numId="20" w16cid:durableId="989289799">
-    <w:abstractNumId w:val="13"/>
-  </w:num>
-  <w:num w:numId="21" w16cid:durableId="1485925867">
-    <w:abstractNumId w:val="19"/>
-  </w:num>
-  <w:num w:numId="22" w16cid:durableId="989941812">
+  <w:num w:numId="8" w16cid:durableId="635765863">
     <w:abstractNumId w:val="6"/>
   </w:num>
-  <w:num w:numId="23" w16cid:durableId="1911647935">
-    <w:abstractNumId w:val="33"/>
+  <w:num w:numId="9" w16cid:durableId="978456869">
+    <w:abstractNumId w:val="0"/>
   </w:num>
-  <w:num w:numId="24" w16cid:durableId="1416634831">
-    <w:abstractNumId w:val="8"/>
+  <w:num w:numId="10" w16cid:durableId="2000424374">
+    <w:abstractNumId w:val="9"/>
   </w:num>
-  <w:num w:numId="25" w16cid:durableId="1546987035">
-    <w:abstractNumId w:val="34"/>
-  </w:num>
-  <w:num w:numId="26" w16cid:durableId="620456174">
-    <w:abstractNumId w:val="17"/>
-  </w:num>
-  <w:num w:numId="27" w16cid:durableId="1856649708">
-    <w:abstractNumId w:val="30"/>
-  </w:num>
-  <w:num w:numId="28" w16cid:durableId="255869644">
-    <w:abstractNumId w:val="32"/>
-  </w:num>
-  <w:num w:numId="29" w16cid:durableId="2129346816">
-    <w:abstractNumId w:val="25"/>
-  </w:num>
-  <w:num w:numId="30" w16cid:durableId="1753039102">
+  <w:num w:numId="11" w16cid:durableId="1264345142">
     <w:abstractNumId w:val="7"/>
   </w:num>
-  <w:num w:numId="31" w16cid:durableId="1332106259">
-    <w:abstractNumId w:val="10"/>
-  </w:num>
-  <w:num w:numId="32" w16cid:durableId="534730020">
-    <w:abstractNumId w:val="41"/>
-  </w:num>
-  <w:num w:numId="33" w16cid:durableId="1963268880">
-    <w:abstractNumId w:val="18"/>
-  </w:num>
-  <w:num w:numId="34" w16cid:durableId="1050108390">
-    <w:abstractNumId w:val="42"/>
-  </w:num>
-  <w:num w:numId="35" w16cid:durableId="1937710203">
-    <w:abstractNumId w:val="24"/>
-  </w:num>
-  <w:num w:numId="36" w16cid:durableId="1478064557">
+  <w:num w:numId="12" w16cid:durableId="234899495">
     <w:abstractNumId w:val="5"/>
   </w:num>
-  <w:num w:numId="37" w16cid:durableId="1321733241">
-    <w:abstractNumId w:val="11"/>
-  </w:num>
-  <w:num w:numId="38" w16cid:durableId="705838608">
-    <w:abstractNumId w:val="9"/>
-  </w:num>
-  <w:num w:numId="39" w16cid:durableId="600532507">
-    <w:abstractNumId w:val="3"/>
-  </w:num>
-  <w:num w:numId="40" w16cid:durableId="197158068">
-    <w:abstractNumId w:val="36"/>
-  </w:num>
-  <w:num w:numId="41" w16cid:durableId="1037697809">
-    <w:abstractNumId w:val="39"/>
-  </w:num>
-  <w:num w:numId="42" w16cid:durableId="635765863">
-    <w:abstractNumId w:val="22"/>
-  </w:num>
-  <w:num w:numId="43" w16cid:durableId="978456869">
-    <w:abstractNumId w:val="0"/>
-  </w:num>
-  <w:num w:numId="44" w16cid:durableId="2000424374">
-    <w:abstractNumId w:val="31"/>
-  </w:num>
+  <w:numIdMacAtCleanup w:val="12"/>
 </w:numbering>
 </file>
 
